--- a/skripsi bab 1-3  (1) (1).docx
+++ b/skripsi bab 1-3  (1) (1).docx
@@ -700,7 +700,22 @@
           <w:rFonts w:ascii="Times New Roman" w:hAnsi="Times New Roman" w:cs="Times New Roman"/>
           <w:lang w:val="es-ES"/>
         </w:rPr>
-        <w:t>Gambaran rata-rata nilai perusahaan (PBV) perusahaan manufaktur terindeks LQ45 yang terdaftar di BEI periode 2021-2025 dapat dilihat pada grafik berikut:</w:t>
+        <w:t xml:space="preserve">Gambaran rata-rata nilai perusahaan (PBV) perusahaan manufaktur terindeks LQ45 yang terdaftar di BEI periode 2021-2025 dapat dilihat pada </w:t>
+      </w:r>
+      <w:commentRangeStart w:id="5"/>
+      <w:r>
+        <w:rPr>
+          <w:rFonts w:ascii="Times New Roman" w:hAnsi="Times New Roman" w:cs="Times New Roman"/>
+          <w:lang w:val="es-ES"/>
+        </w:rPr>
+        <w:t>grafik berikut:</w:t>
+      </w:r>
+      <w:commentRangeEnd w:id="5"/>
+      <w:r>
+        <w:rPr>
+          <w:rStyle w:val="CommentReference"/>
+        </w:rPr>
+        <w:commentReference w:id="5"/>
       </w:r>
     </w:p>
     <w:p>
@@ -726,7 +741,7 @@
             <wp:docPr id="2137121104" name="Chart 1">
               <a:extLst xmlns:a="http://schemas.openxmlformats.org/drawingml/2006/main">
                 <a:ext uri="{FF2B5EF4-FFF2-40B4-BE49-F238E27FC236}">
-                  <a16:creationId xmlns:a16="http://schemas.microsoft.com/office/drawing/2014/main" xmlns:w16se="http://schemas.microsoft.com/office/word/2015/wordml/symex" xmlns:w16sdtfl="http://schemas.microsoft.com/office/word/2024/wordml/sdtformatlock" xmlns:w16sdtdh="http://schemas.microsoft.com/office/word/2020/wordml/sdtdatahash" xmlns:w16du="http://schemas.microsoft.com/office/word/2023/wordml/word16du" xmlns:w16="http://schemas.microsoft.com/office/word/2018/wordml" xmlns:w16cid="http://schemas.microsoft.com/office/word/2016/wordml/cid" xmlns:w16cex="http://schemas.microsoft.com/office/word/2018/wordml/cex" xmlns:w15="http://schemas.microsoft.com/office/word/2012/wordml" xmlns:w="http://schemas.openxmlformats.org/wordprocessingml/2006/main" xmlns:w10="urn:schemas-microsoft-com:office:word" xmlns:v="urn:schemas-microsoft-com:vml" xmlns:oel="http://schemas.microsoft.com/office/2019/extlst" xmlns:o="urn:schemas-microsoft-com:office:office" xmlns:am3d="http://schemas.microsoft.com/office/drawing/2017/model3d" xmlns:aink="http://schemas.microsoft.com/office/drawing/2016/ink" xmlns:cx8="http://schemas.microsoft.com/office/drawing/2016/5/14/chartex" xmlns:cx7="http://schemas.microsoft.com/office/drawing/2016/5/13/chartex" xmlns:cx6="http://schemas.microsoft.com/office/drawing/2016/5/12/chartex" xmlns:cx5="http://schemas.microsoft.com/office/drawing/2016/5/11/chartex" xmlns:cx4="http://schemas.microsoft.com/office/drawing/2016/5/10/chartex" xmlns:cx3="http://schemas.microsoft.com/office/drawing/2016/5/9/chartex" xmlns:cx2="http://schemas.microsoft.com/office/drawing/2015/10/21/chartex" xmlns:cx1="http://schemas.microsoft.com/office/drawing/2015/9/8/chartex" xmlns:cx="http://schemas.microsoft.com/office/drawing/2014/chartex" xmlns="" id="{D88E8380-3AD1-F299-A75B-718AC4D62463}"/>
+                  <a16:creationId xmlns="" xmlns:cx="http://schemas.microsoft.com/office/drawing/2014/chartex" xmlns:cx1="http://schemas.microsoft.com/office/drawing/2015/9/8/chartex" xmlns:cx2="http://schemas.microsoft.com/office/drawing/2015/10/21/chartex" xmlns:cx3="http://schemas.microsoft.com/office/drawing/2016/5/9/chartex" xmlns:cx4="http://schemas.microsoft.com/office/drawing/2016/5/10/chartex" xmlns:cx5="http://schemas.microsoft.com/office/drawing/2016/5/11/chartex" xmlns:cx6="http://schemas.microsoft.com/office/drawing/2016/5/12/chartex" xmlns:cx7="http://schemas.microsoft.com/office/drawing/2016/5/13/chartex" xmlns:cx8="http://schemas.microsoft.com/office/drawing/2016/5/14/chartex" xmlns:aink="http://schemas.microsoft.com/office/drawing/2016/ink" xmlns:am3d="http://schemas.microsoft.com/office/drawing/2017/model3d" xmlns:o="urn:schemas-microsoft-com:office:office" xmlns:oel="http://schemas.microsoft.com/office/2019/extlst" xmlns:v="urn:schemas-microsoft-com:vml" xmlns:w10="urn:schemas-microsoft-com:office:word" xmlns:w="http://schemas.openxmlformats.org/wordprocessingml/2006/main" xmlns:w15="http://schemas.microsoft.com/office/word/2012/wordml" xmlns:w16cex="http://schemas.microsoft.com/office/word/2018/wordml/cex" xmlns:w16cid="http://schemas.microsoft.com/office/word/2016/wordml/cid" xmlns:w16="http://schemas.microsoft.com/office/word/2018/wordml" xmlns:w16du="http://schemas.microsoft.com/office/word/2023/wordml/word16du" xmlns:w16sdtdh="http://schemas.microsoft.com/office/word/2020/wordml/sdtdatahash" xmlns:w16sdtfl="http://schemas.microsoft.com/office/word/2024/wordml/sdtformatlock" xmlns:w16se="http://schemas.microsoft.com/office/word/2015/wordml/symex" xmlns:a16="http://schemas.microsoft.com/office/drawing/2014/main" id="{D88E8380-3AD1-F299-A75B-718AC4D62463}"/>
                 </a:ext>
               </a:extLst>
             </wp:docPr>
@@ -753,7 +768,7 @@
           <w:lang w:val="es-ES"/>
         </w:rPr>
       </w:pPr>
-      <w:commentRangeStart w:id="5"/>
+      <w:commentRangeStart w:id="7"/>
       <w:proofErr w:type="gramStart"/>
       <w:r>
         <w:rPr>
@@ -774,12 +789,12 @@
         </w:rPr>
         <w:t xml:space="preserve"> Olah Data</w:t>
       </w:r>
-      <w:commentRangeEnd w:id="5"/>
+      <w:commentRangeEnd w:id="7"/>
       <w:r>
         <w:rPr>
           <w:rStyle w:val="CommentReference"/>
         </w:rPr>
-        <w:commentReference w:id="5"/>
+        <w:commentReference w:id="7"/>
       </w:r>
     </w:p>
     <w:p>
@@ -800,7 +815,7 @@
         </w:rPr>
         <w:t xml:space="preserve">Berdasarkan grafik rata-rata </w:t>
       </w:r>
-      <w:commentRangeStart w:id="6"/>
+      <w:commentRangeStart w:id="8"/>
       <w:r>
         <w:rPr>
           <w:rFonts w:ascii="Times New Roman" w:hAnsi="Times New Roman" w:cs="Times New Roman"/>
@@ -808,12 +823,12 @@
         </w:rPr>
         <w:t xml:space="preserve">Price to Book Value </w:t>
       </w:r>
-      <w:commentRangeEnd w:id="6"/>
+      <w:commentRangeEnd w:id="8"/>
       <w:r>
         <w:rPr>
           <w:rStyle w:val="CommentReference"/>
         </w:rPr>
-        <w:commentReference w:id="6"/>
+        <w:commentReference w:id="8"/>
       </w:r>
       <w:r>
         <w:rPr>
@@ -862,7 +877,7 @@
         <w:lastRenderedPageBreak/>
         <w:t xml:space="preserve">Berdasarkan grafik, rata-rata </w:t>
       </w:r>
-      <w:commentRangeStart w:id="7"/>
+      <w:commentRangeStart w:id="9"/>
       <w:r>
         <w:rPr>
           <w:rFonts w:ascii="Times New Roman" w:hAnsi="Times New Roman" w:cs="Times New Roman"/>
@@ -870,12 +885,12 @@
         </w:rPr>
         <w:t>Price to Book Value</w:t>
       </w:r>
-      <w:commentRangeEnd w:id="7"/>
+      <w:commentRangeEnd w:id="9"/>
       <w:r>
         <w:rPr>
           <w:rStyle w:val="CommentReference"/>
         </w:rPr>
-        <w:commentReference w:id="7"/>
+        <w:commentReference w:id="9"/>
       </w:r>
       <w:r>
         <w:rPr>
@@ -890,19 +905,19 @@
         </w:rPr>
         <w:t xml:space="preserve">Secara empiris, hasil penelitian mengenai pengaruh </w:t>
       </w:r>
-      <w:commentRangeStart w:id="8"/>
+      <w:commentRangeStart w:id="10"/>
       <w:r>
         <w:rPr>
           <w:rFonts w:ascii="Times New Roman" w:hAnsi="Times New Roman" w:cs="Times New Roman"/>
         </w:rPr>
         <w:t xml:space="preserve">Return on Asset </w:t>
       </w:r>
-      <w:commentRangeEnd w:id="8"/>
+      <w:commentRangeEnd w:id="10"/>
       <w:r>
         <w:rPr>
           <w:rStyle w:val="CommentReference"/>
         </w:rPr>
-        <w:commentReference w:id="8"/>
+        <w:commentReference w:id="10"/>
       </w:r>
       <w:r>
         <w:rPr>
@@ -910,19 +925,19 @@
         </w:rPr>
         <w:t xml:space="preserve">(ROA), </w:t>
       </w:r>
-      <w:commentRangeStart w:id="9"/>
+      <w:commentRangeStart w:id="11"/>
       <w:r>
         <w:rPr>
           <w:rFonts w:ascii="Times New Roman" w:hAnsi="Times New Roman" w:cs="Times New Roman"/>
         </w:rPr>
         <w:t>Dividend Payout Ratio</w:t>
       </w:r>
-      <w:commentRangeEnd w:id="9"/>
+      <w:commentRangeEnd w:id="11"/>
       <w:r>
         <w:rPr>
           <w:rStyle w:val="CommentReference"/>
         </w:rPr>
-        <w:commentReference w:id="9"/>
+        <w:commentReference w:id="11"/>
       </w:r>
       <w:r>
         <w:rPr>
@@ -930,19 +945,19 @@
         </w:rPr>
         <w:t xml:space="preserve"> (DPR</w:t>
       </w:r>
-      <w:commentRangeStart w:id="10"/>
+      <w:commentRangeStart w:id="12"/>
       <w:r>
         <w:rPr>
           <w:rFonts w:ascii="Times New Roman" w:hAnsi="Times New Roman" w:cs="Times New Roman"/>
         </w:rPr>
         <w:t xml:space="preserve">), Current Ratio </w:t>
       </w:r>
-      <w:commentRangeEnd w:id="10"/>
+      <w:commentRangeEnd w:id="12"/>
       <w:r>
         <w:rPr>
           <w:rStyle w:val="CommentReference"/>
         </w:rPr>
-        <w:commentReference w:id="10"/>
+        <w:commentReference w:id="12"/>
       </w:r>
       <w:r>
         <w:rPr>
@@ -950,19 +965,19 @@
         </w:rPr>
         <w:t xml:space="preserve">(CR), dan </w:t>
       </w:r>
-      <w:commentRangeStart w:id="11"/>
+      <w:commentRangeStart w:id="13"/>
       <w:r>
         <w:rPr>
           <w:rFonts w:ascii="Times New Roman" w:hAnsi="Times New Roman" w:cs="Times New Roman"/>
         </w:rPr>
         <w:t xml:space="preserve">Debt to Asset Ratio </w:t>
       </w:r>
-      <w:commentRangeEnd w:id="11"/>
+      <w:commentRangeEnd w:id="13"/>
       <w:r>
         <w:rPr>
           <w:rStyle w:val="CommentReference"/>
         </w:rPr>
-        <w:commentReference w:id="11"/>
+        <w:commentReference w:id="13"/>
       </w:r>
       <w:r>
         <w:rPr>
@@ -1013,19 +1028,19 @@
         </w:rPr>
         <w:t xml:space="preserve">menunjukkan bahwa </w:t>
       </w:r>
-      <w:commentRangeStart w:id="12"/>
+      <w:commentRangeStart w:id="14"/>
       <w:r>
         <w:rPr>
           <w:rFonts w:ascii="Times New Roman" w:hAnsi="Times New Roman" w:cs="Times New Roman"/>
         </w:rPr>
         <w:t xml:space="preserve">Dividend Payout Ratio </w:t>
       </w:r>
-      <w:commentRangeEnd w:id="12"/>
+      <w:commentRangeEnd w:id="14"/>
       <w:r>
         <w:rPr>
           <w:rStyle w:val="CommentReference"/>
         </w:rPr>
-        <w:commentReference w:id="12"/>
+        <w:commentReference w:id="14"/>
       </w:r>
       <w:r>
         <w:rPr>
@@ -1090,19 +1105,19 @@
         </w:rPr>
         <w:t xml:space="preserve"> pada perusahaan manufaktur menemukan bahwa </w:t>
       </w:r>
-      <w:commentRangeStart w:id="13"/>
+      <w:commentRangeStart w:id="15"/>
       <w:r>
         <w:rPr>
           <w:rFonts w:ascii="Times New Roman" w:hAnsi="Times New Roman" w:cs="Times New Roman"/>
         </w:rPr>
         <w:t xml:space="preserve">Dividend Payout Ratio </w:t>
       </w:r>
-      <w:commentRangeEnd w:id="13"/>
+      <w:commentRangeEnd w:id="15"/>
       <w:r>
         <w:rPr>
           <w:rStyle w:val="CommentReference"/>
         </w:rPr>
-        <w:commentReference w:id="13"/>
+        <w:commentReference w:id="15"/>
       </w:r>
       <w:r>
         <w:rPr>
@@ -1117,19 +1132,19 @@
         </w:rPr>
         <w:t xml:space="preserve">Perbedaan temuan penelitian ini menunjukkan adanya kesenjangan penelitian yang berkelanjutan mengenai pengaruh </w:t>
       </w:r>
-      <w:commentRangeStart w:id="14"/>
+      <w:commentRangeStart w:id="16"/>
       <w:r>
         <w:rPr>
           <w:rFonts w:ascii="Times New Roman" w:hAnsi="Times New Roman" w:cs="Times New Roman"/>
         </w:rPr>
         <w:t xml:space="preserve">Dividend Payout Ratio </w:t>
       </w:r>
-      <w:commentRangeEnd w:id="14"/>
+      <w:commentRangeEnd w:id="16"/>
       <w:r>
         <w:rPr>
           <w:rStyle w:val="CommentReference"/>
         </w:rPr>
-        <w:commentReference w:id="14"/>
+        <w:commentReference w:id="16"/>
       </w:r>
       <w:r>
         <w:rPr>
@@ -1168,7 +1183,7 @@
           <w:lang w:val="es-ES"/>
         </w:rPr>
       </w:pPr>
-      <w:commentRangeStart w:id="15"/>
+      <w:commentRangeStart w:id="17"/>
       <w:r>
         <w:rPr>
           <w:rFonts w:ascii="Times New Roman" w:hAnsi="Times New Roman" w:cs="Times New Roman"/>
@@ -1176,12 +1191,12 @@
         </w:rPr>
         <w:t xml:space="preserve">Return on Assets </w:t>
       </w:r>
-      <w:commentRangeEnd w:id="15"/>
+      <w:commentRangeEnd w:id="17"/>
       <w:r>
         <w:rPr>
           <w:rStyle w:val="CommentReference"/>
         </w:rPr>
-        <w:commentReference w:id="15"/>
+        <w:commentReference w:id="17"/>
       </w:r>
       <w:r>
         <w:rPr>
@@ -1198,7 +1213,7 @@
         <w:lastRenderedPageBreak/>
         <w:t xml:space="preserve">nilai ROA, semakin baik kemampuan perusahaan dalam memanfaatkan asetnya secara efisien, sehingga mencerminkan kinerja keuangan yang baik. </w:t>
       </w:r>
-      <w:commentRangeStart w:id="16"/>
+      <w:commentRangeStart w:id="18"/>
       <w:r>
         <w:rPr>
           <w:rFonts w:ascii="Times New Roman" w:hAnsi="Times New Roman" w:cs="Times New Roman"/>
@@ -1206,12 +1221,12 @@
         </w:rPr>
         <w:t xml:space="preserve">Return on Assets </w:t>
       </w:r>
-      <w:commentRangeEnd w:id="16"/>
+      <w:commentRangeEnd w:id="18"/>
       <w:r>
         <w:rPr>
           <w:rStyle w:val="CommentReference"/>
         </w:rPr>
-        <w:commentReference w:id="16"/>
+        <w:commentReference w:id="18"/>
       </w:r>
       <w:r>
         <w:rPr>
@@ -1316,7 +1331,7 @@
             <wp:docPr id="1434537326" name="Bagan 1">
               <a:extLst xmlns:a="http://schemas.openxmlformats.org/drawingml/2006/main">
                 <a:ext uri="{FF2B5EF4-FFF2-40B4-BE49-F238E27FC236}">
-                  <a16:creationId xmlns:a16="http://schemas.microsoft.com/office/drawing/2014/main" xmlns:w16se="http://schemas.microsoft.com/office/word/2015/wordml/symex" xmlns:w16sdtfl="http://schemas.microsoft.com/office/word/2024/wordml/sdtformatlock" xmlns:w16sdtdh="http://schemas.microsoft.com/office/word/2020/wordml/sdtdatahash" xmlns:w16du="http://schemas.microsoft.com/office/word/2023/wordml/word16du" xmlns:w16="http://schemas.microsoft.com/office/word/2018/wordml" xmlns:w16cid="http://schemas.microsoft.com/office/word/2016/wordml/cid" xmlns:w16cex="http://schemas.microsoft.com/office/word/2018/wordml/cex" xmlns:w15="http://schemas.microsoft.com/office/word/2012/wordml" xmlns:w="http://schemas.openxmlformats.org/wordprocessingml/2006/main" xmlns:w10="urn:schemas-microsoft-com:office:word" xmlns:v="urn:schemas-microsoft-com:vml" xmlns:oel="http://schemas.microsoft.com/office/2019/extlst" xmlns:o="urn:schemas-microsoft-com:office:office" xmlns:am3d="http://schemas.microsoft.com/office/drawing/2017/model3d" xmlns:aink="http://schemas.microsoft.com/office/drawing/2016/ink" xmlns:cx8="http://schemas.microsoft.com/office/drawing/2016/5/14/chartex" xmlns:cx7="http://schemas.microsoft.com/office/drawing/2016/5/13/chartex" xmlns:cx6="http://schemas.microsoft.com/office/drawing/2016/5/12/chartex" xmlns:cx5="http://schemas.microsoft.com/office/drawing/2016/5/11/chartex" xmlns:cx4="http://schemas.microsoft.com/office/drawing/2016/5/10/chartex" xmlns:cx3="http://schemas.microsoft.com/office/drawing/2016/5/9/chartex" xmlns:cx2="http://schemas.microsoft.com/office/drawing/2015/10/21/chartex" xmlns:cx1="http://schemas.microsoft.com/office/drawing/2015/9/8/chartex" xmlns:cx="http://schemas.microsoft.com/office/drawing/2014/chartex" xmlns="" id="{584E8053-7494-0CEF-C20E-997829AAF0C2}"/>
+                  <a16:creationId xmlns="" xmlns:cx="http://schemas.microsoft.com/office/drawing/2014/chartex" xmlns:cx1="http://schemas.microsoft.com/office/drawing/2015/9/8/chartex" xmlns:cx2="http://schemas.microsoft.com/office/drawing/2015/10/21/chartex" xmlns:cx3="http://schemas.microsoft.com/office/drawing/2016/5/9/chartex" xmlns:cx4="http://schemas.microsoft.com/office/drawing/2016/5/10/chartex" xmlns:cx5="http://schemas.microsoft.com/office/drawing/2016/5/11/chartex" xmlns:cx6="http://schemas.microsoft.com/office/drawing/2016/5/12/chartex" xmlns:cx7="http://schemas.microsoft.com/office/drawing/2016/5/13/chartex" xmlns:cx8="http://schemas.microsoft.com/office/drawing/2016/5/14/chartex" xmlns:aink="http://schemas.microsoft.com/office/drawing/2016/ink" xmlns:am3d="http://schemas.microsoft.com/office/drawing/2017/model3d" xmlns:o="urn:schemas-microsoft-com:office:office" xmlns:oel="http://schemas.microsoft.com/office/2019/extlst" xmlns:v="urn:schemas-microsoft-com:vml" xmlns:w10="urn:schemas-microsoft-com:office:word" xmlns:w="http://schemas.openxmlformats.org/wordprocessingml/2006/main" xmlns:w15="http://schemas.microsoft.com/office/word/2012/wordml" xmlns:w16cex="http://schemas.microsoft.com/office/word/2018/wordml/cex" xmlns:w16cid="http://schemas.microsoft.com/office/word/2016/wordml/cid" xmlns:w16="http://schemas.microsoft.com/office/word/2018/wordml" xmlns:w16du="http://schemas.microsoft.com/office/word/2023/wordml/word16du" xmlns:w16sdtdh="http://schemas.microsoft.com/office/word/2020/wordml/sdtdatahash" xmlns:w16sdtfl="http://schemas.microsoft.com/office/word/2024/wordml/sdtformatlock" xmlns:w16se="http://schemas.microsoft.com/office/word/2015/wordml/symex" xmlns:a16="http://schemas.microsoft.com/office/drawing/2014/main" id="{584E8053-7494-0CEF-C20E-997829AAF0C2}"/>
                 </a:ext>
               </a:extLst>
             </wp:docPr>
@@ -1342,7 +1357,7 @@
           <w:szCs w:val="20"/>
         </w:rPr>
       </w:pPr>
-      <w:commentRangeStart w:id="17"/>
+      <w:commentRangeStart w:id="19"/>
       <w:proofErr w:type="gramStart"/>
       <w:r>
         <w:rPr>
@@ -1361,12 +1376,12 @@
         </w:rPr>
         <w:t xml:space="preserve"> Olah Data</w:t>
       </w:r>
-      <w:commentRangeEnd w:id="17"/>
+      <w:commentRangeEnd w:id="19"/>
       <w:r>
         <w:rPr>
           <w:rStyle w:val="CommentReference"/>
         </w:rPr>
-        <w:commentReference w:id="17"/>
+        <w:commentReference w:id="19"/>
       </w:r>
     </w:p>
     <w:p>
@@ -1386,19 +1401,19 @@
         </w:rPr>
         <w:t xml:space="preserve">Berdasarkan grafik </w:t>
       </w:r>
-      <w:commentRangeStart w:id="18"/>
+      <w:commentRangeStart w:id="20"/>
       <w:r>
         <w:rPr>
           <w:rFonts w:ascii="Times New Roman" w:hAnsi="Times New Roman" w:cs="Times New Roman"/>
         </w:rPr>
         <w:t>Return on Assets</w:t>
       </w:r>
-      <w:commentRangeEnd w:id="18"/>
+      <w:commentRangeEnd w:id="20"/>
       <w:r>
         <w:rPr>
           <w:rStyle w:val="CommentReference"/>
         </w:rPr>
-        <w:commentReference w:id="18"/>
+        <w:commentReference w:id="20"/>
       </w:r>
       <w:r>
         <w:rPr>
@@ -1453,7 +1468,7 @@
         </w:rPr>
         <w:t xml:space="preserve">Berdasarkan grafik </w:t>
       </w:r>
-      <w:commentRangeStart w:id="19"/>
+      <w:commentRangeStart w:id="21"/>
       <w:r>
         <w:rPr>
           <w:rFonts w:ascii="Times New Roman" w:hAnsi="Times New Roman" w:cs="Times New Roman"/>
@@ -1461,12 +1476,12 @@
         </w:rPr>
         <w:t xml:space="preserve">Return on Assets </w:t>
       </w:r>
-      <w:commentRangeEnd w:id="19"/>
+      <w:commentRangeEnd w:id="21"/>
       <w:r>
         <w:rPr>
           <w:rStyle w:val="CommentReference"/>
         </w:rPr>
-        <w:commentReference w:id="19"/>
+        <w:commentReference w:id="21"/>
       </w:r>
       <w:r>
         <w:rPr>
@@ -1475,7 +1490,7 @@
         </w:rPr>
         <w:t xml:space="preserve">(ROA) untuk perusahaan manufaktur yang diindeks LQ45 untuk periode 2021–2025, ROA berfluktuasi dengan rata-rata 7,97%. Pada tahun 2021, ROA adalah 6,74%, kemudian meningkat menjadi 8,75% pada tahun 2022, menurun menjadi 7,54% pada tahun 2023 dan 6,74% pada tahun 2024, sebelum meningkat signifikan lagi menjadi 10,08% pada tahun 2025. Fluktuasi ini menunjukkan bahwa kemampuan perusahaan untuk menghasilkan keuntungan melalui pemanfaatan aset tidak stabil, sehingga mengakibatkan perubahan efektivitas manajemen aset dari waktu ke waktu. Secara empiris, penelitian tentang pengaruh </w:t>
       </w:r>
-      <w:commentRangeStart w:id="20"/>
+      <w:commentRangeStart w:id="22"/>
       <w:r>
         <w:rPr>
           <w:rFonts w:ascii="Times New Roman" w:hAnsi="Times New Roman" w:cs="Times New Roman"/>
@@ -1483,12 +1498,12 @@
         </w:rPr>
         <w:t xml:space="preserve">Return on Assets </w:t>
       </w:r>
-      <w:commentRangeEnd w:id="20"/>
+      <w:commentRangeEnd w:id="22"/>
       <w:r>
         <w:rPr>
           <w:rStyle w:val="CommentReference"/>
         </w:rPr>
-        <w:commentReference w:id="20"/>
+        <w:commentReference w:id="22"/>
       </w:r>
       <w:r>
         <w:rPr>
@@ -1583,7 +1598,7 @@
         </w:rPr>
         <w:t xml:space="preserve"> menemukan bahwa </w:t>
       </w:r>
-      <w:commentRangeStart w:id="21"/>
+      <w:commentRangeStart w:id="23"/>
       <w:r>
         <w:rPr>
           <w:rFonts w:ascii="Times New Roman" w:hAnsi="Times New Roman" w:cs="Times New Roman"/>
@@ -1591,12 +1606,12 @@
         </w:rPr>
         <w:t>Return on Assets</w:t>
       </w:r>
-      <w:commentRangeEnd w:id="21"/>
+      <w:commentRangeEnd w:id="23"/>
       <w:r>
         <w:rPr>
           <w:rStyle w:val="CommentReference"/>
         </w:rPr>
-        <w:commentReference w:id="21"/>
+        <w:commentReference w:id="23"/>
       </w:r>
       <w:r>
         <w:rPr>
@@ -1748,7 +1763,7 @@
             <wp:docPr id="1881072819" name="Bagan 1">
               <a:extLst xmlns:a="http://schemas.openxmlformats.org/drawingml/2006/main">
                 <a:ext uri="{FF2B5EF4-FFF2-40B4-BE49-F238E27FC236}">
-                  <a16:creationId xmlns:a16="http://schemas.microsoft.com/office/drawing/2014/main" xmlns:w16se="http://schemas.microsoft.com/office/word/2015/wordml/symex" xmlns:w16sdtfl="http://schemas.microsoft.com/office/word/2024/wordml/sdtformatlock" xmlns:w16sdtdh="http://schemas.microsoft.com/office/word/2020/wordml/sdtdatahash" xmlns:w16du="http://schemas.microsoft.com/office/word/2023/wordml/word16du" xmlns:w16="http://schemas.microsoft.com/office/word/2018/wordml" xmlns:w16cid="http://schemas.microsoft.com/office/word/2016/wordml/cid" xmlns:w16cex="http://schemas.microsoft.com/office/word/2018/wordml/cex" xmlns:w15="http://schemas.microsoft.com/office/word/2012/wordml" xmlns:w="http://schemas.openxmlformats.org/wordprocessingml/2006/main" xmlns:w10="urn:schemas-microsoft-com:office:word" xmlns:v="urn:schemas-microsoft-com:vml" xmlns:oel="http://schemas.microsoft.com/office/2019/extlst" xmlns:o="urn:schemas-microsoft-com:office:office" xmlns:am3d="http://schemas.microsoft.com/office/drawing/2017/model3d" xmlns:aink="http://schemas.microsoft.com/office/drawing/2016/ink" xmlns:cx8="http://schemas.microsoft.com/office/drawing/2016/5/14/chartex" xmlns:cx7="http://schemas.microsoft.com/office/drawing/2016/5/13/chartex" xmlns:cx6="http://schemas.microsoft.com/office/drawing/2016/5/12/chartex" xmlns:cx5="http://schemas.microsoft.com/office/drawing/2016/5/11/chartex" xmlns:cx4="http://schemas.microsoft.com/office/drawing/2016/5/10/chartex" xmlns:cx3="http://schemas.microsoft.com/office/drawing/2016/5/9/chartex" xmlns:cx2="http://schemas.microsoft.com/office/drawing/2015/10/21/chartex" xmlns:cx1="http://schemas.microsoft.com/office/drawing/2015/9/8/chartex" xmlns:cx="http://schemas.microsoft.com/office/drawing/2014/chartex" xmlns="" id="{2116FB7B-F616-1B83-A5AF-D79C98B976EA}"/>
+                  <a16:creationId xmlns="" xmlns:cx="http://schemas.microsoft.com/office/drawing/2014/chartex" xmlns:cx1="http://schemas.microsoft.com/office/drawing/2015/9/8/chartex" xmlns:cx2="http://schemas.microsoft.com/office/drawing/2015/10/21/chartex" xmlns:cx3="http://schemas.microsoft.com/office/drawing/2016/5/9/chartex" xmlns:cx4="http://schemas.microsoft.com/office/drawing/2016/5/10/chartex" xmlns:cx5="http://schemas.microsoft.com/office/drawing/2016/5/11/chartex" xmlns:cx6="http://schemas.microsoft.com/office/drawing/2016/5/12/chartex" xmlns:cx7="http://schemas.microsoft.com/office/drawing/2016/5/13/chartex" xmlns:cx8="http://schemas.microsoft.com/office/drawing/2016/5/14/chartex" xmlns:aink="http://schemas.microsoft.com/office/drawing/2016/ink" xmlns:am3d="http://schemas.microsoft.com/office/drawing/2017/model3d" xmlns:o="urn:schemas-microsoft-com:office:office" xmlns:oel="http://schemas.microsoft.com/office/2019/extlst" xmlns:v="urn:schemas-microsoft-com:vml" xmlns:w10="urn:schemas-microsoft-com:office:word" xmlns:w="http://schemas.openxmlformats.org/wordprocessingml/2006/main" xmlns:w15="http://schemas.microsoft.com/office/word/2012/wordml" xmlns:w16cex="http://schemas.microsoft.com/office/word/2018/wordml/cex" xmlns:w16cid="http://schemas.microsoft.com/office/word/2016/wordml/cid" xmlns:w16="http://schemas.microsoft.com/office/word/2018/wordml" xmlns:w16du="http://schemas.microsoft.com/office/word/2023/wordml/word16du" xmlns:w16sdtdh="http://schemas.microsoft.com/office/word/2020/wordml/sdtdatahash" xmlns:w16sdtfl="http://schemas.microsoft.com/office/word/2024/wordml/sdtformatlock" xmlns:w16se="http://schemas.microsoft.com/office/word/2015/wordml/symex" xmlns:a16="http://schemas.microsoft.com/office/drawing/2014/main" id="{2116FB7B-F616-1B83-A5AF-D79C98B976EA}"/>
                 </a:ext>
               </a:extLst>
             </wp:docPr>
@@ -1774,7 +1789,7 @@
           <w:lang w:val="es-ES"/>
         </w:rPr>
       </w:pPr>
-      <w:commentRangeStart w:id="22"/>
+      <w:commentRangeStart w:id="24"/>
       <w:proofErr w:type="gramStart"/>
       <w:r>
         <w:rPr>
@@ -1796,12 +1811,12 @@
         </w:rPr>
         <w:t xml:space="preserve"> Olah Data</w:t>
       </w:r>
-      <w:commentRangeEnd w:id="22"/>
+      <w:commentRangeEnd w:id="24"/>
       <w:r>
         <w:rPr>
           <w:rStyle w:val="CommentReference"/>
         </w:rPr>
-        <w:commentReference w:id="22"/>
+        <w:commentReference w:id="24"/>
       </w:r>
     </w:p>
     <w:p>
@@ -1841,7 +1856,7 @@
         </w:rPr>
         <w:t xml:space="preserve">Berdasarkan grafik Rasio Pembayaran Dividen (DPR) untuk perusahaan manufaktur yang diindeks LQ45 untuk periode 2021–2025 (Semester I), nilai DPR berfluktuasi dengan rata-rata 58,65%. Pada tahun 2021, DPR sebesar 49,83%, kemudian meningkat menjadi 70,49% pada tahun 2022, yang merupakan nilai tertinggi selama periode penelitian. Selanjutnya, DPR menurun menjadi 59,25% pada tahun 2023 dan kembali menurun menjadi 56,25% pada tahun 2024, sebelum sedikit meningkat menjadi 57,42% pada Semester I tahun 2025. Fluktuasi ini menunjukkan bahwa perusahaan menyesuaikan kebijakan dividen mereka sesuai dengan kondisi laba, kebutuhan pendanaan internal, dan strategi pertumbuhan. Namun, hasil penelitian mengenai pengaruh Rasio Pembayaran Dividen (DPR) terhadap harga saham masih menunjukkan hasil yang beragam. Penelitian oleh </w:t>
       </w:r>
-      <w:commentRangeStart w:id="23"/>
+      <w:commentRangeStart w:id="25"/>
       <w:r>
         <w:rPr>
           <w:rFonts w:ascii="Times New Roman" w:hAnsi="Times New Roman" w:cs="Times New Roman"/>
@@ -1857,12 +1872,12 @@
         <w:lastRenderedPageBreak/>
         <w:t xml:space="preserve">dan Siahaan (2024) </w:t>
       </w:r>
-      <w:commentRangeEnd w:id="23"/>
+      <w:commentRangeEnd w:id="25"/>
       <w:r>
         <w:rPr>
           <w:rStyle w:val="CommentReference"/>
         </w:rPr>
-        <w:commentReference w:id="23"/>
+        <w:commentReference w:id="25"/>
       </w:r>
       <w:r>
         <w:rPr>
@@ -2044,7 +2059,7 @@
             <wp:docPr id="852431585" name="Bagan 1">
               <a:extLst xmlns:a="http://schemas.openxmlformats.org/drawingml/2006/main">
                 <a:ext uri="{FF2B5EF4-FFF2-40B4-BE49-F238E27FC236}">
-                  <a16:creationId xmlns:a16="http://schemas.microsoft.com/office/drawing/2014/main" xmlns:w16se="http://schemas.microsoft.com/office/word/2015/wordml/symex" xmlns:w16sdtfl="http://schemas.microsoft.com/office/word/2024/wordml/sdtformatlock" xmlns:w16sdtdh="http://schemas.microsoft.com/office/word/2020/wordml/sdtdatahash" xmlns:w16du="http://schemas.microsoft.com/office/word/2023/wordml/word16du" xmlns:w16="http://schemas.microsoft.com/office/word/2018/wordml" xmlns:w16cid="http://schemas.microsoft.com/office/word/2016/wordml/cid" xmlns:w16cex="http://schemas.microsoft.com/office/word/2018/wordml/cex" xmlns:w15="http://schemas.microsoft.com/office/word/2012/wordml" xmlns:w="http://schemas.openxmlformats.org/wordprocessingml/2006/main" xmlns:w10="urn:schemas-microsoft-com:office:word" xmlns:v="urn:schemas-microsoft-com:vml" xmlns:oel="http://schemas.microsoft.com/office/2019/extlst" xmlns:o="urn:schemas-microsoft-com:office:office" xmlns:am3d="http://schemas.microsoft.com/office/drawing/2017/model3d" xmlns:aink="http://schemas.microsoft.com/office/drawing/2016/ink" xmlns:cx8="http://schemas.microsoft.com/office/drawing/2016/5/14/chartex" xmlns:cx7="http://schemas.microsoft.com/office/drawing/2016/5/13/chartex" xmlns:cx6="http://schemas.microsoft.com/office/drawing/2016/5/12/chartex" xmlns:cx5="http://schemas.microsoft.com/office/drawing/2016/5/11/chartex" xmlns:cx4="http://schemas.microsoft.com/office/drawing/2016/5/10/chartex" xmlns:cx3="http://schemas.microsoft.com/office/drawing/2016/5/9/chartex" xmlns:cx2="http://schemas.microsoft.com/office/drawing/2015/10/21/chartex" xmlns:cx1="http://schemas.microsoft.com/office/drawing/2015/9/8/chartex" xmlns:cx="http://schemas.microsoft.com/office/drawing/2014/chartex" xmlns="" id="{A5B19EFA-FE3C-EE43-CA39-DCDF01A32346}"/>
+                  <a16:creationId xmlns="" xmlns:cx="http://schemas.microsoft.com/office/drawing/2014/chartex" xmlns:cx1="http://schemas.microsoft.com/office/drawing/2015/9/8/chartex" xmlns:cx2="http://schemas.microsoft.com/office/drawing/2015/10/21/chartex" xmlns:cx3="http://schemas.microsoft.com/office/drawing/2016/5/9/chartex" xmlns:cx4="http://schemas.microsoft.com/office/drawing/2016/5/10/chartex" xmlns:cx5="http://schemas.microsoft.com/office/drawing/2016/5/11/chartex" xmlns:cx6="http://schemas.microsoft.com/office/drawing/2016/5/12/chartex" xmlns:cx7="http://schemas.microsoft.com/office/drawing/2016/5/13/chartex" xmlns:cx8="http://schemas.microsoft.com/office/drawing/2016/5/14/chartex" xmlns:aink="http://schemas.microsoft.com/office/drawing/2016/ink" xmlns:am3d="http://schemas.microsoft.com/office/drawing/2017/model3d" xmlns:o="urn:schemas-microsoft-com:office:office" xmlns:oel="http://schemas.microsoft.com/office/2019/extlst" xmlns:v="urn:schemas-microsoft-com:vml" xmlns:w10="urn:schemas-microsoft-com:office:word" xmlns:w="http://schemas.openxmlformats.org/wordprocessingml/2006/main" xmlns:w15="http://schemas.microsoft.com/office/word/2012/wordml" xmlns:w16cex="http://schemas.microsoft.com/office/word/2018/wordml/cex" xmlns:w16cid="http://schemas.microsoft.com/office/word/2016/wordml/cid" xmlns:w16="http://schemas.microsoft.com/office/word/2018/wordml" xmlns:w16du="http://schemas.microsoft.com/office/word/2023/wordml/word16du" xmlns:w16sdtdh="http://schemas.microsoft.com/office/word/2020/wordml/sdtdatahash" xmlns:w16sdtfl="http://schemas.microsoft.com/office/word/2024/wordml/sdtformatlock" xmlns:w16se="http://schemas.microsoft.com/office/word/2015/wordml/symex" xmlns:a16="http://schemas.microsoft.com/office/drawing/2014/main" id="{A5B19EFA-FE3C-EE43-CA39-DCDF01A32346}"/>
                 </a:ext>
               </a:extLst>
             </wp:docPr>
@@ -2071,7 +2086,7 @@
           <w:lang w:val="es-ES"/>
         </w:rPr>
       </w:pPr>
-      <w:commentRangeStart w:id="24"/>
+      <w:commentRangeStart w:id="26"/>
       <w:proofErr w:type="gramStart"/>
       <w:r>
         <w:rPr>
@@ -2092,12 +2107,12 @@
         </w:rPr>
         <w:t xml:space="preserve"> Olah Data</w:t>
       </w:r>
-      <w:commentRangeEnd w:id="24"/>
+      <w:commentRangeEnd w:id="26"/>
       <w:r>
         <w:rPr>
           <w:rStyle w:val="CommentReference"/>
         </w:rPr>
-        <w:commentReference w:id="24"/>
+        <w:commentReference w:id="26"/>
       </w:r>
     </w:p>
     <w:p>
@@ -2137,7 +2152,7 @@
         </w:rPr>
         <w:t>Berdasarkan teori, Rasio Lancar (</w:t>
       </w:r>
-      <w:commentRangeStart w:id="25"/>
+      <w:commentRangeStart w:id="27"/>
       <w:r>
         <w:rPr>
           <w:rFonts w:ascii="Times New Roman" w:hAnsi="Times New Roman" w:cs="Times New Roman"/>
@@ -2145,12 +2160,12 @@
         </w:rPr>
         <w:t>Current Ratio/CR</w:t>
       </w:r>
-      <w:commentRangeEnd w:id="25"/>
+      <w:commentRangeEnd w:id="27"/>
       <w:r>
         <w:rPr>
           <w:rStyle w:val="CommentReference"/>
         </w:rPr>
-        <w:commentReference w:id="25"/>
+        <w:commentReference w:id="27"/>
       </w:r>
       <w:r>
         <w:rPr>
@@ -2432,7 +2447,7 @@
             <wp:docPr id="69501340" name="Bagan 1">
               <a:extLst xmlns:a="http://schemas.openxmlformats.org/drawingml/2006/main">
                 <a:ext uri="{FF2B5EF4-FFF2-40B4-BE49-F238E27FC236}">
-                  <a16:creationId xmlns:a16="http://schemas.microsoft.com/office/drawing/2014/main" xmlns:w16se="http://schemas.microsoft.com/office/word/2015/wordml/symex" xmlns:w16sdtfl="http://schemas.microsoft.com/office/word/2024/wordml/sdtformatlock" xmlns:w16sdtdh="http://schemas.microsoft.com/office/word/2020/wordml/sdtdatahash" xmlns:w16du="http://schemas.microsoft.com/office/word/2023/wordml/word16du" xmlns:w16="http://schemas.microsoft.com/office/word/2018/wordml" xmlns:w16cid="http://schemas.microsoft.com/office/word/2016/wordml/cid" xmlns:w16cex="http://schemas.microsoft.com/office/word/2018/wordml/cex" xmlns:w15="http://schemas.microsoft.com/office/word/2012/wordml" xmlns:w="http://schemas.openxmlformats.org/wordprocessingml/2006/main" xmlns:w10="urn:schemas-microsoft-com:office:word" xmlns:v="urn:schemas-microsoft-com:vml" xmlns:oel="http://schemas.microsoft.com/office/2019/extlst" xmlns:o="urn:schemas-microsoft-com:office:office" xmlns:am3d="http://schemas.microsoft.com/office/drawing/2017/model3d" xmlns:aink="http://schemas.microsoft.com/office/drawing/2016/ink" xmlns:cx8="http://schemas.microsoft.com/office/drawing/2016/5/14/chartex" xmlns:cx7="http://schemas.microsoft.com/office/drawing/2016/5/13/chartex" xmlns:cx6="http://schemas.microsoft.com/office/drawing/2016/5/12/chartex" xmlns:cx5="http://schemas.microsoft.com/office/drawing/2016/5/11/chartex" xmlns:cx4="http://schemas.microsoft.com/office/drawing/2016/5/10/chartex" xmlns:cx3="http://schemas.microsoft.com/office/drawing/2016/5/9/chartex" xmlns:cx2="http://schemas.microsoft.com/office/drawing/2015/10/21/chartex" xmlns:cx1="http://schemas.microsoft.com/office/drawing/2015/9/8/chartex" xmlns:cx="http://schemas.microsoft.com/office/drawing/2014/chartex" xmlns="" id="{08B17151-3D5D-836E-BB5C-3633FF852D83}"/>
+                  <a16:creationId xmlns="" xmlns:cx="http://schemas.microsoft.com/office/drawing/2014/chartex" xmlns:cx1="http://schemas.microsoft.com/office/drawing/2015/9/8/chartex" xmlns:cx2="http://schemas.microsoft.com/office/drawing/2015/10/21/chartex" xmlns:cx3="http://schemas.microsoft.com/office/drawing/2016/5/9/chartex" xmlns:cx4="http://schemas.microsoft.com/office/drawing/2016/5/10/chartex" xmlns:cx5="http://schemas.microsoft.com/office/drawing/2016/5/11/chartex" xmlns:cx6="http://schemas.microsoft.com/office/drawing/2016/5/12/chartex" xmlns:cx7="http://schemas.microsoft.com/office/drawing/2016/5/13/chartex" xmlns:cx8="http://schemas.microsoft.com/office/drawing/2016/5/14/chartex" xmlns:aink="http://schemas.microsoft.com/office/drawing/2016/ink" xmlns:am3d="http://schemas.microsoft.com/office/drawing/2017/model3d" xmlns:o="urn:schemas-microsoft-com:office:office" xmlns:oel="http://schemas.microsoft.com/office/2019/extlst" xmlns:v="urn:schemas-microsoft-com:vml" xmlns:w10="urn:schemas-microsoft-com:office:word" xmlns:w="http://schemas.openxmlformats.org/wordprocessingml/2006/main" xmlns:w15="http://schemas.microsoft.com/office/word/2012/wordml" xmlns:w16cex="http://schemas.microsoft.com/office/word/2018/wordml/cex" xmlns:w16cid="http://schemas.microsoft.com/office/word/2016/wordml/cid" xmlns:w16="http://schemas.microsoft.com/office/word/2018/wordml" xmlns:w16du="http://schemas.microsoft.com/office/word/2023/wordml/word16du" xmlns:w16sdtdh="http://schemas.microsoft.com/office/word/2020/wordml/sdtdatahash" xmlns:w16sdtfl="http://schemas.microsoft.com/office/word/2024/wordml/sdtformatlock" xmlns:w16se="http://schemas.microsoft.com/office/word/2015/wordml/symex" xmlns:a16="http://schemas.microsoft.com/office/drawing/2014/main" id="{08B17151-3D5D-836E-BB5C-3633FF852D83}"/>
                 </a:ext>
               </a:extLst>
             </wp:docPr>
@@ -2458,7 +2473,7 @@
           <w:lang w:val="es-ES"/>
         </w:rPr>
       </w:pPr>
-      <w:commentRangeStart w:id="26"/>
+      <w:commentRangeStart w:id="28"/>
       <w:proofErr w:type="gramStart"/>
       <w:r>
         <w:rPr>
@@ -2479,12 +2494,12 @@
         </w:rPr>
         <w:t xml:space="preserve"> Data</w:t>
       </w:r>
-      <w:commentRangeEnd w:id="26"/>
+      <w:commentRangeEnd w:id="28"/>
       <w:r>
         <w:rPr>
           <w:rStyle w:val="CommentReference"/>
         </w:rPr>
-        <w:commentReference w:id="26"/>
+        <w:commentReference w:id="28"/>
       </w:r>
     </w:p>
     <w:p>
@@ -2546,7 +2561,7 @@
         </w:rPr>
         <w:t xml:space="preserve">Secara teori, Rasio Utang terhadap Aset (DAR) adalah rasio solvabilitas yang menunjukkan sejauh mana aset perusahaan dibiayai oleh utang. DAR yang lebih tinggi menunjukkan proporsi aset yang lebih besar yang dibiayai oleh utang, sehingga meningkatkan risiko keuangan perusahaan dan berpotensi mengurangi minat investor terhadap saham perusahaan. Sebaliknya, DAR yang lebih rendah mencerminkan struktur modal yang lebih sehat karena perusahaan membiayai lebih banyak asetnya dengan modal sendiri, sehingga menurunkan risiko gagal bayar dan berpotensi meningkatkan harga saham. Namun, penelitian sebelumnya tentang pengaruh DAR terhadap harga saham masih belum konsisten. Penelitian oleh </w:t>
       </w:r>
-      <w:commentRangeStart w:id="27"/>
+      <w:commentRangeStart w:id="29"/>
       <w:r>
         <w:rPr>
           <w:rFonts w:ascii="Times New Roman" w:hAnsi="Times New Roman" w:cs="Times New Roman"/>
@@ -2554,12 +2569,12 @@
         </w:rPr>
         <w:t>Batubara dan Saptomo (2020)</w:t>
       </w:r>
-      <w:commentRangeEnd w:id="27"/>
+      <w:commentRangeEnd w:id="29"/>
       <w:r>
         <w:rPr>
           <w:rStyle w:val="CommentReference"/>
         </w:rPr>
-        <w:commentReference w:id="27"/>
+        <w:commentReference w:id="29"/>
       </w:r>
       <w:r>
         <w:rPr>
@@ -2746,7 +2761,7 @@
         </w:rPr>
         <w:t xml:space="preserve">Nilai perusahaan manufaktur yang terindeks LQ45 yang diukur menggunakan </w:t>
       </w:r>
-      <w:commentRangeStart w:id="28"/>
+      <w:commentRangeStart w:id="30"/>
       <w:r>
         <w:rPr>
           <w:rFonts w:ascii="Times New Roman" w:hAnsi="Times New Roman" w:cs="Times New Roman"/>
@@ -2754,12 +2769,12 @@
         </w:rPr>
         <w:t xml:space="preserve">Price to Book Value </w:t>
       </w:r>
-      <w:commentRangeEnd w:id="28"/>
+      <w:commentRangeEnd w:id="30"/>
       <w:r>
         <w:rPr>
           <w:rStyle w:val="CommentReference"/>
         </w:rPr>
-        <w:commentReference w:id="28"/>
+        <w:commentReference w:id="30"/>
       </w:r>
       <w:r>
         <w:rPr>
@@ -2783,7 +2798,7 @@
           <w:lang w:val="id-ID"/>
         </w:rPr>
       </w:pPr>
-      <w:commentRangeStart w:id="29"/>
+      <w:commentRangeStart w:id="31"/>
       <w:r>
         <w:rPr>
           <w:rFonts w:ascii="Times New Roman" w:hAnsi="Times New Roman" w:cs="Times New Roman"/>
@@ -2791,12 +2806,12 @@
         </w:rPr>
         <w:t>Return on Assets</w:t>
       </w:r>
-      <w:commentRangeEnd w:id="29"/>
+      <w:commentRangeEnd w:id="31"/>
       <w:r>
         <w:rPr>
           <w:rStyle w:val="CommentReference"/>
         </w:rPr>
-        <w:commentReference w:id="29"/>
+        <w:commentReference w:id="31"/>
       </w:r>
       <w:r>
         <w:rPr>
@@ -2820,7 +2835,7 @@
           <w:lang w:val="id-ID"/>
         </w:rPr>
       </w:pPr>
-      <w:commentRangeStart w:id="30"/>
+      <w:commentRangeStart w:id="32"/>
       <w:r>
         <w:rPr>
           <w:rFonts w:ascii="Times New Roman" w:hAnsi="Times New Roman" w:cs="Times New Roman"/>
@@ -2829,12 +2844,12 @@
         <w:lastRenderedPageBreak/>
         <w:t xml:space="preserve">Dividend Payout Ratio </w:t>
       </w:r>
-      <w:commentRangeEnd w:id="30"/>
+      <w:commentRangeEnd w:id="32"/>
       <w:r>
         <w:rPr>
           <w:rStyle w:val="CommentReference"/>
         </w:rPr>
-        <w:commentReference w:id="30"/>
+        <w:commentReference w:id="32"/>
       </w:r>
       <w:r>
         <w:rPr>
@@ -2858,7 +2873,7 @@
           <w:lang w:val="id-ID"/>
         </w:rPr>
       </w:pPr>
-      <w:commentRangeStart w:id="31"/>
+      <w:commentRangeStart w:id="33"/>
       <w:r>
         <w:rPr>
           <w:rFonts w:ascii="Times New Roman" w:hAnsi="Times New Roman" w:cs="Times New Roman"/>
@@ -2866,12 +2881,12 @@
         </w:rPr>
         <w:t xml:space="preserve">Current Ratio </w:t>
       </w:r>
-      <w:commentRangeEnd w:id="31"/>
+      <w:commentRangeEnd w:id="33"/>
       <w:r>
         <w:rPr>
           <w:rStyle w:val="CommentReference"/>
         </w:rPr>
-        <w:commentReference w:id="31"/>
+        <w:commentReference w:id="33"/>
       </w:r>
       <w:r>
         <w:rPr>
@@ -2895,7 +2910,7 @@
           <w:lang w:val="id-ID"/>
         </w:rPr>
       </w:pPr>
-      <w:commentRangeStart w:id="32"/>
+      <w:commentRangeStart w:id="34"/>
       <w:r>
         <w:rPr>
           <w:rFonts w:ascii="Times New Roman" w:hAnsi="Times New Roman" w:cs="Times New Roman"/>
@@ -2903,12 +2918,12 @@
         </w:rPr>
         <w:t xml:space="preserve">Debt to Asset Ratio </w:t>
       </w:r>
-      <w:commentRangeEnd w:id="32"/>
+      <w:commentRangeEnd w:id="34"/>
       <w:r>
         <w:rPr>
           <w:rStyle w:val="CommentReference"/>
         </w:rPr>
-        <w:commentReference w:id="32"/>
+        <w:commentReference w:id="34"/>
       </w:r>
       <w:r>
         <w:rPr>
@@ -3167,7 +3182,7 @@
         </w:rPr>
         <w:t xml:space="preserve">Apakah </w:t>
       </w:r>
-      <w:commentRangeStart w:id="33"/>
+      <w:commentRangeStart w:id="35"/>
       <w:r>
         <w:rPr>
           <w:rFonts w:ascii="Times New Roman" w:hAnsi="Times New Roman" w:cs="Times New Roman"/>
@@ -3175,12 +3190,12 @@
         </w:rPr>
         <w:t xml:space="preserve">Return on Assets </w:t>
       </w:r>
-      <w:commentRangeEnd w:id="33"/>
+      <w:commentRangeEnd w:id="35"/>
       <w:r>
         <w:rPr>
           <w:rStyle w:val="CommentReference"/>
         </w:rPr>
-        <w:commentReference w:id="33"/>
+        <w:commentReference w:id="35"/>
       </w:r>
       <w:r>
         <w:rPr>
@@ -3227,7 +3242,7 @@
         </w:rPr>
         <w:t xml:space="preserve">Apakah </w:t>
       </w:r>
-      <w:commentRangeStart w:id="34"/>
+      <w:commentRangeStart w:id="36"/>
       <w:r>
         <w:rPr>
           <w:rFonts w:ascii="Times New Roman" w:hAnsi="Times New Roman" w:cs="Times New Roman"/>
@@ -3235,12 +3250,12 @@
         </w:rPr>
         <w:t xml:space="preserve">Dividend Payout Ratio </w:t>
       </w:r>
-      <w:commentRangeEnd w:id="34"/>
+      <w:commentRangeEnd w:id="36"/>
       <w:r>
         <w:rPr>
           <w:rStyle w:val="CommentReference"/>
         </w:rPr>
-        <w:commentReference w:id="34"/>
+        <w:commentReference w:id="36"/>
       </w:r>
       <w:r>
         <w:rPr>
@@ -3288,7 +3303,7 @@
         <w:lastRenderedPageBreak/>
         <w:t xml:space="preserve">Apakah </w:t>
       </w:r>
-      <w:commentRangeStart w:id="35"/>
+      <w:commentRangeStart w:id="37"/>
       <w:r>
         <w:rPr>
           <w:rFonts w:ascii="Times New Roman" w:hAnsi="Times New Roman" w:cs="Times New Roman"/>
@@ -3296,12 +3311,12 @@
         </w:rPr>
         <w:t>Current Ratio</w:t>
       </w:r>
-      <w:commentRangeEnd w:id="35"/>
+      <w:commentRangeEnd w:id="37"/>
       <w:r>
         <w:rPr>
           <w:rStyle w:val="CommentReference"/>
         </w:rPr>
-        <w:commentReference w:id="35"/>
+        <w:commentReference w:id="37"/>
       </w:r>
       <w:r>
         <w:rPr>
@@ -3348,7 +3363,7 @@
         </w:rPr>
         <w:t xml:space="preserve">Apakah </w:t>
       </w:r>
-      <w:commentRangeStart w:id="36"/>
+      <w:commentRangeStart w:id="38"/>
       <w:r>
         <w:rPr>
           <w:rFonts w:ascii="Times New Roman" w:hAnsi="Times New Roman" w:cs="Times New Roman"/>
@@ -3356,12 +3371,12 @@
         </w:rPr>
         <w:t xml:space="preserve">Debt to Asset Ratio </w:t>
       </w:r>
-      <w:commentRangeEnd w:id="36"/>
+      <w:commentRangeEnd w:id="38"/>
       <w:r>
         <w:rPr>
           <w:rStyle w:val="CommentReference"/>
         </w:rPr>
-        <w:commentReference w:id="36"/>
+        <w:commentReference w:id="38"/>
       </w:r>
       <w:r>
         <w:rPr>
@@ -3408,7 +3423,7 @@
         </w:rPr>
         <w:t xml:space="preserve">Apakah </w:t>
       </w:r>
-      <w:commentRangeStart w:id="37"/>
+      <w:commentRangeStart w:id="39"/>
       <w:r>
         <w:rPr>
           <w:rFonts w:ascii="Times New Roman" w:hAnsi="Times New Roman" w:cs="Times New Roman"/>
@@ -3416,12 +3431,12 @@
         </w:rPr>
         <w:t xml:space="preserve">Return on Assets (ROA), Dividend Payout Ratio (DPR), Current Ratio (CR), dan Debt to Asset Ratio </w:t>
       </w:r>
-      <w:commentRangeEnd w:id="37"/>
+      <w:commentRangeEnd w:id="39"/>
       <w:r>
         <w:rPr>
           <w:rStyle w:val="CommentReference"/>
         </w:rPr>
-        <w:commentReference w:id="37"/>
+        <w:commentReference w:id="39"/>
       </w:r>
       <w:r>
         <w:rPr>
@@ -3509,7 +3524,7 @@
         </w:rPr>
         <w:t xml:space="preserve">Untuk menganalisis pengaruh </w:t>
       </w:r>
-      <w:commentRangeStart w:id="38"/>
+      <w:commentRangeStart w:id="40"/>
       <w:r>
         <w:rPr>
           <w:rFonts w:ascii="Times New Roman" w:hAnsi="Times New Roman" w:cs="Times New Roman"/>
@@ -3517,12 +3532,12 @@
         </w:rPr>
         <w:t xml:space="preserve">Return on Assets </w:t>
       </w:r>
-      <w:commentRangeEnd w:id="38"/>
+      <w:commentRangeEnd w:id="40"/>
       <w:r>
         <w:rPr>
           <w:rStyle w:val="CommentReference"/>
         </w:rPr>
-        <w:commentReference w:id="38"/>
+        <w:commentReference w:id="40"/>
       </w:r>
       <w:r>
         <w:rPr>
@@ -3567,7 +3582,7 @@
         </w:rPr>
         <w:t xml:space="preserve">Untuk menganalisis pengaruh </w:t>
       </w:r>
-      <w:commentRangeStart w:id="39"/>
+      <w:commentRangeStart w:id="41"/>
       <w:r>
         <w:rPr>
           <w:rFonts w:ascii="Times New Roman" w:hAnsi="Times New Roman" w:cs="Times New Roman"/>
@@ -3575,12 +3590,12 @@
         </w:rPr>
         <w:t xml:space="preserve">Dividend Payout Ratio </w:t>
       </w:r>
-      <w:commentRangeEnd w:id="39"/>
+      <w:commentRangeEnd w:id="41"/>
       <w:r>
         <w:rPr>
           <w:rStyle w:val="CommentReference"/>
         </w:rPr>
-        <w:commentReference w:id="39"/>
+        <w:commentReference w:id="41"/>
       </w:r>
       <w:r>
         <w:rPr>
@@ -3625,7 +3640,7 @@
         </w:rPr>
         <w:t xml:space="preserve">Untuk menganalisis pengaruh </w:t>
       </w:r>
-      <w:commentRangeStart w:id="40"/>
+      <w:commentRangeStart w:id="42"/>
       <w:r>
         <w:rPr>
           <w:rFonts w:ascii="Times New Roman" w:hAnsi="Times New Roman" w:cs="Times New Roman"/>
@@ -3633,12 +3648,12 @@
         </w:rPr>
         <w:t>Current Ratiot</w:t>
       </w:r>
-      <w:commentRangeEnd w:id="40"/>
+      <w:commentRangeEnd w:id="42"/>
       <w:r>
         <w:rPr>
           <w:rStyle w:val="CommentReference"/>
         </w:rPr>
-        <w:commentReference w:id="40"/>
+        <w:commentReference w:id="42"/>
       </w:r>
       <w:r>
         <w:rPr>
@@ -3683,7 +3698,7 @@
         </w:rPr>
         <w:t xml:space="preserve">Untuk menganalisis pengaruh </w:t>
       </w:r>
-      <w:commentRangeStart w:id="41"/>
+      <w:commentRangeStart w:id="43"/>
       <w:r>
         <w:rPr>
           <w:rFonts w:ascii="Times New Roman" w:hAnsi="Times New Roman" w:cs="Times New Roman"/>
@@ -3691,12 +3706,12 @@
         </w:rPr>
         <w:t xml:space="preserve">Debt to Asset Ratio </w:t>
       </w:r>
-      <w:commentRangeEnd w:id="41"/>
+      <w:commentRangeEnd w:id="43"/>
       <w:r>
         <w:rPr>
           <w:rStyle w:val="CommentReference"/>
         </w:rPr>
-        <w:commentReference w:id="41"/>
+        <w:commentReference w:id="43"/>
       </w:r>
       <w:r>
         <w:rPr>
@@ -3743,7 +3758,7 @@
         </w:rPr>
         <w:t xml:space="preserve">Untuk menganalisis pengaruh </w:t>
       </w:r>
-      <w:commentRangeStart w:id="42"/>
+      <w:commentRangeStart w:id="44"/>
       <w:r>
         <w:rPr>
           <w:rFonts w:ascii="Times New Roman" w:hAnsi="Times New Roman" w:cs="Times New Roman"/>
@@ -3751,12 +3766,12 @@
         </w:rPr>
         <w:t>Return on Assets (ROA), Dividend Payout Ratio (DPR), Current Ratio (CR), dan Debt to Asset Ratio (DAR)</w:t>
       </w:r>
-      <w:commentRangeEnd w:id="42"/>
+      <w:commentRangeEnd w:id="44"/>
       <w:r>
         <w:rPr>
           <w:rStyle w:val="CommentReference"/>
         </w:rPr>
-        <w:commentReference w:id="42"/>
+        <w:commentReference w:id="44"/>
       </w:r>
       <w:r>
         <w:rPr>
@@ -3850,7 +3865,7 @@
         </w:rPr>
         <w:t xml:space="preserve">Hasil penelitian ini diharapkan dapat memberikan kontribusi terhadap pengembangan ilmu pengetahuan, khususnya di bidang manajemen keuangan dan investasi, terutama yang berkaitan dengan faktor-faktor yang memengaruhi nilai perusahaan. Selain itu, penelitian ini diharapkan dapat memperkaya literatur mengenai pengaruh </w:t>
       </w:r>
-      <w:commentRangeStart w:id="43"/>
+      <w:commentRangeStart w:id="45"/>
       <w:r>
         <w:rPr>
           <w:rFonts w:ascii="Times New Roman" w:hAnsi="Times New Roman" w:cs="Times New Roman"/>
@@ -3858,12 +3873,12 @@
         </w:rPr>
         <w:t xml:space="preserve">Return on Assets (ROA), Dividend Payout Ratio (DPR), Current Ratio (CR), dan Debt to Asset Ratio (DAR) </w:t>
       </w:r>
-      <w:commentRangeEnd w:id="43"/>
+      <w:commentRangeEnd w:id="45"/>
       <w:r>
         <w:rPr>
           <w:rStyle w:val="CommentReference"/>
         </w:rPr>
-        <w:commentReference w:id="43"/>
+        <w:commentReference w:id="45"/>
       </w:r>
       <w:r>
         <w:rPr>
@@ -4219,7 +4234,7 @@
         </w:rPr>
         <w:t xml:space="preserve">Nilai Perusahaan adalah keadaan tertentu yang telah dicapai oleh Perusahaan sebagai cerminan kepercayaan masyarakat terhadap perusahaan tersebut setelah melewati berbagai kegiatan usaha selama beberapa waktu. Nilai perusahaan biasanya diukur dengan harga saham di pasar atau rasio </w:t>
       </w:r>
-      <w:commentRangeStart w:id="44"/>
+      <w:commentRangeStart w:id="46"/>
       <w:r>
         <w:rPr>
           <w:rFonts w:ascii="Times New Roman" w:hAnsi="Times New Roman" w:cs="Times New Roman"/>
@@ -4227,12 +4242,12 @@
         </w:rPr>
         <w:t xml:space="preserve">Price to Book Value </w:t>
       </w:r>
-      <w:commentRangeEnd w:id="44"/>
+      <w:commentRangeEnd w:id="46"/>
       <w:r>
         <w:rPr>
           <w:rStyle w:val="CommentReference"/>
         </w:rPr>
-        <w:commentReference w:id="44"/>
+        <w:commentReference w:id="46"/>
       </w:r>
       <w:r>
         <w:rPr>
@@ -4303,7 +4318,7 @@
         </w:rPr>
         <w:t xml:space="preserve">Nilai Perusahaan adalah ukuran yang dipakai untuk menilai seberapa sukses perusahaan dalam mengelola sumber daya yang ada, agar bisa memberikan keuntungan kepada pemegang saham. Nilai sebuah perusahaan sering kali diukur menggunakan </w:t>
       </w:r>
-      <w:commentRangeStart w:id="45"/>
+      <w:commentRangeStart w:id="47"/>
       <w:r>
         <w:rPr>
           <w:rFonts w:ascii="Times New Roman" w:hAnsi="Times New Roman" w:cs="Times New Roman"/>
@@ -4311,12 +4326,12 @@
         </w:rPr>
         <w:t xml:space="preserve">Price to Book Value </w:t>
       </w:r>
-      <w:commentRangeEnd w:id="45"/>
+      <w:commentRangeEnd w:id="47"/>
       <w:r>
         <w:rPr>
           <w:rStyle w:val="CommentReference"/>
         </w:rPr>
-        <w:commentReference w:id="45"/>
+        <w:commentReference w:id="47"/>
       </w:r>
       <w:r>
         <w:rPr>
@@ -4454,19 +4469,19 @@
         </w:rPr>
         <w:t xml:space="preserve">Dalam penelitian, nilai ini biasanya diukur dengan menggunakan </w:t>
       </w:r>
-      <w:commentRangeStart w:id="46"/>
+      <w:commentRangeStart w:id="48"/>
       <w:r>
         <w:rPr>
           <w:rFonts w:ascii="Times New Roman" w:hAnsi="Times New Roman" w:cs="Times New Roman"/>
         </w:rPr>
         <w:t xml:space="preserve">Price to Book Value </w:t>
       </w:r>
-      <w:commentRangeEnd w:id="46"/>
+      <w:commentRangeEnd w:id="48"/>
       <w:r>
         <w:rPr>
           <w:rStyle w:val="CommentReference"/>
         </w:rPr>
-        <w:commentReference w:id="46"/>
+        <w:commentReference w:id="48"/>
       </w:r>
       <w:r>
         <w:rPr>
@@ -4556,19 +4571,19 @@
         </w:rPr>
         <w:t xml:space="preserve">Hal ini terlihat dari harga saham atau rasio pasar seperti </w:t>
       </w:r>
-      <w:commentRangeStart w:id="47"/>
+      <w:commentRangeStart w:id="49"/>
       <w:r>
         <w:rPr>
           <w:rFonts w:ascii="Times New Roman" w:hAnsi="Times New Roman" w:cs="Times New Roman"/>
         </w:rPr>
         <w:t>Price to Book Value</w:t>
       </w:r>
-      <w:commentRangeEnd w:id="47"/>
+      <w:commentRangeEnd w:id="49"/>
       <w:r>
         <w:rPr>
           <w:rStyle w:val="CommentReference"/>
         </w:rPr>
-        <w:commentReference w:id="47"/>
+        <w:commentReference w:id="49"/>
       </w:r>
       <w:r>
         <w:rPr>
@@ -4627,19 +4642,19 @@
         </w:rPr>
         <w:t>Analisis Fundamental (</w:t>
       </w:r>
-      <w:commentRangeStart w:id="48"/>
+      <w:commentRangeStart w:id="50"/>
       <w:r>
         <w:rPr>
           <w:rFonts w:ascii="Times New Roman" w:hAnsi="Times New Roman" w:cs="Times New Roman"/>
         </w:rPr>
         <w:t>Fundamental Analysis</w:t>
       </w:r>
-      <w:commentRangeEnd w:id="48"/>
+      <w:commentRangeEnd w:id="50"/>
       <w:r>
         <w:rPr>
           <w:rStyle w:val="CommentReference"/>
         </w:rPr>
-        <w:commentReference w:id="48"/>
+        <w:commentReference w:id="50"/>
       </w:r>
       <w:r>
         <w:rPr>
@@ -4687,19 +4702,19 @@
         </w:rPr>
         <w:t>Analisis Pasar (</w:t>
       </w:r>
-      <w:commentRangeStart w:id="49"/>
+      <w:commentRangeStart w:id="51"/>
       <w:r>
         <w:rPr>
           <w:rFonts w:ascii="Times New Roman" w:hAnsi="Times New Roman" w:cs="Times New Roman"/>
         </w:rPr>
         <w:t>Market Analysis</w:t>
       </w:r>
-      <w:commentRangeEnd w:id="49"/>
+      <w:commentRangeEnd w:id="51"/>
       <w:r>
         <w:rPr>
           <w:rStyle w:val="CommentReference"/>
         </w:rPr>
-        <w:commentReference w:id="49"/>
+        <w:commentReference w:id="51"/>
       </w:r>
       <w:r>
         <w:rPr>
@@ -4726,7 +4741,7 @@
         </w:rPr>
         <w:t xml:space="preserve">Analisis pasar dilakukan dengan cara melihat bagaimana pasar menilai perusahaan berdasarkan harga saham dan rasio pasar. Dalam analisis ini, nilai sebuah perusahaan umumnya diukur dengan menggunakan rasio seperti </w:t>
       </w:r>
-      <w:commentRangeStart w:id="50"/>
+      <w:commentRangeStart w:id="52"/>
       <w:r>
         <w:rPr>
           <w:rFonts w:ascii="Times New Roman" w:hAnsi="Times New Roman" w:cs="Times New Roman"/>
@@ -4734,12 +4749,12 @@
         </w:rPr>
         <w:t>Price to Book Value (PBV) dan Tobin’s Q y</w:t>
       </w:r>
-      <w:commentRangeEnd w:id="50"/>
+      <w:commentRangeEnd w:id="52"/>
       <w:r>
         <w:rPr>
           <w:rStyle w:val="CommentReference"/>
         </w:rPr>
-        <w:commentReference w:id="50"/>
+        <w:commentReference w:id="52"/>
       </w:r>
       <w:r>
         <w:rPr>
@@ -4769,19 +4784,19 @@
         </w:rPr>
         <w:t>Analisis Faktor Internal Perusahaan (</w:t>
       </w:r>
-      <w:commentRangeStart w:id="51"/>
+      <w:commentRangeStart w:id="53"/>
       <w:r>
         <w:rPr>
           <w:rFonts w:ascii="Times New Roman" w:hAnsi="Times New Roman" w:cs="Times New Roman"/>
         </w:rPr>
         <w:t>Company Internal Analysis</w:t>
       </w:r>
-      <w:commentRangeEnd w:id="51"/>
+      <w:commentRangeEnd w:id="53"/>
       <w:r>
         <w:rPr>
           <w:rStyle w:val="CommentReference"/>
         </w:rPr>
-        <w:commentReference w:id="51"/>
+        <w:commentReference w:id="53"/>
       </w:r>
       <w:r>
         <w:rPr>
@@ -5073,19 +5088,19 @@
         </w:rPr>
         <w:t>Ukuran Perusahaan (</w:t>
       </w:r>
-      <w:commentRangeStart w:id="52"/>
+      <w:commentRangeStart w:id="54"/>
       <w:r>
         <w:rPr>
           <w:rFonts w:ascii="Times New Roman" w:hAnsi="Times New Roman" w:cs="Times New Roman"/>
         </w:rPr>
         <w:t>Frim Size</w:t>
       </w:r>
-      <w:commentRangeEnd w:id="52"/>
+      <w:commentRangeEnd w:id="54"/>
       <w:r>
         <w:rPr>
           <w:rStyle w:val="CommentReference"/>
         </w:rPr>
-        <w:commentReference w:id="52"/>
+        <w:commentReference w:id="54"/>
       </w:r>
       <w:r>
         <w:rPr>
@@ -5133,19 +5148,19 @@
         </w:rPr>
         <w:t>Pertumbuhan Perusahaan (</w:t>
       </w:r>
-      <w:commentRangeStart w:id="53"/>
+      <w:commentRangeStart w:id="55"/>
       <w:r>
         <w:rPr>
           <w:rFonts w:ascii="Times New Roman" w:hAnsi="Times New Roman" w:cs="Times New Roman"/>
         </w:rPr>
         <w:t>Growth Opportunity)</w:t>
       </w:r>
-      <w:commentRangeEnd w:id="53"/>
+      <w:commentRangeEnd w:id="55"/>
       <w:r>
         <w:rPr>
           <w:rStyle w:val="CommentReference"/>
         </w:rPr>
-        <w:commentReference w:id="53"/>
+        <w:commentReference w:id="55"/>
       </w:r>
     </w:p>
     <w:p>
@@ -5264,7 +5279,7 @@
         </w:rPr>
         <w:t xml:space="preserve">Pengertian </w:t>
       </w:r>
-      <w:commentRangeStart w:id="54"/>
+      <w:commentRangeStart w:id="56"/>
       <w:r>
         <w:rPr>
           <w:rFonts w:cs="Times New Roman"/>
@@ -5272,7 +5287,7 @@
         </w:rPr>
         <w:t xml:space="preserve">Return on Assets </w:t>
       </w:r>
-      <w:commentRangeEnd w:id="54"/>
+      <w:commentRangeEnd w:id="56"/>
       <w:r>
         <w:rPr>
           <w:rStyle w:val="CommentReference"/>
@@ -5280,7 +5295,7 @@
           <w:b w:val="0"/>
           <w:color w:val="auto"/>
         </w:rPr>
-        <w:commentReference w:id="54"/>
+        <w:commentReference w:id="56"/>
       </w:r>
       <w:r>
         <w:rPr>
@@ -5299,19 +5314,19 @@
           <w:rFonts w:ascii="Times New Roman" w:hAnsi="Times New Roman" w:cs="Times New Roman"/>
         </w:rPr>
       </w:pPr>
-      <w:commentRangeStart w:id="55"/>
+      <w:commentRangeStart w:id="57"/>
       <w:r>
         <w:rPr>
           <w:rFonts w:ascii="Times New Roman" w:hAnsi="Times New Roman" w:cs="Times New Roman"/>
         </w:rPr>
         <w:t xml:space="preserve">Return on Assets </w:t>
       </w:r>
-      <w:commentRangeEnd w:id="55"/>
+      <w:commentRangeEnd w:id="57"/>
       <w:r>
         <w:rPr>
           <w:rStyle w:val="CommentReference"/>
         </w:rPr>
-        <w:commentReference w:id="55"/>
+        <w:commentReference w:id="57"/>
       </w:r>
       <w:r>
         <w:rPr>
@@ -5368,19 +5383,19 @@
           <w:bCs/>
         </w:rPr>
       </w:pPr>
-      <w:commentRangeStart w:id="56"/>
+      <w:commentRangeStart w:id="58"/>
       <w:r>
         <w:rPr>
           <w:rFonts w:ascii="Times New Roman" w:hAnsi="Times New Roman" w:cs="Times New Roman"/>
         </w:rPr>
         <w:t xml:space="preserve">Return on Assets </w:t>
       </w:r>
-      <w:commentRangeEnd w:id="56"/>
+      <w:commentRangeEnd w:id="58"/>
       <w:r>
         <w:rPr>
           <w:rStyle w:val="CommentReference"/>
         </w:rPr>
-        <w:commentReference w:id="56"/>
+        <w:commentReference w:id="58"/>
       </w:r>
       <w:r>
         <w:rPr>
@@ -5437,7 +5452,7 @@
           <w:bCs/>
         </w:rPr>
       </w:pPr>
-      <w:commentRangeStart w:id="57"/>
+      <w:commentRangeStart w:id="59"/>
       <w:r>
         <w:rPr>
           <w:rFonts w:ascii="Times New Roman" w:hAnsi="Times New Roman" w:cs="Times New Roman"/>
@@ -5451,12 +5466,12 @@
         </w:rPr>
         <w:t xml:space="preserve">On Assets </w:t>
       </w:r>
-      <w:commentRangeEnd w:id="57"/>
+      <w:commentRangeEnd w:id="59"/>
       <w:r>
         <w:rPr>
           <w:rStyle w:val="CommentReference"/>
         </w:rPr>
-        <w:commentReference w:id="57"/>
+        <w:commentReference w:id="59"/>
       </w:r>
       <w:r>
         <w:rPr>
@@ -5518,19 +5533,19 @@
           <w:rFonts w:ascii="Times New Roman" w:hAnsi="Times New Roman" w:cs="Times New Roman"/>
         </w:rPr>
       </w:pPr>
-      <w:commentRangeStart w:id="58"/>
+      <w:commentRangeStart w:id="60"/>
       <w:r>
         <w:rPr>
           <w:rFonts w:ascii="Times New Roman" w:hAnsi="Times New Roman" w:cs="Times New Roman"/>
         </w:rPr>
         <w:t xml:space="preserve">Return On Assets </w:t>
       </w:r>
-      <w:commentRangeEnd w:id="58"/>
+      <w:commentRangeEnd w:id="60"/>
       <w:r>
         <w:rPr>
           <w:rStyle w:val="CommentReference"/>
         </w:rPr>
-        <w:commentReference w:id="58"/>
+        <w:commentReference w:id="60"/>
       </w:r>
       <w:r>
         <w:rPr>
@@ -5585,7 +5600,7 @@
           <w:rFonts w:ascii="Times New Roman" w:hAnsi="Times New Roman" w:cs="Times New Roman"/>
         </w:rPr>
       </w:pPr>
-      <w:commentRangeStart w:id="59"/>
+      <w:commentRangeStart w:id="61"/>
       <w:r>
         <w:rPr>
           <w:rFonts w:ascii="Times New Roman" w:hAnsi="Times New Roman" w:cs="Times New Roman"/>
@@ -5599,12 +5614,12 @@
         </w:rPr>
         <w:t xml:space="preserve">On Assets </w:t>
       </w:r>
-      <w:commentRangeEnd w:id="59"/>
+      <w:commentRangeEnd w:id="61"/>
       <w:r>
         <w:rPr>
           <w:rStyle w:val="CommentReference"/>
         </w:rPr>
-        <w:commentReference w:id="59"/>
+        <w:commentReference w:id="61"/>
       </w:r>
       <w:r>
         <w:rPr>
@@ -5674,7 +5689,7 @@
         </w:rPr>
         <w:t xml:space="preserve">Berdasarkan pendapat para ahli yang telah disebutkan, bisa disimpulkan bahwa </w:t>
       </w:r>
-      <w:commentRangeStart w:id="60"/>
+      <w:commentRangeStart w:id="62"/>
       <w:r>
         <w:rPr>
           <w:rFonts w:ascii="Times New Roman" w:hAnsi="Times New Roman" w:cs="Times New Roman"/>
@@ -5688,12 +5703,12 @@
         </w:rPr>
         <w:t xml:space="preserve">On Assets </w:t>
       </w:r>
-      <w:commentRangeEnd w:id="60"/>
+      <w:commentRangeEnd w:id="62"/>
       <w:r>
         <w:rPr>
           <w:rStyle w:val="CommentReference"/>
         </w:rPr>
-        <w:commentReference w:id="60"/>
+        <w:commentReference w:id="62"/>
       </w:r>
       <w:r>
         <w:rPr>
@@ -5728,11 +5743,11 @@
       <w:r>
         <w:t xml:space="preserve">Faktor yang Mempengaruhi </w:t>
       </w:r>
-      <w:commentRangeStart w:id="61"/>
+      <w:commentRangeStart w:id="63"/>
       <w:r>
         <w:t xml:space="preserve">Return on Assets </w:t>
       </w:r>
-      <w:commentRangeEnd w:id="61"/>
+      <w:commentRangeEnd w:id="63"/>
       <w:r>
         <w:rPr>
           <w:rStyle w:val="CommentReference"/>
@@ -5741,7 +5756,7 @@
           <w:iCs w:val="0"/>
           <w:color w:val="auto"/>
         </w:rPr>
-        <w:commentReference w:id="61"/>
+        <w:commentReference w:id="63"/>
       </w:r>
       <w:r>
         <w:t>(ROA)</w:t>
@@ -5812,19 +5827,19 @@
         </w:rPr>
         <w:t xml:space="preserve">terdapat beberapa faktor yang dapat mempengaruhi rasio </w:t>
       </w:r>
-      <w:commentRangeStart w:id="62"/>
+      <w:commentRangeStart w:id="64"/>
       <w:r>
         <w:rPr>
           <w:rFonts w:ascii="Times New Roman" w:hAnsi="Times New Roman" w:cs="Times New Roman"/>
         </w:rPr>
         <w:t>Return On Assets (</w:t>
       </w:r>
-      <w:commentRangeEnd w:id="62"/>
+      <w:commentRangeEnd w:id="64"/>
       <w:r>
         <w:rPr>
           <w:rStyle w:val="CommentReference"/>
         </w:rPr>
-        <w:commentReference w:id="62"/>
+        <w:commentReference w:id="64"/>
       </w:r>
       <w:r>
         <w:rPr>
@@ -5870,19 +5885,19 @@
         </w:rPr>
         <w:t>(</w:t>
       </w:r>
-      <w:commentRangeStart w:id="63"/>
+      <w:commentRangeStart w:id="65"/>
       <w:r>
         <w:rPr>
           <w:rFonts w:ascii="Times New Roman" w:hAnsi="Times New Roman" w:cs="Times New Roman"/>
         </w:rPr>
         <w:t>Net Profit Margin</w:t>
       </w:r>
-      <w:commentRangeEnd w:id="63"/>
+      <w:commentRangeEnd w:id="65"/>
       <w:r>
         <w:rPr>
           <w:rStyle w:val="CommentReference"/>
         </w:rPr>
-        <w:commentReference w:id="63"/>
+        <w:commentReference w:id="65"/>
       </w:r>
       <w:r>
         <w:rPr>
@@ -5934,19 +5949,19 @@
         </w:rPr>
         <w:t>Perputaran Total Aset (</w:t>
       </w:r>
-      <w:commentRangeStart w:id="64"/>
+      <w:commentRangeStart w:id="66"/>
       <w:r>
         <w:rPr>
           <w:rFonts w:ascii="Times New Roman" w:hAnsi="Times New Roman" w:cs="Times New Roman"/>
         </w:rPr>
         <w:t>Total Asset Turnover</w:t>
       </w:r>
-      <w:commentRangeEnd w:id="64"/>
+      <w:commentRangeEnd w:id="66"/>
       <w:r>
         <w:rPr>
           <w:rStyle w:val="CommentReference"/>
         </w:rPr>
-        <w:commentReference w:id="64"/>
+        <w:commentReference w:id="66"/>
       </w:r>
       <w:r>
         <w:rPr>
@@ -6066,7 +6081,7 @@
         </w:rPr>
         <w:t xml:space="preserve"> Modal (</w:t>
       </w:r>
-      <w:commentRangeStart w:id="65"/>
+      <w:commentRangeStart w:id="67"/>
       <w:r>
         <w:rPr>
           <w:rFonts w:ascii="Times New Roman" w:hAnsi="Times New Roman" w:cs="Times New Roman"/>
@@ -6074,12 +6089,12 @@
         </w:rPr>
         <w:t>Leverage</w:t>
       </w:r>
-      <w:commentRangeEnd w:id="65"/>
+      <w:commentRangeEnd w:id="67"/>
       <w:r>
         <w:rPr>
           <w:rStyle w:val="CommentReference"/>
         </w:rPr>
-        <w:commentReference w:id="65"/>
+        <w:commentReference w:id="67"/>
       </w:r>
       <w:r>
         <w:rPr>
@@ -6135,7 +6150,7 @@
         </w:rPr>
         <w:t>Ukuran Perusahaan (</w:t>
       </w:r>
-      <w:commentRangeStart w:id="66"/>
+      <w:commentRangeStart w:id="68"/>
       <w:r>
         <w:rPr>
           <w:rFonts w:ascii="Times New Roman" w:hAnsi="Times New Roman" w:cs="Times New Roman"/>
@@ -6143,12 +6158,12 @@
         </w:rPr>
         <w:t>Firm Size</w:t>
       </w:r>
-      <w:commentRangeEnd w:id="66"/>
+      <w:commentRangeEnd w:id="68"/>
       <w:r>
         <w:rPr>
           <w:rStyle w:val="CommentReference"/>
         </w:rPr>
-        <w:commentReference w:id="66"/>
+        <w:commentReference w:id="68"/>
       </w:r>
       <w:r>
         <w:rPr>
@@ -6211,7 +6226,7 @@
         </w:rPr>
         <w:t>Pertumbuhan Penjualan (</w:t>
       </w:r>
-      <w:commentRangeStart w:id="67"/>
+      <w:commentRangeStart w:id="69"/>
       <w:r>
         <w:rPr>
           <w:rFonts w:ascii="Times New Roman" w:hAnsi="Times New Roman" w:cs="Times New Roman"/>
@@ -6219,12 +6234,12 @@
         </w:rPr>
         <w:t>Sales Growth</w:t>
       </w:r>
-      <w:commentRangeEnd w:id="67"/>
+      <w:commentRangeEnd w:id="69"/>
       <w:r>
         <w:rPr>
           <w:rStyle w:val="CommentReference"/>
         </w:rPr>
-        <w:commentReference w:id="67"/>
+        <w:commentReference w:id="69"/>
       </w:r>
       <w:r>
         <w:rPr>
@@ -6279,7 +6294,7 @@
         </w:rPr>
         <w:t xml:space="preserve">Indikator </w:t>
       </w:r>
-      <w:commentRangeStart w:id="68"/>
+      <w:commentRangeStart w:id="70"/>
       <w:r>
         <w:rPr>
           <w:rFonts w:cs="Times New Roman"/>
@@ -6303,7 +6318,7 @@
         </w:rPr>
         <w:t xml:space="preserve"> Assets </w:t>
       </w:r>
-      <w:commentRangeEnd w:id="68"/>
+      <w:commentRangeEnd w:id="70"/>
       <w:r>
         <w:rPr>
           <w:rStyle w:val="CommentReference"/>
@@ -6312,7 +6327,7 @@
           <w:iCs w:val="0"/>
           <w:color w:val="auto"/>
         </w:rPr>
-        <w:commentReference w:id="68"/>
+        <w:commentReference w:id="70"/>
       </w:r>
       <w:r>
         <w:rPr>
@@ -6337,7 +6352,7 @@
         </w:rPr>
         <w:t xml:space="preserve">Pengukuran rasio </w:t>
       </w:r>
-      <w:commentRangeStart w:id="69"/>
+      <w:commentRangeStart w:id="71"/>
       <w:r>
         <w:rPr>
           <w:rFonts w:ascii="Times New Roman" w:hAnsi="Times New Roman" w:cs="Times New Roman"/>
@@ -6351,12 +6366,12 @@
         </w:rPr>
         <w:t xml:space="preserve">On Assets </w:t>
       </w:r>
-      <w:commentRangeEnd w:id="69"/>
+      <w:commentRangeEnd w:id="71"/>
       <w:r>
         <w:rPr>
           <w:rStyle w:val="CommentReference"/>
         </w:rPr>
-        <w:commentReference w:id="69"/>
+        <w:commentReference w:id="71"/>
       </w:r>
       <w:r>
         <w:rPr>
@@ -6371,19 +6386,19 @@
         </w:rPr>
         <w:t>) adalah perbandingan antara Laba Bersih Setelah Pajak (</w:t>
       </w:r>
-      <w:commentRangeStart w:id="70"/>
+      <w:commentRangeStart w:id="72"/>
       <w:r>
         <w:rPr>
           <w:rFonts w:ascii="Times New Roman" w:hAnsi="Times New Roman" w:cs="Times New Roman"/>
         </w:rPr>
         <w:t>Earning After Tax/EAT</w:t>
       </w:r>
-      <w:commentRangeEnd w:id="70"/>
+      <w:commentRangeEnd w:id="72"/>
       <w:r>
         <w:rPr>
           <w:rStyle w:val="CommentReference"/>
         </w:rPr>
-        <w:commentReference w:id="70"/>
+        <w:commentReference w:id="72"/>
       </w:r>
       <w:r>
         <w:rPr>
@@ -6391,19 +6406,19 @@
         </w:rPr>
         <w:t>) dengan Total Aset (</w:t>
       </w:r>
-      <w:commentRangeStart w:id="71"/>
+      <w:commentRangeStart w:id="73"/>
       <w:r>
         <w:rPr>
           <w:rFonts w:ascii="Times New Roman" w:hAnsi="Times New Roman" w:cs="Times New Roman"/>
         </w:rPr>
         <w:t>Total Assets</w:t>
       </w:r>
-      <w:commentRangeEnd w:id="71"/>
+      <w:commentRangeEnd w:id="73"/>
       <w:r>
         <w:rPr>
           <w:rStyle w:val="CommentReference"/>
         </w:rPr>
-        <w:commentReference w:id="71"/>
+        <w:commentReference w:id="73"/>
       </w:r>
       <w:r>
         <w:rPr>
@@ -6428,7 +6443,7 @@
           <w:rFonts w:ascii="Times New Roman" w:hAnsi="Times New Roman" w:cs="Times New Roman"/>
         </w:rPr>
       </w:pPr>
-      <w:commentRangeStart w:id="72"/>
+      <w:commentRangeStart w:id="74"/>
       <w:r>
         <w:rPr>
           <w:rFonts w:ascii="Times New Roman" w:hAnsi="Times New Roman" w:cs="Times New Roman"/>
@@ -6442,12 +6457,12 @@
         </w:rPr>
         <w:t xml:space="preserve">On Assets </w:t>
       </w:r>
-      <w:commentRangeEnd w:id="72"/>
+      <w:commentRangeEnd w:id="74"/>
       <w:r>
         <w:rPr>
           <w:rStyle w:val="CommentReference"/>
         </w:rPr>
-        <w:commentReference w:id="72"/>
+        <w:commentReference w:id="74"/>
       </w:r>
       <w:r>
         <w:rPr>
@@ -6575,7 +6590,7 @@
           <w:lang w:val="es-ES"/>
         </w:rPr>
       </w:pPr>
-      <w:commentRangeStart w:id="73"/>
+      <w:commentRangeStart w:id="75"/>
       <w:r>
         <w:rPr>
           <w:rFonts w:ascii="Times New Roman" w:hAnsi="Times New Roman" w:cs="Times New Roman"/>
@@ -6589,12 +6604,12 @@
         </w:rPr>
         <w:t xml:space="preserve">On Assets </w:t>
       </w:r>
-      <w:commentRangeEnd w:id="73"/>
+      <w:commentRangeEnd w:id="75"/>
       <w:r>
         <w:rPr>
           <w:rStyle w:val="CommentReference"/>
         </w:rPr>
-        <w:commentReference w:id="73"/>
+        <w:commentReference w:id="75"/>
       </w:r>
       <w:r>
         <w:rPr>
@@ -7138,7 +7153,7 @@
         </w:rPr>
         <w:t xml:space="preserve">Likuiditas adalah kemampuan sebuah perusahaan untuk memenuhi kewajiban-kewajiban yang harus dibayar dalam waktu singkat. </w:t>
       </w:r>
-      <w:commentRangeStart w:id="74"/>
+      <w:commentRangeStart w:id="76"/>
       <w:r>
         <w:rPr>
           <w:rFonts w:ascii="Times New Roman" w:hAnsi="Times New Roman" w:cs="Times New Roman"/>
@@ -7146,12 +7161,12 @@
         </w:rPr>
         <w:t xml:space="preserve">Liquidity </w:t>
       </w:r>
-      <w:commentRangeEnd w:id="74"/>
+      <w:commentRangeEnd w:id="76"/>
       <w:r>
         <w:rPr>
           <w:rStyle w:val="CommentReference"/>
         </w:rPr>
-        <w:commentReference w:id="74"/>
+        <w:commentReference w:id="76"/>
       </w:r>
       <w:r>
         <w:rPr>
@@ -7221,19 +7236,19 @@
         </w:rPr>
         <w:t>Ukuran Perusahaan (</w:t>
       </w:r>
-      <w:commentRangeStart w:id="75"/>
+      <w:commentRangeStart w:id="77"/>
       <w:r>
         <w:rPr>
           <w:rFonts w:ascii="Times New Roman" w:hAnsi="Times New Roman" w:cs="Times New Roman"/>
         </w:rPr>
         <w:t>Firm Size</w:t>
       </w:r>
-      <w:commentRangeEnd w:id="75"/>
+      <w:commentRangeEnd w:id="77"/>
       <w:r>
         <w:rPr>
           <w:rStyle w:val="CommentReference"/>
         </w:rPr>
-        <w:commentReference w:id="75"/>
+        <w:commentReference w:id="77"/>
       </w:r>
       <w:r>
         <w:rPr>
@@ -7364,19 +7379,19 @@
         </w:rPr>
         <w:t>Pertumbuhan Penjualan (</w:t>
       </w:r>
-      <w:commentRangeStart w:id="76"/>
+      <w:commentRangeStart w:id="78"/>
       <w:r>
         <w:rPr>
           <w:rFonts w:ascii="Times New Roman" w:hAnsi="Times New Roman" w:cs="Times New Roman"/>
         </w:rPr>
         <w:t>Sales Growth</w:t>
       </w:r>
-      <w:commentRangeEnd w:id="76"/>
+      <w:commentRangeEnd w:id="78"/>
       <w:r>
         <w:rPr>
           <w:rStyle w:val="CommentReference"/>
         </w:rPr>
-        <w:commentReference w:id="76"/>
+        <w:commentReference w:id="78"/>
       </w:r>
       <w:r>
         <w:rPr>
@@ -7513,7 +7528,7 @@
           <w:lang w:val="en-US"/>
         </w:rPr>
       </w:pPr>
-      <w:bookmarkStart w:id="77" w:name="_Hlk232446348"/>
+      <w:bookmarkStart w:id="79" w:name="_Hlk232446348"/>
       <m:oMathPara>
         <m:oMath>
           <m:r>
@@ -7555,7 +7570,7 @@
         </m:oMath>
       </m:oMathPara>
     </w:p>
-    <w:bookmarkEnd w:id="77"/>
+    <w:bookmarkEnd w:id="79"/>
     <w:p>
       <w:pPr>
         <w:spacing w:line="360" w:lineRule="auto"/>
@@ -7574,7 +7589,7 @@
         </w:rPr>
         <w:t xml:space="preserve">Semakin besar angka </w:t>
       </w:r>
-      <w:commentRangeStart w:id="78"/>
+      <w:commentRangeStart w:id="80"/>
       <w:r>
         <w:rPr>
           <w:rFonts w:ascii="Times New Roman" w:hAnsi="Times New Roman" w:cs="Times New Roman"/>
@@ -7582,12 +7597,12 @@
         </w:rPr>
         <w:t xml:space="preserve">Dividend Payout Ratio </w:t>
       </w:r>
-      <w:commentRangeEnd w:id="78"/>
+      <w:commentRangeEnd w:id="80"/>
       <w:r>
         <w:rPr>
           <w:rStyle w:val="CommentReference"/>
         </w:rPr>
-        <w:commentReference w:id="78"/>
+        <w:commentReference w:id="80"/>
       </w:r>
       <w:r>
         <w:rPr>
@@ -7753,7 +7768,7 @@
         <w:lastRenderedPageBreak/>
         <w:t xml:space="preserve">Rasio yang disebut </w:t>
       </w:r>
-      <w:commentRangeStart w:id="79"/>
+      <w:commentRangeStart w:id="81"/>
       <w:r>
         <w:rPr>
           <w:rFonts w:ascii="Times New Roman" w:hAnsi="Times New Roman" w:cs="Times New Roman"/>
@@ -7761,12 +7776,12 @@
         </w:rPr>
         <w:t xml:space="preserve">current ratio </w:t>
       </w:r>
-      <w:commentRangeEnd w:id="79"/>
+      <w:commentRangeEnd w:id="81"/>
       <w:r>
         <w:rPr>
           <w:rStyle w:val="CommentReference"/>
         </w:rPr>
-        <w:commentReference w:id="79"/>
+        <w:commentReference w:id="81"/>
       </w:r>
       <w:r>
         <w:rPr>
@@ -7830,7 +7845,7 @@
           <w:lang w:val="es-ES"/>
         </w:rPr>
       </w:pPr>
-      <w:commentRangeStart w:id="80"/>
+      <w:commentRangeStart w:id="82"/>
       <w:r>
         <w:rPr>
           <w:rFonts w:ascii="Times New Roman" w:hAnsi="Times New Roman" w:cs="Times New Roman"/>
@@ -7845,12 +7860,12 @@
         </w:rPr>
         <w:t xml:space="preserve">asio current </w:t>
       </w:r>
-      <w:commentRangeEnd w:id="80"/>
+      <w:commentRangeEnd w:id="82"/>
       <w:r>
         <w:rPr>
           <w:rStyle w:val="CommentReference"/>
         </w:rPr>
-        <w:commentReference w:id="80"/>
+        <w:commentReference w:id="82"/>
       </w:r>
       <w:r>
         <w:rPr>
@@ -7911,7 +7926,7 @@
           <w:lang w:val="es-ES"/>
         </w:rPr>
       </w:pPr>
-      <w:commentRangeStart w:id="81"/>
+      <w:commentRangeStart w:id="83"/>
       <w:r>
         <w:rPr>
           <w:rFonts w:ascii="Times New Roman" w:hAnsi="Times New Roman" w:cs="Times New Roman"/>
@@ -7919,12 +7934,12 @@
         </w:rPr>
         <w:t xml:space="preserve">Current ratio </w:t>
       </w:r>
-      <w:commentRangeEnd w:id="81"/>
+      <w:commentRangeEnd w:id="83"/>
       <w:r>
         <w:rPr>
           <w:rStyle w:val="CommentReference"/>
         </w:rPr>
-        <w:commentReference w:id="81"/>
+        <w:commentReference w:id="83"/>
       </w:r>
       <w:r>
         <w:rPr>
@@ -8135,19 +8150,19 @@
         </w:rPr>
         <w:t>Aktiva Lancar (</w:t>
       </w:r>
-      <w:commentRangeStart w:id="82"/>
+      <w:commentRangeStart w:id="84"/>
       <w:r>
         <w:rPr>
           <w:rFonts w:ascii="Times New Roman" w:hAnsi="Times New Roman" w:cs="Times New Roman"/>
         </w:rPr>
         <w:t>Current Assets</w:t>
       </w:r>
-      <w:commentRangeEnd w:id="82"/>
+      <w:commentRangeEnd w:id="84"/>
       <w:r>
         <w:rPr>
           <w:rStyle w:val="CommentReference"/>
         </w:rPr>
-        <w:commentReference w:id="82"/>
+        <w:commentReference w:id="84"/>
       </w:r>
       <w:r>
         <w:rPr>
@@ -8194,19 +8209,19 @@
         </w:rPr>
         <w:t>Utang Lancar (</w:t>
       </w:r>
-      <w:commentRangeStart w:id="83"/>
+      <w:commentRangeStart w:id="85"/>
       <w:r>
         <w:rPr>
           <w:rFonts w:ascii="Times New Roman" w:hAnsi="Times New Roman" w:cs="Times New Roman"/>
         </w:rPr>
         <w:t>Current Liabilities</w:t>
       </w:r>
-      <w:commentRangeEnd w:id="83"/>
+      <w:commentRangeEnd w:id="85"/>
       <w:r>
         <w:rPr>
           <w:rStyle w:val="CommentReference"/>
         </w:rPr>
-        <w:commentReference w:id="83"/>
+        <w:commentReference w:id="85"/>
       </w:r>
       <w:r>
         <w:rPr>
@@ -8252,19 +8267,19 @@
         </w:rPr>
         <w:t>Perputaran Persediaan (</w:t>
       </w:r>
-      <w:commentRangeStart w:id="84"/>
+      <w:commentRangeStart w:id="86"/>
       <w:r>
         <w:rPr>
           <w:rFonts w:ascii="Times New Roman" w:hAnsi="Times New Roman" w:cs="Times New Roman"/>
         </w:rPr>
         <w:t>Inventory Turnover</w:t>
       </w:r>
-      <w:commentRangeEnd w:id="84"/>
+      <w:commentRangeEnd w:id="86"/>
       <w:r>
         <w:rPr>
           <w:rStyle w:val="CommentReference"/>
         </w:rPr>
-        <w:commentReference w:id="84"/>
+        <w:commentReference w:id="86"/>
       </w:r>
       <w:r>
         <w:rPr>
@@ -8394,7 +8409,7 @@
         </w:rPr>
         <w:t xml:space="preserve">Indikator </w:t>
       </w:r>
-      <w:commentRangeStart w:id="85"/>
+      <w:commentRangeStart w:id="87"/>
       <w:r>
         <w:rPr>
           <w:rFonts w:cs="Times New Roman"/>
@@ -8402,7 +8417,7 @@
         </w:rPr>
         <w:t xml:space="preserve">Current Ratio </w:t>
       </w:r>
-      <w:commentRangeEnd w:id="85"/>
+      <w:commentRangeEnd w:id="87"/>
       <w:r>
         <w:rPr>
           <w:rStyle w:val="CommentReference"/>
@@ -8411,7 +8426,7 @@
           <w:iCs w:val="0"/>
           <w:color w:val="auto"/>
         </w:rPr>
-        <w:commentReference w:id="85"/>
+        <w:commentReference w:id="87"/>
       </w:r>
     </w:p>
     <w:p>
@@ -8467,19 +8482,19 @@
         </w:rPr>
         <w:t xml:space="preserve">, </w:t>
       </w:r>
-      <w:commentRangeStart w:id="86"/>
+      <w:commentRangeStart w:id="88"/>
       <w:r>
         <w:rPr>
           <w:rFonts w:ascii="Times New Roman" w:hAnsi="Times New Roman" w:cs="Times New Roman"/>
         </w:rPr>
         <w:t xml:space="preserve">Current Ratio </w:t>
       </w:r>
-      <w:commentRangeEnd w:id="86"/>
+      <w:commentRangeEnd w:id="88"/>
       <w:r>
         <w:rPr>
           <w:rStyle w:val="CommentReference"/>
         </w:rPr>
-        <w:commentReference w:id="86"/>
+        <w:commentReference w:id="88"/>
       </w:r>
       <w:r>
         <w:rPr>
@@ -8494,19 +8509,19 @@
         </w:rPr>
         <w:t xml:space="preserve">Oleh karena itu, indikator yang digunakan untuk mengetahui </w:t>
       </w:r>
-      <w:commentRangeStart w:id="87"/>
+      <w:commentRangeStart w:id="89"/>
       <w:r>
         <w:rPr>
           <w:rFonts w:ascii="Times New Roman" w:hAnsi="Times New Roman" w:cs="Times New Roman"/>
         </w:rPr>
         <w:t xml:space="preserve">Current Ratio </w:t>
       </w:r>
-      <w:commentRangeEnd w:id="87"/>
+      <w:commentRangeEnd w:id="89"/>
       <w:r>
         <w:rPr>
           <w:rStyle w:val="CommentReference"/>
         </w:rPr>
-        <w:commentReference w:id="87"/>
+        <w:commentReference w:id="89"/>
       </w:r>
       <w:r>
         <w:rPr>
@@ -8585,7 +8600,7 @@
         </w:rPr>
         <w:t xml:space="preserve">Semakin tinggi nilai </w:t>
       </w:r>
-      <w:commentRangeStart w:id="88"/>
+      <w:commentRangeStart w:id="90"/>
       <w:r>
         <w:rPr>
           <w:rFonts w:ascii="Times New Roman" w:eastAsiaTheme="minorEastAsia" w:hAnsi="Times New Roman" w:cs="Times New Roman"/>
@@ -8593,12 +8608,12 @@
         </w:rPr>
         <w:t>Current Ratio</w:t>
       </w:r>
-      <w:commentRangeEnd w:id="88"/>
+      <w:commentRangeEnd w:id="90"/>
       <w:r>
         <w:rPr>
           <w:rStyle w:val="CommentReference"/>
         </w:rPr>
-        <w:commentReference w:id="88"/>
+        <w:commentReference w:id="90"/>
       </w:r>
       <w:r>
         <w:rPr>
@@ -8615,7 +8630,7 @@
         </w:rPr>
         <w:t xml:space="preserve"> Justru, semakin kecil nilai </w:t>
       </w:r>
-      <w:commentRangeStart w:id="89"/>
+      <w:commentRangeStart w:id="91"/>
       <w:r>
         <w:rPr>
           <w:rFonts w:ascii="Times New Roman" w:eastAsiaTheme="minorEastAsia" w:hAnsi="Times New Roman" w:cs="Times New Roman"/>
@@ -8623,12 +8638,12 @@
         </w:rPr>
         <w:t xml:space="preserve">Current Ratio </w:t>
       </w:r>
-      <w:commentRangeEnd w:id="89"/>
+      <w:commentRangeEnd w:id="91"/>
       <w:r>
         <w:rPr>
           <w:rStyle w:val="CommentReference"/>
         </w:rPr>
-        <w:commentReference w:id="89"/>
+        <w:commentReference w:id="91"/>
       </w:r>
       <w:r>
         <w:rPr>
@@ -8645,7 +8660,7 @@
         </w:rPr>
         <w:t xml:space="preserve">Oleh karena itu, </w:t>
       </w:r>
-      <w:commentRangeStart w:id="90"/>
+      <w:commentRangeStart w:id="92"/>
       <w:r>
         <w:rPr>
           <w:rFonts w:ascii="Times New Roman" w:eastAsiaTheme="minorEastAsia" w:hAnsi="Times New Roman" w:cs="Times New Roman"/>
@@ -8653,12 +8668,12 @@
         </w:rPr>
         <w:t xml:space="preserve">Current Ratio </w:t>
       </w:r>
-      <w:commentRangeEnd w:id="90"/>
+      <w:commentRangeEnd w:id="92"/>
       <w:r>
         <w:rPr>
           <w:rStyle w:val="CommentReference"/>
         </w:rPr>
-        <w:commentReference w:id="90"/>
+        <w:commentReference w:id="92"/>
       </w:r>
       <w:r>
         <w:rPr>
@@ -8910,7 +8925,7 @@
         </w:rPr>
         <w:t xml:space="preserve">Struktur modal adalah bagian dari proporsi antara utang dan modal yang digunakan perusahaan untuk mendanai berbagai kegiatan perusahaan. Struktur modal umumnya dilihat dengan menggunakan perbandingan </w:t>
       </w:r>
-      <w:commentRangeStart w:id="91"/>
+      <w:commentRangeStart w:id="93"/>
       <w:r>
         <w:rPr>
           <w:rFonts w:ascii="Times New Roman" w:hAnsi="Times New Roman" w:cs="Times New Roman"/>
@@ -8918,12 +8933,12 @@
         </w:rPr>
         <w:t xml:space="preserve">Debt to Equity Ratio (DER) dan Debt to Asset Ratio (DAR) </w:t>
       </w:r>
-      <w:commentRangeEnd w:id="91"/>
+      <w:commentRangeEnd w:id="93"/>
       <w:r>
         <w:rPr>
           <w:rStyle w:val="CommentReference"/>
         </w:rPr>
-        <w:commentReference w:id="91"/>
+        <w:commentReference w:id="93"/>
       </w:r>
       <w:r>
         <w:rPr>
@@ -9153,7 +9168,7 @@
         </w:rPr>
         <w:t xml:space="preserve">Struktur modal adalah cara perusahaan membagi antara utang dan modal sendiri yang digunakan untuk mendanai kegiatan sehari-hari serta pembelian investasi. Dalam studi keuangan, struktur modal sering diukur menggunakan rasio </w:t>
       </w:r>
-      <w:commentRangeStart w:id="92"/>
+      <w:commentRangeStart w:id="94"/>
       <w:r>
         <w:rPr>
           <w:rFonts w:ascii="Times New Roman" w:hAnsi="Times New Roman" w:cs="Times New Roman"/>
@@ -9161,12 +9176,12 @@
         </w:rPr>
         <w:t xml:space="preserve">Debt to Asset Ratio </w:t>
       </w:r>
-      <w:commentRangeEnd w:id="92"/>
+      <w:commentRangeEnd w:id="94"/>
       <w:r>
         <w:rPr>
           <w:rStyle w:val="CommentReference"/>
         </w:rPr>
-        <w:commentReference w:id="92"/>
+        <w:commentReference w:id="94"/>
       </w:r>
       <w:r>
         <w:rPr>
@@ -9311,7 +9326,7 @@
         </w:rPr>
         <w:t xml:space="preserve">Berikut ini merupakan beberapa hasil penelitian yang relevan, yang pernahdilakukan sebelumnya yang berkaitan dengan variabel Nilai Perusahaan, </w:t>
       </w:r>
-      <w:commentRangeStart w:id="93"/>
+      <w:commentRangeStart w:id="95"/>
       <w:r>
         <w:rPr>
           <w:rFonts w:ascii="Times New Roman" w:hAnsi="Times New Roman" w:cs="Times New Roman"/>
@@ -9319,12 +9334,12 @@
         </w:rPr>
         <w:t xml:space="preserve">Retrun on Assets </w:t>
       </w:r>
-      <w:commentRangeEnd w:id="93"/>
+      <w:commentRangeEnd w:id="95"/>
       <w:r>
         <w:rPr>
           <w:rStyle w:val="CommentReference"/>
         </w:rPr>
-        <w:commentReference w:id="93"/>
+        <w:commentReference w:id="95"/>
       </w:r>
       <w:r>
         <w:rPr>
@@ -9333,7 +9348,7 @@
         </w:rPr>
         <w:t xml:space="preserve">(ROA), Kebijakan Dividen, </w:t>
       </w:r>
-      <w:commentRangeStart w:id="94"/>
+      <w:commentRangeStart w:id="96"/>
       <w:r>
         <w:rPr>
           <w:rFonts w:ascii="Times New Roman" w:hAnsi="Times New Roman" w:cs="Times New Roman"/>
@@ -9341,12 +9356,12 @@
         </w:rPr>
         <w:t>Current Ratio</w:t>
       </w:r>
-      <w:commentRangeEnd w:id="94"/>
+      <w:commentRangeEnd w:id="96"/>
       <w:r>
         <w:rPr>
           <w:rStyle w:val="CommentReference"/>
         </w:rPr>
-        <w:commentReference w:id="94"/>
+        <w:commentReference w:id="96"/>
       </w:r>
       <w:r>
         <w:rPr>
@@ -12228,19 +12243,19 @@
         </w:rPr>
         <w:t xml:space="preserve">Kerangka berpikir adalah konsep yang menjelaskan bagaimana variabel independen berhubungan dengan variabel dependen dalam sebuah penelitian. Kerangka berpikir dibuat dengan mempertimbangkan teori-teori yang sudah ada dan penelitian sebelumnya agar bisa menunjukkan bagaimana hubungan antarvariabel yang akan diteliti. Dalam penelitian ini, ada empat variabel yang memengaruhi, yaitu </w:t>
       </w:r>
-      <w:commentRangeStart w:id="95"/>
+      <w:commentRangeStart w:id="97"/>
       <w:r>
         <w:rPr>
           <w:rFonts w:ascii="Times New Roman" w:hAnsi="Times New Roman" w:cs="Times New Roman"/>
         </w:rPr>
         <w:t xml:space="preserve">Return On Assets </w:t>
       </w:r>
-      <w:commentRangeEnd w:id="95"/>
+      <w:commentRangeEnd w:id="97"/>
       <w:r>
         <w:rPr>
           <w:rStyle w:val="CommentReference"/>
         </w:rPr>
-        <w:commentReference w:id="95"/>
+        <w:commentReference w:id="97"/>
       </w:r>
       <w:r>
         <w:rPr>
@@ -12275,7 +12290,7 @@
       <w:r>
         <w:t xml:space="preserve">Pengaruh </w:t>
       </w:r>
-      <w:commentRangeStart w:id="96"/>
+      <w:commentRangeStart w:id="98"/>
       <w:r>
         <w:t xml:space="preserve">Return </w:t>
       </w:r>
@@ -12283,7 +12298,7 @@
       <w:r>
         <w:t xml:space="preserve">On Assets </w:t>
       </w:r>
-      <w:commentRangeEnd w:id="96"/>
+      <w:commentRangeEnd w:id="98"/>
       <w:r>
         <w:rPr>
           <w:rStyle w:val="CommentReference"/>
@@ -12291,7 +12306,7 @@
           <w:b w:val="0"/>
           <w:color w:val="auto"/>
         </w:rPr>
-        <w:commentReference w:id="96"/>
+        <w:commentReference w:id="98"/>
       </w:r>
       <w:r>
         <w:t>(ROA</w:t>
@@ -12310,7 +12325,7 @@
           <w:rFonts w:ascii="Times New Roman" w:hAnsi="Times New Roman" w:cs="Times New Roman"/>
         </w:rPr>
       </w:pPr>
-      <w:commentRangeStart w:id="97"/>
+      <w:commentRangeStart w:id="99"/>
       <w:r>
         <w:rPr>
           <w:rFonts w:ascii="Times New Roman" w:hAnsi="Times New Roman" w:cs="Times New Roman"/>
@@ -12324,12 +12339,12 @@
         </w:rPr>
         <w:t xml:space="preserve">On Assets </w:t>
       </w:r>
-      <w:commentRangeEnd w:id="97"/>
+      <w:commentRangeEnd w:id="99"/>
       <w:r>
         <w:rPr>
           <w:rStyle w:val="CommentReference"/>
         </w:rPr>
-        <w:commentReference w:id="97"/>
+        <w:commentReference w:id="99"/>
       </w:r>
       <w:r>
         <w:rPr>
@@ -12344,7 +12359,7 @@
         </w:rPr>
         <w:t xml:space="preserve">) adalah salah satu rasio profitabilitas yang digunakan untuk menilai seberapa baik kemampuan perusahaan dalam memperoleh laba dengan memanfaatkan seluruh aset yang dimilikinya. Semakin besar nilai </w:t>
       </w:r>
-      <w:commentRangeStart w:id="98"/>
+      <w:commentRangeStart w:id="100"/>
       <w:r>
         <w:rPr>
           <w:rFonts w:ascii="Times New Roman" w:hAnsi="Times New Roman" w:cs="Times New Roman"/>
@@ -12358,12 +12373,12 @@
         </w:rPr>
         <w:t xml:space="preserve">On Assets </w:t>
       </w:r>
-      <w:commentRangeEnd w:id="98"/>
+      <w:commentRangeEnd w:id="100"/>
       <w:r>
         <w:rPr>
           <w:rStyle w:val="CommentReference"/>
         </w:rPr>
-        <w:commentReference w:id="98"/>
+        <w:commentReference w:id="100"/>
       </w:r>
       <w:r>
         <w:rPr>
@@ -12395,7 +12410,7 @@
           <w:rFonts w:ascii="Times New Roman" w:hAnsi="Times New Roman" w:cs="Times New Roman"/>
         </w:rPr>
       </w:pPr>
-      <w:commentRangeStart w:id="99"/>
+      <w:commentRangeStart w:id="101"/>
       <w:r>
         <w:rPr>
           <w:rFonts w:ascii="Times New Roman" w:hAnsi="Times New Roman" w:cs="Times New Roman"/>
@@ -12409,12 +12424,12 @@
         </w:rPr>
         <w:t xml:space="preserve">On Assets </w:t>
       </w:r>
-      <w:commentRangeEnd w:id="99"/>
+      <w:commentRangeEnd w:id="101"/>
       <w:r>
         <w:rPr>
           <w:rStyle w:val="CommentReference"/>
         </w:rPr>
-        <w:commentReference w:id="99"/>
+        <w:commentReference w:id="101"/>
       </w:r>
       <w:r>
         <w:rPr>
@@ -12429,7 +12444,7 @@
         </w:rPr>
         <w:t xml:space="preserve">) yang semakin tinggi menunjukkan bahwa perusahaan mampu mengelola aset secara efisien dan memperoleh keuntungan yang baik dari operasionalnya. Kondisi itu akan membuat investor lebih percaya kepada perusahaan, sehingga harga saham naik dan akhirnya meningkatkan nilai perusahaan. Jika </w:t>
       </w:r>
-      <w:commentRangeStart w:id="100"/>
+      <w:commentRangeStart w:id="102"/>
       <w:r>
         <w:rPr>
           <w:rFonts w:ascii="Times New Roman" w:hAnsi="Times New Roman" w:cs="Times New Roman"/>
@@ -12443,12 +12458,12 @@
         </w:rPr>
         <w:t xml:space="preserve">On Assets </w:t>
       </w:r>
-      <w:commentRangeEnd w:id="100"/>
+      <w:commentRangeEnd w:id="102"/>
       <w:r>
         <w:rPr>
           <w:rStyle w:val="CommentReference"/>
         </w:rPr>
-        <w:commentReference w:id="100"/>
+        <w:commentReference w:id="102"/>
       </w:r>
       <w:r>
         <w:rPr>
@@ -12572,7 +12587,7 @@
           <w:rFonts w:ascii="Times New Roman" w:hAnsi="Times New Roman" w:cs="Times New Roman"/>
         </w:rPr>
       </w:pPr>
-      <w:commentRangeStart w:id="101"/>
+      <w:commentRangeStart w:id="103"/>
       <w:proofErr w:type="gramStart"/>
       <w:r>
         <w:rPr>
@@ -12580,12 +12595,12 @@
         </w:rPr>
         <w:t xml:space="preserve">Current Ratio </w:t>
       </w:r>
-      <w:commentRangeEnd w:id="101"/>
+      <w:commentRangeEnd w:id="103"/>
       <w:r>
         <w:rPr>
           <w:rStyle w:val="CommentReference"/>
         </w:rPr>
-        <w:commentReference w:id="101"/>
+        <w:commentReference w:id="103"/>
       </w:r>
       <w:r>
         <w:rPr>
@@ -12607,19 +12622,19 @@
         </w:rPr>
         <w:t xml:space="preserve">Jika nilai </w:t>
       </w:r>
-      <w:commentRangeStart w:id="102"/>
+      <w:commentRangeStart w:id="104"/>
       <w:r>
         <w:rPr>
           <w:rFonts w:ascii="Times New Roman" w:hAnsi="Times New Roman" w:cs="Times New Roman"/>
         </w:rPr>
         <w:t xml:space="preserve">Current Ratio </w:t>
       </w:r>
-      <w:commentRangeEnd w:id="102"/>
+      <w:commentRangeEnd w:id="104"/>
       <w:r>
         <w:rPr>
           <w:rStyle w:val="CommentReference"/>
         </w:rPr>
-        <w:commentReference w:id="102"/>
+        <w:commentReference w:id="104"/>
       </w:r>
       <w:r>
         <w:rPr>
@@ -12671,19 +12686,19 @@
         </w:rPr>
         <w:t xml:space="preserve">Oleh karena itu, dampak </w:t>
       </w:r>
-      <w:commentRangeStart w:id="103"/>
+      <w:commentRangeStart w:id="105"/>
       <w:r>
         <w:rPr>
           <w:rFonts w:ascii="Times New Roman" w:hAnsi="Times New Roman" w:cs="Times New Roman"/>
         </w:rPr>
         <w:t xml:space="preserve">Current Ratio </w:t>
       </w:r>
-      <w:commentRangeEnd w:id="103"/>
+      <w:commentRangeEnd w:id="105"/>
       <w:r>
         <w:rPr>
           <w:rStyle w:val="CommentReference"/>
         </w:rPr>
-        <w:commentReference w:id="103"/>
+        <w:commentReference w:id="105"/>
       </w:r>
       <w:r>
         <w:rPr>
@@ -13046,7 +13061,7 @@
               </wp:anchor>
             </w:drawing>
           </mc:Choice>
-          <mc:Fallback xmlns:w16se="http://schemas.microsoft.com/office/word/2015/wordml/symex" xmlns:w16sdtfl="http://schemas.microsoft.com/office/word/2024/wordml/sdtformatlock" xmlns:w16sdtdh="http://schemas.microsoft.com/office/word/2020/wordml/sdtdatahash" xmlns:w16du="http://schemas.microsoft.com/office/word/2023/wordml/word16du" xmlns:w16="http://schemas.microsoft.com/office/word/2018/wordml" xmlns:w16cid="http://schemas.microsoft.com/office/word/2016/wordml/cid" xmlns:w16cex="http://schemas.microsoft.com/office/word/2018/wordml/cex" xmlns:w15="http://schemas.microsoft.com/office/word/2012/wordml" xmlns:oel="http://schemas.microsoft.com/office/2019/extlst" xmlns:am3d="http://schemas.microsoft.com/office/drawing/2017/model3d" xmlns:aink="http://schemas.microsoft.com/office/drawing/2016/ink" xmlns:cx8="http://schemas.microsoft.com/office/drawing/2016/5/14/chartex" xmlns:cx7="http://schemas.microsoft.com/office/drawing/2016/5/13/chartex" xmlns:cx6="http://schemas.microsoft.com/office/drawing/2016/5/12/chartex" xmlns:cx5="http://schemas.microsoft.com/office/drawing/2016/5/11/chartex" xmlns:cx4="http://schemas.microsoft.com/office/drawing/2016/5/10/chartex" xmlns:cx3="http://schemas.microsoft.com/office/drawing/2016/5/9/chartex" xmlns:cx2="http://schemas.microsoft.com/office/drawing/2015/10/21/chartex" xmlns:cx1="http://schemas.microsoft.com/office/drawing/2015/9/8/chartex" xmlns:cx="http://schemas.microsoft.com/office/drawing/2014/chartex">
+          <mc:Fallback xmlns:cx="http://schemas.microsoft.com/office/drawing/2014/chartex" xmlns:cx1="http://schemas.microsoft.com/office/drawing/2015/9/8/chartex" xmlns:cx2="http://schemas.microsoft.com/office/drawing/2015/10/21/chartex" xmlns:cx3="http://schemas.microsoft.com/office/drawing/2016/5/9/chartex" xmlns:cx4="http://schemas.microsoft.com/office/drawing/2016/5/10/chartex" xmlns:cx5="http://schemas.microsoft.com/office/drawing/2016/5/11/chartex" xmlns:cx6="http://schemas.microsoft.com/office/drawing/2016/5/12/chartex" xmlns:cx7="http://schemas.microsoft.com/office/drawing/2016/5/13/chartex" xmlns:cx8="http://schemas.microsoft.com/office/drawing/2016/5/14/chartex" xmlns:aink="http://schemas.microsoft.com/office/drawing/2016/ink" xmlns:am3d="http://schemas.microsoft.com/office/drawing/2017/model3d" xmlns:oel="http://schemas.microsoft.com/office/2019/extlst" xmlns:w15="http://schemas.microsoft.com/office/word/2012/wordml" xmlns:w16cex="http://schemas.microsoft.com/office/word/2018/wordml/cex" xmlns:w16cid="http://schemas.microsoft.com/office/word/2016/wordml/cid" xmlns:w16="http://schemas.microsoft.com/office/word/2018/wordml" xmlns:w16du="http://schemas.microsoft.com/office/word/2023/wordml/word16du" xmlns:w16sdtdh="http://schemas.microsoft.com/office/word/2020/wordml/sdtdatahash" xmlns:w16sdtfl="http://schemas.microsoft.com/office/word/2024/wordml/sdtformatlock" xmlns:w16se="http://schemas.microsoft.com/office/word/2015/wordml/symex">
             <w:pict>
               <v:shapetype w14:anchorId="47E96194" id="_x0000_t32" coordsize="21600,21600" o:spt="32" o:oned="t" path="m,l21600,21600e" filled="f">
                 <v:path arrowok="t" fillok="f" o:connecttype="none"/>
@@ -13587,7 +13602,7 @@
               </wp:anchor>
             </w:drawing>
           </mc:Choice>
-          <mc:Fallback xmlns:w16se="http://schemas.microsoft.com/office/word/2015/wordml/symex" xmlns:w16sdtfl="http://schemas.microsoft.com/office/word/2024/wordml/sdtformatlock" xmlns:w16sdtdh="http://schemas.microsoft.com/office/word/2020/wordml/sdtdatahash" xmlns:w16du="http://schemas.microsoft.com/office/word/2023/wordml/word16du" xmlns:w16="http://schemas.microsoft.com/office/word/2018/wordml" xmlns:w16cid="http://schemas.microsoft.com/office/word/2016/wordml/cid" xmlns:w16cex="http://schemas.microsoft.com/office/word/2018/wordml/cex" xmlns:w15="http://schemas.microsoft.com/office/word/2012/wordml" xmlns:oel="http://schemas.microsoft.com/office/2019/extlst" xmlns:am3d="http://schemas.microsoft.com/office/drawing/2017/model3d" xmlns:aink="http://schemas.microsoft.com/office/drawing/2016/ink" xmlns:cx8="http://schemas.microsoft.com/office/drawing/2016/5/14/chartex" xmlns:cx7="http://schemas.microsoft.com/office/drawing/2016/5/13/chartex" xmlns:cx6="http://schemas.microsoft.com/office/drawing/2016/5/12/chartex" xmlns:cx5="http://schemas.microsoft.com/office/drawing/2016/5/11/chartex" xmlns:cx4="http://schemas.microsoft.com/office/drawing/2016/5/10/chartex" xmlns:cx3="http://schemas.microsoft.com/office/drawing/2016/5/9/chartex" xmlns:cx2="http://schemas.microsoft.com/office/drawing/2015/10/21/chartex" xmlns:cx1="http://schemas.microsoft.com/office/drawing/2015/9/8/chartex" xmlns:cx="http://schemas.microsoft.com/office/drawing/2014/chartex">
+          <mc:Fallback xmlns:cx="http://schemas.microsoft.com/office/drawing/2014/chartex" xmlns:cx1="http://schemas.microsoft.com/office/drawing/2015/9/8/chartex" xmlns:cx2="http://schemas.microsoft.com/office/drawing/2015/10/21/chartex" xmlns:cx3="http://schemas.microsoft.com/office/drawing/2016/5/9/chartex" xmlns:cx4="http://schemas.microsoft.com/office/drawing/2016/5/10/chartex" xmlns:cx5="http://schemas.microsoft.com/office/drawing/2016/5/11/chartex" xmlns:cx6="http://schemas.microsoft.com/office/drawing/2016/5/12/chartex" xmlns:cx7="http://schemas.microsoft.com/office/drawing/2016/5/13/chartex" xmlns:cx8="http://schemas.microsoft.com/office/drawing/2016/5/14/chartex" xmlns:aink="http://schemas.microsoft.com/office/drawing/2016/ink" xmlns:am3d="http://schemas.microsoft.com/office/drawing/2017/model3d" xmlns:oel="http://schemas.microsoft.com/office/2019/extlst" xmlns:w15="http://schemas.microsoft.com/office/word/2012/wordml" xmlns:w16cex="http://schemas.microsoft.com/office/word/2018/wordml/cex" xmlns:w16cid="http://schemas.microsoft.com/office/word/2016/wordml/cid" xmlns:w16="http://schemas.microsoft.com/office/word/2018/wordml" xmlns:w16du="http://schemas.microsoft.com/office/word/2023/wordml/word16du" xmlns:w16sdtdh="http://schemas.microsoft.com/office/word/2020/wordml/sdtdatahash" xmlns:w16sdtfl="http://schemas.microsoft.com/office/word/2024/wordml/sdtformatlock" xmlns:w16se="http://schemas.microsoft.com/office/word/2015/wordml/symex">
             <w:pict>
               <v:shape w14:anchorId="518ADA19" id="Straight Arrow Connector 9" o:spid="_x0000_s1026" type="#_x0000_t32" style="position:absolute;margin-left:165.95pt;margin-top:8.8pt;width:108.5pt;height:29.75pt;z-index:251669504;visibility:visible;mso-wrap-style:square;mso-width-percent:0;mso-height-percent:0;mso-wrap-distance-left:9pt;mso-wrap-distance-top:0;mso-wrap-distance-right:9pt;mso-wrap-distance-bottom:0;mso-position-horizontal:absolute;mso-position-horizontal-relative:text;mso-position-vertical:absolute;mso-position-vertical-relative:text;mso-width-percent:0;mso-height-percent:0;mso-width-relative:margin;mso-height-relative:margin" o:gfxdata="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" strokecolor="black [3200]" strokeweight=".5pt">
                 <v:stroke endarrow="block" joinstyle="miter"/>
@@ -13942,7 +13957,7 @@
               </wp:anchor>
             </w:drawing>
           </mc:Choice>
-          <mc:Fallback xmlns:w16se="http://schemas.microsoft.com/office/word/2015/wordml/symex" xmlns:w16sdtfl="http://schemas.microsoft.com/office/word/2024/wordml/sdtformatlock" xmlns:w16sdtdh="http://schemas.microsoft.com/office/word/2020/wordml/sdtdatahash" xmlns:w16du="http://schemas.microsoft.com/office/word/2023/wordml/word16du" xmlns:w16="http://schemas.microsoft.com/office/word/2018/wordml" xmlns:w16cid="http://schemas.microsoft.com/office/word/2016/wordml/cid" xmlns:w16cex="http://schemas.microsoft.com/office/word/2018/wordml/cex" xmlns:w15="http://schemas.microsoft.com/office/word/2012/wordml" xmlns:oel="http://schemas.microsoft.com/office/2019/extlst" xmlns:am3d="http://schemas.microsoft.com/office/drawing/2017/model3d" xmlns:aink="http://schemas.microsoft.com/office/drawing/2016/ink" xmlns:cx8="http://schemas.microsoft.com/office/drawing/2016/5/14/chartex" xmlns:cx7="http://schemas.microsoft.com/office/drawing/2016/5/13/chartex" xmlns:cx6="http://schemas.microsoft.com/office/drawing/2016/5/12/chartex" xmlns:cx5="http://schemas.microsoft.com/office/drawing/2016/5/11/chartex" xmlns:cx4="http://schemas.microsoft.com/office/drawing/2016/5/10/chartex" xmlns:cx3="http://schemas.microsoft.com/office/drawing/2016/5/9/chartex" xmlns:cx2="http://schemas.microsoft.com/office/drawing/2015/10/21/chartex" xmlns:cx1="http://schemas.microsoft.com/office/drawing/2015/9/8/chartex" xmlns:cx="http://schemas.microsoft.com/office/drawing/2014/chartex">
+          <mc:Fallback xmlns:cx="http://schemas.microsoft.com/office/drawing/2014/chartex" xmlns:cx1="http://schemas.microsoft.com/office/drawing/2015/9/8/chartex" xmlns:cx2="http://schemas.microsoft.com/office/drawing/2015/10/21/chartex" xmlns:cx3="http://schemas.microsoft.com/office/drawing/2016/5/9/chartex" xmlns:cx4="http://schemas.microsoft.com/office/drawing/2016/5/10/chartex" xmlns:cx5="http://schemas.microsoft.com/office/drawing/2016/5/11/chartex" xmlns:cx6="http://schemas.microsoft.com/office/drawing/2016/5/12/chartex" xmlns:cx7="http://schemas.microsoft.com/office/drawing/2016/5/13/chartex" xmlns:cx8="http://schemas.microsoft.com/office/drawing/2016/5/14/chartex" xmlns:aink="http://schemas.microsoft.com/office/drawing/2016/ink" xmlns:am3d="http://schemas.microsoft.com/office/drawing/2017/model3d" xmlns:oel="http://schemas.microsoft.com/office/2019/extlst" xmlns:w15="http://schemas.microsoft.com/office/word/2012/wordml" xmlns:w16cex="http://schemas.microsoft.com/office/word/2018/wordml/cex" xmlns:w16cid="http://schemas.microsoft.com/office/word/2016/wordml/cid" xmlns:w16="http://schemas.microsoft.com/office/word/2018/wordml" xmlns:w16du="http://schemas.microsoft.com/office/word/2023/wordml/word16du" xmlns:w16sdtdh="http://schemas.microsoft.com/office/word/2020/wordml/sdtdatahash" xmlns:w16sdtfl="http://schemas.microsoft.com/office/word/2024/wordml/sdtformatlock" xmlns:w16se="http://schemas.microsoft.com/office/word/2015/wordml/symex">
             <w:pict>
               <v:shape w14:anchorId="521962E5" id="Straight Arrow Connector 10" o:spid="_x0000_s1026" type="#_x0000_t32" style="position:absolute;margin-left:167.9pt;margin-top:20.45pt;width:103.7pt;height:27.5pt;flip:y;z-index:251670528;visibility:visible;mso-wrap-style:square;mso-width-percent:0;mso-height-percent:0;mso-wrap-distance-left:9pt;mso-wrap-distance-top:0;mso-wrap-distance-right:9pt;mso-wrap-distance-bottom:0;mso-position-horizontal:absolute;mso-position-horizontal-relative:text;mso-position-vertical:absolute;mso-position-vertical-relative:text;mso-width-percent:0;mso-height-percent:0;mso-width-relative:margin;mso-height-relative:margin" o:gfxdata="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" strokecolor="black [3200]" strokeweight=".5pt">
                 <v:stroke endarrow="block" joinstyle="miter"/>
@@ -14188,7 +14203,7 @@
               </wp:anchor>
             </w:drawing>
           </mc:Choice>
-          <mc:Fallback xmlns:w16se="http://schemas.microsoft.com/office/word/2015/wordml/symex" xmlns:w16sdtfl="http://schemas.microsoft.com/office/word/2024/wordml/sdtformatlock" xmlns:w16sdtdh="http://schemas.microsoft.com/office/word/2020/wordml/sdtdatahash" xmlns:w16du="http://schemas.microsoft.com/office/word/2023/wordml/word16du" xmlns:w16="http://schemas.microsoft.com/office/word/2018/wordml" xmlns:w16cid="http://schemas.microsoft.com/office/word/2016/wordml/cid" xmlns:w16cex="http://schemas.microsoft.com/office/word/2018/wordml/cex" xmlns:w15="http://schemas.microsoft.com/office/word/2012/wordml" xmlns:oel="http://schemas.microsoft.com/office/2019/extlst" xmlns:am3d="http://schemas.microsoft.com/office/drawing/2017/model3d" xmlns:aink="http://schemas.microsoft.com/office/drawing/2016/ink" xmlns:cx8="http://schemas.microsoft.com/office/drawing/2016/5/14/chartex" xmlns:cx7="http://schemas.microsoft.com/office/drawing/2016/5/13/chartex" xmlns:cx6="http://schemas.microsoft.com/office/drawing/2016/5/12/chartex" xmlns:cx5="http://schemas.microsoft.com/office/drawing/2016/5/11/chartex" xmlns:cx4="http://schemas.microsoft.com/office/drawing/2016/5/10/chartex" xmlns:cx3="http://schemas.microsoft.com/office/drawing/2016/5/9/chartex" xmlns:cx2="http://schemas.microsoft.com/office/drawing/2015/10/21/chartex" xmlns:cx1="http://schemas.microsoft.com/office/drawing/2015/9/8/chartex" xmlns:cx="http://schemas.microsoft.com/office/drawing/2014/chartex">
+          <mc:Fallback xmlns:cx="http://schemas.microsoft.com/office/drawing/2014/chartex" xmlns:cx1="http://schemas.microsoft.com/office/drawing/2015/9/8/chartex" xmlns:cx2="http://schemas.microsoft.com/office/drawing/2015/10/21/chartex" xmlns:cx3="http://schemas.microsoft.com/office/drawing/2016/5/9/chartex" xmlns:cx4="http://schemas.microsoft.com/office/drawing/2016/5/10/chartex" xmlns:cx5="http://schemas.microsoft.com/office/drawing/2016/5/11/chartex" xmlns:cx6="http://schemas.microsoft.com/office/drawing/2016/5/12/chartex" xmlns:cx7="http://schemas.microsoft.com/office/drawing/2016/5/13/chartex" xmlns:cx8="http://schemas.microsoft.com/office/drawing/2016/5/14/chartex" xmlns:aink="http://schemas.microsoft.com/office/drawing/2016/ink" xmlns:am3d="http://schemas.microsoft.com/office/drawing/2017/model3d" xmlns:oel="http://schemas.microsoft.com/office/2019/extlst" xmlns:w15="http://schemas.microsoft.com/office/word/2012/wordml" xmlns:w16cex="http://schemas.microsoft.com/office/word/2018/wordml/cex" xmlns:w16cid="http://schemas.microsoft.com/office/word/2016/wordml/cid" xmlns:w16="http://schemas.microsoft.com/office/word/2018/wordml" xmlns:w16du="http://schemas.microsoft.com/office/word/2023/wordml/word16du" xmlns:w16sdtdh="http://schemas.microsoft.com/office/word/2020/wordml/sdtdatahash" xmlns:w16sdtfl="http://schemas.microsoft.com/office/word/2024/wordml/sdtformatlock" xmlns:w16se="http://schemas.microsoft.com/office/word/2015/wordml/symex">
             <w:pict>
               <v:shape w14:anchorId="6C4A77AB" id="Straight Arrow Connector 17" o:spid="_x0000_s1026" type="#_x0000_t32" style="position:absolute;margin-left:353.3pt;margin-top:15.75pt;width:3.6pt;height:158.2pt;flip:y;z-index:251674624;visibility:visible;mso-wrap-style:square;mso-width-percent:0;mso-height-percent:0;mso-wrap-distance-left:9pt;mso-wrap-distance-top:0;mso-wrap-distance-right:9pt;mso-wrap-distance-bottom:0;mso-position-horizontal:absolute;mso-position-horizontal-relative:text;mso-position-vertical:absolute;mso-position-vertical-relative:text;mso-width-percent:0;mso-height-percent:0;mso-width-relative:margin;mso-height-relative:margin" o:gfxdata="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" strokecolor="black [3200]" strokeweight=".5pt">
                 <v:stroke endarrow="block" joinstyle="miter"/>
@@ -14264,7 +14279,7 @@
               </wp:anchor>
             </w:drawing>
           </mc:Choice>
-          <mc:Fallback xmlns:w16se="http://schemas.microsoft.com/office/word/2015/wordml/symex" xmlns:w16sdtfl="http://schemas.microsoft.com/office/word/2024/wordml/sdtformatlock" xmlns:w16sdtdh="http://schemas.microsoft.com/office/word/2020/wordml/sdtdatahash" xmlns:w16du="http://schemas.microsoft.com/office/word/2023/wordml/word16du" xmlns:w16="http://schemas.microsoft.com/office/word/2018/wordml" xmlns:w16cid="http://schemas.microsoft.com/office/word/2016/wordml/cid" xmlns:w16cex="http://schemas.microsoft.com/office/word/2018/wordml/cex" xmlns:w15="http://schemas.microsoft.com/office/word/2012/wordml" xmlns:oel="http://schemas.microsoft.com/office/2019/extlst" xmlns:am3d="http://schemas.microsoft.com/office/drawing/2017/model3d" xmlns:aink="http://schemas.microsoft.com/office/drawing/2016/ink" xmlns:cx8="http://schemas.microsoft.com/office/drawing/2016/5/14/chartex" xmlns:cx7="http://schemas.microsoft.com/office/drawing/2016/5/13/chartex" xmlns:cx6="http://schemas.microsoft.com/office/drawing/2016/5/12/chartex" xmlns:cx5="http://schemas.microsoft.com/office/drawing/2016/5/11/chartex" xmlns:cx4="http://schemas.microsoft.com/office/drawing/2016/5/10/chartex" xmlns:cx3="http://schemas.microsoft.com/office/drawing/2016/5/9/chartex" xmlns:cx2="http://schemas.microsoft.com/office/drawing/2015/10/21/chartex" xmlns:cx1="http://schemas.microsoft.com/office/drawing/2015/9/8/chartex" xmlns:cx="http://schemas.microsoft.com/office/drawing/2014/chartex">
+          <mc:Fallback xmlns:cx="http://schemas.microsoft.com/office/drawing/2014/chartex" xmlns:cx1="http://schemas.microsoft.com/office/drawing/2015/9/8/chartex" xmlns:cx2="http://schemas.microsoft.com/office/drawing/2015/10/21/chartex" xmlns:cx3="http://schemas.microsoft.com/office/drawing/2016/5/9/chartex" xmlns:cx4="http://schemas.microsoft.com/office/drawing/2016/5/10/chartex" xmlns:cx5="http://schemas.microsoft.com/office/drawing/2016/5/11/chartex" xmlns:cx6="http://schemas.microsoft.com/office/drawing/2016/5/12/chartex" xmlns:cx7="http://schemas.microsoft.com/office/drawing/2016/5/13/chartex" xmlns:cx8="http://schemas.microsoft.com/office/drawing/2016/5/14/chartex" xmlns:aink="http://schemas.microsoft.com/office/drawing/2016/ink" xmlns:am3d="http://schemas.microsoft.com/office/drawing/2017/model3d" xmlns:oel="http://schemas.microsoft.com/office/2019/extlst" xmlns:w15="http://schemas.microsoft.com/office/word/2012/wordml" xmlns:w16cex="http://schemas.microsoft.com/office/word/2018/wordml/cex" xmlns:w16cid="http://schemas.microsoft.com/office/word/2016/wordml/cid" xmlns:w16="http://schemas.microsoft.com/office/word/2018/wordml" xmlns:w16du="http://schemas.microsoft.com/office/word/2023/wordml/word16du" xmlns:w16sdtdh="http://schemas.microsoft.com/office/word/2020/wordml/sdtdatahash" xmlns:w16sdtfl="http://schemas.microsoft.com/office/word/2024/wordml/sdtformatlock" xmlns:w16se="http://schemas.microsoft.com/office/word/2015/wordml/symex">
             <w:pict>
               <v:shape w14:anchorId="3DFDED83" id="Straight Arrow Connector 11" o:spid="_x0000_s1026" type="#_x0000_t32" style="position:absolute;margin-left:164pt;margin-top:1.3pt;width:110.35pt;height:97pt;flip:y;z-index:251671552;visibility:visible;mso-wrap-style:square;mso-width-percent:0;mso-height-percent:0;mso-wrap-distance-left:9pt;mso-wrap-distance-top:0;mso-wrap-distance-right:9pt;mso-wrap-distance-bottom:0;mso-position-horizontal:absolute;mso-position-horizontal-relative:text;mso-position-vertical:absolute;mso-position-vertical-relative:text;mso-width-percent:0;mso-height-percent:0;mso-width-relative:margin;mso-height-relative:margin" o:gfxdata="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" strokecolor="black [3200]" strokeweight=".5pt">
                 <v:stroke endarrow="block" joinstyle="miter"/>
@@ -14887,7 +14902,7 @@
           <w:lang w:val="es-ES"/>
         </w:rPr>
       </w:pPr>
-      <w:commentRangeStart w:id="104"/>
+      <w:commentRangeStart w:id="106"/>
       <w:r>
         <w:rPr>
           <w:rFonts w:ascii="Times New Roman" w:hAnsi="Times New Roman" w:cs="Times New Roman"/>
@@ -14897,12 +14912,12 @@
         </w:rPr>
         <w:t xml:space="preserve">Gambar 2.1 Kerangka Berpikir </w:t>
       </w:r>
-      <w:commentRangeEnd w:id="104"/>
+      <w:commentRangeEnd w:id="106"/>
       <w:r>
         <w:rPr>
           <w:rStyle w:val="CommentReference"/>
         </w:rPr>
-        <w:commentReference w:id="104"/>
+        <w:commentReference w:id="106"/>
       </w:r>
     </w:p>
     <w:p>
@@ -15228,7 +15243,7 @@
         </w:rPr>
         <w:t xml:space="preserve"> Diduga </w:t>
       </w:r>
-      <w:commentRangeStart w:id="105"/>
+      <w:commentRangeStart w:id="107"/>
       <w:r>
         <w:rPr>
           <w:rFonts w:ascii="Times New Roman" w:hAnsi="Times New Roman" w:cs="Times New Roman"/>
@@ -15236,12 +15251,12 @@
         </w:rPr>
         <w:t xml:space="preserve">Return On Assets </w:t>
       </w:r>
-      <w:commentRangeEnd w:id="105"/>
+      <w:commentRangeEnd w:id="107"/>
       <w:r>
         <w:rPr>
           <w:rStyle w:val="CommentReference"/>
         </w:rPr>
-        <w:commentReference w:id="105"/>
+        <w:commentReference w:id="107"/>
       </w:r>
       <w:r>
         <w:rPr>
@@ -15370,7 +15385,7 @@
         </w:rPr>
         <w:t xml:space="preserve"> Diduga </w:t>
       </w:r>
-      <w:commentRangeStart w:id="106"/>
+      <w:commentRangeStart w:id="108"/>
       <w:r>
         <w:rPr>
           <w:rFonts w:ascii="Times New Roman" w:hAnsi="Times New Roman" w:cs="Times New Roman"/>
@@ -15378,12 +15393,12 @@
         </w:rPr>
         <w:t xml:space="preserve">Return On Assets </w:t>
       </w:r>
-      <w:commentRangeEnd w:id="106"/>
+      <w:commentRangeEnd w:id="108"/>
       <w:r>
         <w:rPr>
           <w:rStyle w:val="CommentReference"/>
         </w:rPr>
-        <w:commentReference w:id="106"/>
+        <w:commentReference w:id="108"/>
       </w:r>
       <w:r>
         <w:rPr>
@@ -15601,19 +15616,19 @@
         </w:rPr>
         <w:t xml:space="preserve">Produk-produk yang dihasilkan mencakup pakan ayam, </w:t>
       </w:r>
-      <w:commentRangeStart w:id="107"/>
+      <w:commentRangeStart w:id="109"/>
       <w:r>
         <w:rPr>
           <w:rFonts w:ascii="Times New Roman" w:hAnsi="Times New Roman" w:cs="Times New Roman"/>
         </w:rPr>
         <w:t xml:space="preserve">day old chick </w:t>
       </w:r>
-      <w:commentRangeEnd w:id="107"/>
+      <w:commentRangeEnd w:id="109"/>
       <w:r>
         <w:rPr>
           <w:rStyle w:val="CommentReference"/>
         </w:rPr>
-        <w:commentReference w:id="107"/>
+        <w:commentReference w:id="109"/>
       </w:r>
       <w:r>
         <w:rPr>
@@ -21326,7 +21341,7 @@
         </w:rPr>
         <w:t xml:space="preserve"> </w:t>
       </w:r>
-      <w:commentRangeStart w:id="108"/>
+      <w:commentRangeStart w:id="110"/>
       <w:r>
         <w:rPr>
           <w:rFonts w:cs="Times New Roman"/>
@@ -21335,7 +21350,7 @@
         </w:rPr>
         <w:t>Penelitian</w:t>
       </w:r>
-      <w:commentRangeEnd w:id="108"/>
+      <w:commentRangeEnd w:id="110"/>
       <w:r>
         <w:rPr>
           <w:rStyle w:val="CommentReference"/>
@@ -21343,7 +21358,7 @@
           <w:b w:val="0"/>
           <w:color w:val="auto"/>
         </w:rPr>
-        <w:commentReference w:id="108"/>
+        <w:commentReference w:id="110"/>
       </w:r>
     </w:p>
     <w:p>
@@ -21735,19 +21750,19 @@
         </w:rPr>
         <w:t xml:space="preserve">Seluruh perusahaan yang memenuhi kriteria tersebut menjadi subjek dalam penelitian ini, lalu dilakukan pemilihan sampel dengan menggunakan teknik </w:t>
       </w:r>
-      <w:commentRangeStart w:id="109"/>
+      <w:commentRangeStart w:id="111"/>
       <w:r>
         <w:rPr>
           <w:rFonts w:ascii="Times New Roman" w:hAnsi="Times New Roman" w:cs="Times New Roman"/>
         </w:rPr>
         <w:t xml:space="preserve">purposive sampling </w:t>
       </w:r>
-      <w:commentRangeEnd w:id="109"/>
+      <w:commentRangeEnd w:id="111"/>
       <w:r>
         <w:rPr>
           <w:rStyle w:val="CommentReference"/>
         </w:rPr>
-        <w:commentReference w:id="109"/>
+        <w:commentReference w:id="111"/>
       </w:r>
       <w:r>
         <w:rPr>
@@ -21769,7 +21784,7 @@
           <w:bCs/>
         </w:rPr>
       </w:pPr>
-      <w:commentRangeStart w:id="110"/>
+      <w:commentRangeStart w:id="112"/>
       <w:r>
         <w:rPr>
           <w:rFonts w:ascii="Times New Roman" w:hAnsi="Times New Roman" w:cs="Times New Roman"/>
@@ -21778,12 +21793,12 @@
         </w:rPr>
         <w:t xml:space="preserve">Table </w:t>
       </w:r>
-      <w:commentRangeEnd w:id="110"/>
+      <w:commentRangeEnd w:id="112"/>
       <w:r>
         <w:rPr>
           <w:rStyle w:val="CommentReference"/>
         </w:rPr>
-        <w:commentReference w:id="110"/>
+        <w:commentReference w:id="112"/>
       </w:r>
       <w:r>
         <w:rPr>
@@ -26873,19 +26888,19 @@
         </w:rPr>
         <w:t xml:space="preserve">Perusahaan Manufaktur yang tidak tergolong dalam sektor </w:t>
       </w:r>
-      <w:commentRangeStart w:id="111"/>
+      <w:commentRangeStart w:id="113"/>
       <w:r>
         <w:rPr>
           <w:rFonts w:ascii="Times New Roman" w:hAnsi="Times New Roman" w:cs="Times New Roman"/>
         </w:rPr>
         <w:t xml:space="preserve">Consumer Non-Cyclicals </w:t>
       </w:r>
-      <w:commentRangeEnd w:id="111"/>
+      <w:commentRangeEnd w:id="113"/>
       <w:r>
         <w:rPr>
           <w:rStyle w:val="CommentReference"/>
         </w:rPr>
-        <w:commentReference w:id="111"/>
+        <w:commentReference w:id="113"/>
       </w:r>
       <w:r>
         <w:rPr>
@@ -27259,19 +27274,19 @@
               </w:rPr>
               <w:t xml:space="preserve">Perusahaan Manufaktur yang tidak tergolong dalam sektor </w:t>
             </w:r>
-            <w:commentRangeStart w:id="112"/>
+            <w:commentRangeStart w:id="114"/>
             <w:r>
               <w:rPr>
                 <w:rFonts w:ascii="Times New Roman" w:hAnsi="Times New Roman" w:cs="Times New Roman"/>
               </w:rPr>
               <w:t xml:space="preserve">Consumer Non-Cyclicals </w:t>
             </w:r>
-            <w:commentRangeEnd w:id="112"/>
+            <w:commentRangeEnd w:id="114"/>
             <w:r>
               <w:rPr>
                 <w:rStyle w:val="CommentReference"/>
               </w:rPr>
-              <w:commentReference w:id="112"/>
+              <w:commentReference w:id="114"/>
             </w:r>
             <w:r>
               <w:rPr>
@@ -27332,19 +27347,19 @@
               </w:rPr>
               <w:t xml:space="preserve">Jumlah Perusahaan Manufaktur sektor </w:t>
             </w:r>
-            <w:commentRangeStart w:id="113"/>
+            <w:commentRangeStart w:id="115"/>
             <w:r>
               <w:rPr>
                 <w:rFonts w:ascii="Times New Roman" w:hAnsi="Times New Roman" w:cs="Times New Roman"/>
               </w:rPr>
               <w:t>Consumer Non-Cyclicals</w:t>
             </w:r>
-            <w:commentRangeEnd w:id="113"/>
+            <w:commentRangeEnd w:id="115"/>
             <w:r>
               <w:rPr>
                 <w:rStyle w:val="CommentReference"/>
               </w:rPr>
-              <w:commentReference w:id="113"/>
+              <w:commentReference w:id="115"/>
             </w:r>
             <w:r>
               <w:rPr>
@@ -28060,19 +28075,19 @@
         </w:rPr>
         <w:t xml:space="preserve">Teknik yang diterapkan dalam pengumpulan data pada penelitian ini adalah data sekunder, yang artinya informasi yang diperoleh secara tidak langsung melalui sumber lain yang telah mempublikasikan informasi tersebut. Data sekunder yang digunakan dalam penelitian ini terdiri dari laporan keuangan tahunan dan laporan tahunan perusahaan manufaktur yang pernah terindeks dalam LQ45 dan terdaftar di Bursa Efek Indonesia (BEI) selama periode 2021–2025, berupa data rasio keuangan yang mencerminkan </w:t>
       </w:r>
-      <w:commentRangeStart w:id="114"/>
+      <w:commentRangeStart w:id="116"/>
       <w:r>
         <w:rPr>
           <w:rFonts w:ascii="Times New Roman" w:hAnsi="Times New Roman" w:cs="Times New Roman"/>
         </w:rPr>
         <w:t>Return on Assets (ROA), Dividend Payout Ratio (DPR), Current Ratio (CR), Debt to Asset Rati</w:t>
       </w:r>
-      <w:commentRangeEnd w:id="114"/>
+      <w:commentRangeEnd w:id="116"/>
       <w:r>
         <w:rPr>
           <w:rStyle w:val="CommentReference"/>
         </w:rPr>
-        <w:commentReference w:id="114"/>
+        <w:commentReference w:id="116"/>
       </w:r>
       <w:r>
         <w:rPr>
@@ -28130,19 +28145,19 @@
         </w:rPr>
         <w:t xml:space="preserve">, serta situs resmi masing-masing perusahaan yang menjadi objek penelitian. Selain itu, peneliti juga menggunakan metode kepustakaan (library research) dengan menghimpun data dan teori pendukung dari buku, jurnal ilmiah, artikel, dan hasil penelitian terdahulu yang berkaitan dengan </w:t>
       </w:r>
-      <w:commentRangeStart w:id="115"/>
+      <w:commentRangeStart w:id="117"/>
       <w:r>
         <w:rPr>
           <w:rFonts w:ascii="Times New Roman" w:hAnsi="Times New Roman" w:cs="Times New Roman"/>
         </w:rPr>
         <w:t xml:space="preserve">Return on Assets (ROA), Dividend Payout Ratio (DPR), Current Ratio (CR), Debt to Asset Ratio </w:t>
       </w:r>
-      <w:commentRangeEnd w:id="115"/>
+      <w:commentRangeEnd w:id="117"/>
       <w:r>
         <w:rPr>
           <w:rStyle w:val="CommentReference"/>
         </w:rPr>
-        <w:commentReference w:id="115"/>
+        <w:commentReference w:id="117"/>
       </w:r>
       <w:r>
         <w:rPr>
@@ -28562,7 +28577,7 @@
         </w:rPr>
         <w:t xml:space="preserve">Instrumen Variabel Terkait </w:t>
       </w:r>
-      <w:commentRangeStart w:id="116"/>
+      <w:commentRangeStart w:id="118"/>
       <w:r>
         <w:rPr>
           <w:rFonts w:cs="Times New Roman"/>
@@ -28570,7 +28585,7 @@
         </w:rPr>
         <w:t>Return on Assets (</w:t>
       </w:r>
-      <w:commentRangeEnd w:id="116"/>
+      <w:commentRangeEnd w:id="118"/>
       <w:r>
         <w:rPr>
           <w:rStyle w:val="CommentReference"/>
@@ -28578,7 +28593,7 @@
           <w:b w:val="0"/>
           <w:color w:val="auto"/>
         </w:rPr>
-        <w:commentReference w:id="116"/>
+        <w:commentReference w:id="118"/>
       </w:r>
       <w:r>
         <w:rPr>
@@ -28599,11 +28614,11 @@
       <w:r>
         <w:t xml:space="preserve">Definisi </w:t>
       </w:r>
-      <w:commentRangeStart w:id="117"/>
+      <w:commentRangeStart w:id="119"/>
       <w:r>
         <w:t xml:space="preserve">Return on Assets </w:t>
       </w:r>
-      <w:commentRangeEnd w:id="117"/>
+      <w:commentRangeEnd w:id="119"/>
       <w:r>
         <w:rPr>
           <w:rStyle w:val="CommentReference"/>
@@ -28612,7 +28627,7 @@
           <w:iCs w:val="0"/>
           <w:color w:val="auto"/>
         </w:rPr>
-        <w:commentReference w:id="117"/>
+        <w:commentReference w:id="119"/>
       </w:r>
       <w:r>
         <w:t>(ROA)</w:t>
@@ -28630,19 +28645,19 @@
           <w:bCs/>
         </w:rPr>
       </w:pPr>
-      <w:commentRangeStart w:id="118"/>
+      <w:commentRangeStart w:id="120"/>
       <w:r>
         <w:rPr>
           <w:rFonts w:ascii="Times New Roman" w:hAnsi="Times New Roman" w:cs="Times New Roman"/>
         </w:rPr>
         <w:t xml:space="preserve">Return on Assets </w:t>
       </w:r>
-      <w:commentRangeEnd w:id="118"/>
+      <w:commentRangeEnd w:id="120"/>
       <w:r>
         <w:rPr>
           <w:rStyle w:val="CommentReference"/>
         </w:rPr>
-        <w:commentReference w:id="118"/>
+        <w:commentReference w:id="120"/>
       </w:r>
       <w:r>
         <w:rPr>
@@ -28734,7 +28749,7 @@
         </w:rPr>
         <w:t xml:space="preserve"> Kisi-Kisi Instrumen </w:t>
       </w:r>
-      <w:commentRangeStart w:id="119"/>
+      <w:commentRangeStart w:id="121"/>
       <w:r>
         <w:rPr>
           <w:rFonts w:cs="Times New Roman"/>
@@ -28742,7 +28757,7 @@
         </w:rPr>
         <w:t xml:space="preserve">Retutn on Assets </w:t>
       </w:r>
-      <w:commentRangeEnd w:id="119"/>
+      <w:commentRangeEnd w:id="121"/>
       <w:r>
         <w:rPr>
           <w:rStyle w:val="CommentReference"/>
@@ -28751,7 +28766,7 @@
           <w:iCs w:val="0"/>
           <w:color w:val="auto"/>
         </w:rPr>
-        <w:commentReference w:id="119"/>
+        <w:commentReference w:id="121"/>
       </w:r>
       <w:r>
         <w:rPr>
@@ -28810,7 +28825,7 @@
         </w:rPr>
         <w:t xml:space="preserve">Tabel 3.6 Kisi-kisi Instrumental </w:t>
       </w:r>
-      <w:commentRangeStart w:id="120"/>
+      <w:commentRangeStart w:id="122"/>
       <w:r>
         <w:rPr>
           <w:rFonts w:ascii="Times New Roman" w:hAnsi="Times New Roman" w:cs="Times New Roman"/>
@@ -28824,7 +28839,7 @@
         </w:rPr>
         <w:t>Retrun on Asset</w:t>
       </w:r>
-      <w:commentRangeEnd w:id="120"/>
+      <w:commentRangeEnd w:id="122"/>
       <w:r>
         <w:rPr>
           <w:rStyle w:val="CommentReference"/>
@@ -28832,7 +28847,7 @@
           <w:iCs w:val="0"/>
           <w:color w:val="auto"/>
         </w:rPr>
-        <w:commentReference w:id="120"/>
+        <w:commentReference w:id="122"/>
       </w:r>
     </w:p>
     <w:tbl>
@@ -28975,19 +28990,19 @@
                 <w:bCs/>
               </w:rPr>
             </w:pPr>
-            <w:commentRangeStart w:id="121"/>
+            <w:commentRangeStart w:id="123"/>
             <w:r>
               <w:rPr>
                 <w:rFonts w:ascii="Times New Roman" w:hAnsi="Times New Roman" w:cs="Times New Roman"/>
               </w:rPr>
               <w:t xml:space="preserve">Return On Assets </w:t>
             </w:r>
-            <w:commentRangeEnd w:id="121"/>
+            <w:commentRangeEnd w:id="123"/>
             <w:r>
               <w:rPr>
                 <w:rStyle w:val="CommentReference"/>
               </w:rPr>
-              <w:commentReference w:id="121"/>
+              <w:commentReference w:id="123"/>
             </w:r>
             <w:r>
               <w:rPr>
@@ -30040,7 +30055,7 @@
           <w:bCs/>
         </w:rPr>
       </w:pPr>
-      <w:commentRangeStart w:id="122"/>
+      <w:commentRangeStart w:id="124"/>
       <w:r>
         <w:rPr>
           <w:rFonts w:cs="Times New Roman"/>
@@ -30096,7 +30111,7 @@
         </w:rPr>
         <w:fldChar w:fldCharType="end"/>
       </w:r>
-      <w:commentRangeEnd w:id="122"/>
+      <w:commentRangeEnd w:id="124"/>
       <w:r>
         <w:rPr>
           <w:rStyle w:val="CommentReference"/>
@@ -30105,7 +30120,7 @@
           <w:iCs w:val="0"/>
           <w:color w:val="auto"/>
         </w:rPr>
-        <w:commentReference w:id="122"/>
+        <w:commentReference w:id="124"/>
       </w:r>
       <w:r>
         <w:rPr>
@@ -30534,7 +30549,7 @@
         <w:tab/>
         <w:t xml:space="preserve">Dalam penelitian ini, metode analisis yang diterapkan adalah analisis regresi menggunakan data panel dengan bantuan aplikasi EViews 14. Data panel merupakan kombinasi data lintas sektor (6 perusahaan sampel) dan data deret waktu (2021–2025), menghasilkan 30 observasi. Analisis data panel digunakan untuk mengevaluasi dampak </w:t>
       </w:r>
-      <w:commentRangeStart w:id="123"/>
+      <w:commentRangeStart w:id="125"/>
       <w:r>
         <w:rPr>
           <w:rFonts w:ascii="Times New Roman" w:hAnsi="Times New Roman" w:cs="Times New Roman"/>
@@ -30571,12 +30586,12 @@
         </w:rPr>
         <w:t xml:space="preserve"> (CR) dan Capital Structure (DAR) terhadap Firm Value </w:t>
       </w:r>
-      <w:commentRangeEnd w:id="123"/>
+      <w:commentRangeEnd w:id="125"/>
       <w:r>
         <w:rPr>
           <w:rStyle w:val="CommentReference"/>
         </w:rPr>
-        <w:commentReference w:id="123"/>
+        <w:commentReference w:id="125"/>
       </w:r>
       <w:r>
         <w:rPr>
@@ -30782,19 +30797,19 @@
         </w:rPr>
         <w:t xml:space="preserve"> </w:t>
       </w:r>
-      <w:commentRangeStart w:id="124"/>
+      <w:commentRangeStart w:id="126"/>
       <w:r>
         <w:rPr>
           <w:rFonts w:ascii="Times New Roman" w:hAnsi="Times New Roman" w:cs="Times New Roman"/>
         </w:rPr>
         <w:t xml:space="preserve">(Ghozali,2017). </w:t>
       </w:r>
-      <w:commentRangeEnd w:id="124"/>
+      <w:commentRangeEnd w:id="126"/>
       <w:r>
         <w:rPr>
           <w:rStyle w:val="CommentReference"/>
         </w:rPr>
-        <w:commentReference w:id="124"/>
+        <w:commentReference w:id="126"/>
       </w:r>
       <w:r>
         <w:rPr>
@@ -30827,7 +30842,7 @@
         </w:rPr>
         <w:t xml:space="preserve">Adapun keuntungan regresi data panel </w:t>
       </w:r>
-      <w:commentRangeStart w:id="125"/>
+      <w:commentRangeStart w:id="127"/>
       <w:r>
         <w:rPr>
           <w:rFonts w:ascii="Times New Roman" w:hAnsi="Times New Roman" w:cs="Times New Roman"/>
@@ -30840,12 +30855,12 @@
         </w:rPr>
         <w:t xml:space="preserve"> 2017) </w:t>
       </w:r>
-      <w:commentRangeEnd w:id="125"/>
+      <w:commentRangeEnd w:id="127"/>
       <w:r>
         <w:rPr>
           <w:rStyle w:val="CommentReference"/>
         </w:rPr>
-        <w:commentReference w:id="125"/>
+        <w:commentReference w:id="127"/>
       </w:r>
       <w:r>
         <w:rPr>
@@ -31133,19 +31148,19 @@
         </w:rPr>
         <w:t xml:space="preserve">Menurut </w:t>
       </w:r>
-      <w:commentRangeStart w:id="126"/>
+      <w:commentRangeStart w:id="128"/>
       <w:r>
         <w:rPr>
           <w:rFonts w:ascii="Times New Roman" w:hAnsi="Times New Roman" w:cs="Times New Roman"/>
         </w:rPr>
         <w:t xml:space="preserve">(Ghozali, 2017) </w:t>
       </w:r>
-      <w:commentRangeEnd w:id="126"/>
+      <w:commentRangeEnd w:id="128"/>
       <w:r>
         <w:rPr>
           <w:rStyle w:val="CommentReference"/>
         </w:rPr>
-        <w:commentReference w:id="126"/>
+        <w:commentReference w:id="128"/>
       </w:r>
       <w:r>
         <w:rPr>
@@ -31391,7 +31406,7 @@
           <w:lang w:val="en-US"/>
         </w:rPr>
       </w:pPr>
-      <w:commentRangeStart w:id="127"/>
+      <w:commentRangeStart w:id="129"/>
       <w:r>
         <w:rPr>
           <w:rFonts w:ascii="Cambria Math" w:hAnsi="Cambria Math"/>
@@ -31438,7 +31453,7 @@
         </w:rPr>
         <w:t>= Koefisien regresi masing-masing variabel independen</w:t>
       </w:r>
-      <w:commentRangeEnd w:id="127"/>
+      <w:commentRangeEnd w:id="129"/>
       <w:r>
         <w:rPr>
           <w:rStyle w:val="CommentReference"/>
@@ -31447,7 +31462,7 @@
           <w:lang w:val="en-ID"/>
           <w14:ligatures w14:val="standardContextual"/>
         </w:rPr>
-        <w:commentReference w:id="127"/>
+        <w:commentReference w:id="129"/>
       </w:r>
     </w:p>
     <w:p>
@@ -31885,7 +31900,7 @@
         </w:rPr>
         <w:t xml:space="preserve">Menurut </w:t>
       </w:r>
-      <w:commentRangeStart w:id="128"/>
+      <w:commentRangeStart w:id="130"/>
       <w:r>
         <w:rPr>
           <w:rFonts w:ascii="Times New Roman" w:hAnsi="Times New Roman" w:cs="Times New Roman"/>
@@ -31894,12 +31909,12 @@
         </w:rPr>
         <w:t xml:space="preserve">(Ghozali, 2018) </w:t>
       </w:r>
-      <w:commentRangeEnd w:id="128"/>
+      <w:commentRangeEnd w:id="130"/>
       <w:r>
         <w:rPr>
           <w:rStyle w:val="CommentReference"/>
         </w:rPr>
-        <w:commentReference w:id="128"/>
+        <w:commentReference w:id="130"/>
       </w:r>
       <w:r>
         <w:rPr>
@@ -31946,7 +31961,7 @@
           <w:bCs/>
         </w:rPr>
       </w:pPr>
-      <w:commentRangeStart w:id="129"/>
+      <w:commentRangeStart w:id="131"/>
       <w:r>
         <w:rPr>
           <w:rFonts w:ascii="Times New Roman" w:hAnsi="Times New Roman" w:cs="Times New Roman"/>
@@ -31991,12 +32006,12 @@
         </w:rPr>
         <w:t>, maka data tidak terdapat multikonlinieritas.</w:t>
       </w:r>
-      <w:commentRangeEnd w:id="129"/>
+      <w:commentRangeEnd w:id="131"/>
       <w:r>
         <w:rPr>
           <w:rStyle w:val="CommentReference"/>
         </w:rPr>
-        <w:commentReference w:id="129"/>
+        <w:commentReference w:id="131"/>
       </w:r>
     </w:p>
     <w:p>
@@ -32038,7 +32053,7 @@
         </w:rPr>
         <w:t xml:space="preserve">Uji heteroskedasrtisitas digunakan untuk mengevaluasi varians residual dalam model regresi. Jika varians di seluruh pengamatan konsisten, model tersebut homoskedastisitas, jika tidak, model tersebut mengalami heteroskedastisitas. Model yang ideal adalah homoskedastisitas, tanpa heteroskedastisitas </w:t>
       </w:r>
-      <w:commentRangeStart w:id="130"/>
+      <w:commentRangeStart w:id="132"/>
       <w:r>
         <w:rPr>
           <w:rFonts w:ascii="Times New Roman" w:hAnsi="Times New Roman" w:cs="Times New Roman"/>
@@ -32046,12 +32061,12 @@
         </w:rPr>
         <w:t xml:space="preserve">(Ghozali, 2017). </w:t>
       </w:r>
-      <w:commentRangeEnd w:id="130"/>
+      <w:commentRangeEnd w:id="132"/>
       <w:r>
         <w:rPr>
           <w:rStyle w:val="CommentReference"/>
         </w:rPr>
-        <w:commentReference w:id="130"/>
+        <w:commentReference w:id="132"/>
       </w:r>
       <w:r>
         <w:rPr>
@@ -32173,7 +32188,7 @@
         </w:rPr>
         <w:t xml:space="preserve"> periode t pada periode </w:t>
       </w:r>
-      <w:commentRangeStart w:id="131"/>
+      <w:commentRangeStart w:id="133"/>
       <w:r>
         <w:rPr>
           <w:rFonts w:ascii="Times New Roman" w:hAnsi="Times New Roman" w:cs="Times New Roman"/>
@@ -32182,14 +32197,14 @@
         </w:rPr>
         <w:t xml:space="preserve">sebelumny </w:t>
       </w:r>
-      <w:commentRangeEnd w:id="131"/>
+      <w:commentRangeEnd w:id="133"/>
       <w:r>
         <w:rPr>
           <w:rStyle w:val="CommentReference"/>
           <w:rFonts w:eastAsiaTheme="minorHAnsi" w:cstheme="minorBidi"/>
           <w:color w:val="auto"/>
         </w:rPr>
-        <w:commentReference w:id="131"/>
+        <w:commentReference w:id="133"/>
       </w:r>
       <w:r>
         <w:rPr>
@@ -32199,7 +32214,7 @@
         </w:rPr>
         <w:t xml:space="preserve">(t-1) dalam model regresi linier. Jika terdapat kolerasi, maka hal ini menunjukan adanya masalah autokolerasi </w:t>
       </w:r>
-      <w:commentRangeStart w:id="132"/>
+      <w:commentRangeStart w:id="134"/>
       <w:r>
         <w:rPr>
           <w:rFonts w:ascii="Times New Roman" w:hAnsi="Times New Roman" w:cs="Times New Roman"/>
@@ -32208,14 +32223,14 @@
         </w:rPr>
         <w:t xml:space="preserve">(Ghozali, 2017). </w:t>
       </w:r>
-      <w:commentRangeEnd w:id="132"/>
+      <w:commentRangeEnd w:id="134"/>
       <w:r>
         <w:rPr>
           <w:rStyle w:val="CommentReference"/>
           <w:rFonts w:eastAsiaTheme="minorHAnsi" w:cstheme="minorBidi"/>
           <w:color w:val="auto"/>
         </w:rPr>
-        <w:commentReference w:id="132"/>
+        <w:commentReference w:id="134"/>
       </w:r>
       <w:r>
         <w:rPr>
@@ -32912,19 +32927,19 @@
         </w:rPr>
         <w:t>Menurut (</w:t>
       </w:r>
-      <w:commentRangeStart w:id="133"/>
+      <w:commentRangeStart w:id="135"/>
       <w:r>
         <w:rPr>
           <w:rFonts w:ascii="Times New Roman" w:hAnsi="Times New Roman" w:cs="Times New Roman"/>
         </w:rPr>
         <w:t xml:space="preserve">Sugiyono, 2017) </w:t>
       </w:r>
-      <w:commentRangeEnd w:id="133"/>
+      <w:commentRangeEnd w:id="135"/>
       <w:r>
         <w:rPr>
           <w:rStyle w:val="CommentReference"/>
         </w:rPr>
-        <w:commentReference w:id="133"/>
+        <w:commentReference w:id="135"/>
       </w:r>
       <w:r>
         <w:rPr>
@@ -33080,7 +33095,7 @@
         </w:rPr>
         <w:tab/>
       </w:r>
-      <w:commentRangeStart w:id="134"/>
+      <w:commentRangeStart w:id="136"/>
       <w:r>
         <w:rPr>
           <w:lang w:val="en-US"/>
@@ -33157,7 +33172,7 @@
         </w:rPr>
         <w:t xml:space="preserve"> Fixed Effect Model </w:t>
       </w:r>
-      <w:commentRangeEnd w:id="134"/>
+      <w:commentRangeEnd w:id="136"/>
       <w:r>
         <w:rPr>
           <w:rStyle w:val="CommentReference"/>
@@ -33166,7 +33181,7 @@
           <w:lang w:val="en-ID"/>
           <w14:ligatures w14:val="standardContextual"/>
         </w:rPr>
-        <w:commentReference w:id="134"/>
+        <w:commentReference w:id="136"/>
       </w:r>
     </w:p>
     <w:p>
@@ -33550,7 +33565,7 @@
           <w:rFonts w:ascii="Times New Roman" w:hAnsi="Times New Roman" w:cs="Times New Roman"/>
         </w:rPr>
       </w:pPr>
-      <w:commentRangeStart w:id="135"/>
+      <w:commentRangeStart w:id="137"/>
       <w:r>
         <w:rPr>
           <w:rFonts w:ascii="Times New Roman" w:hAnsi="Times New Roman" w:cs="Times New Roman"/>
@@ -33633,12 +33648,12 @@
         </w:rPr>
         <w:t>Fixed Effect Model</w:t>
       </w:r>
-      <w:commentRangeEnd w:id="135"/>
+      <w:commentRangeEnd w:id="137"/>
       <w:r>
         <w:rPr>
           <w:rStyle w:val="CommentReference"/>
         </w:rPr>
-        <w:commentReference w:id="135"/>
+        <w:commentReference w:id="137"/>
       </w:r>
     </w:p>
     <w:p>
@@ -33678,19 +33693,19 @@
         </w:rPr>
         <w:t xml:space="preserve">Menurut </w:t>
       </w:r>
-      <w:commentRangeStart w:id="136"/>
+      <w:commentRangeStart w:id="138"/>
       <w:r>
         <w:rPr>
           <w:rFonts w:ascii="Times New Roman" w:hAnsi="Times New Roman" w:cs="Times New Roman"/>
         </w:rPr>
         <w:t xml:space="preserve">Sugiyono (2017), </w:t>
       </w:r>
-      <w:commentRangeEnd w:id="136"/>
+      <w:commentRangeEnd w:id="138"/>
       <w:r>
         <w:rPr>
           <w:rStyle w:val="CommentReference"/>
         </w:rPr>
-        <w:commentReference w:id="136"/>
+        <w:commentReference w:id="138"/>
       </w:r>
       <w:r>
         <w:rPr>
@@ -35115,7 +35130,7 @@
           <w:lang w:val="en-US"/>
         </w:rPr>
       </w:pPr>
-      <w:commentRangeStart w:id="137"/>
+      <w:commentRangeStart w:id="139"/>
       <w:proofErr w:type="gramStart"/>
       <w:r>
         <w:rPr>
@@ -35124,7 +35139,7 @@
         </w:rPr>
         <w:t>Jika setiap variabel bebas memperlihatkan pengaruh yang signifikan terhadap variabel terikat, tujuan dari digunakannya uji t adalah untuk mengetahuinya</w:t>
       </w:r>
-      <w:commentRangeStart w:id="138"/>
+      <w:commentRangeStart w:id="140"/>
       <w:r>
         <w:rPr>
           <w:rFonts w:ascii="Times New Roman" w:hAnsi="Times New Roman" w:cs="Times New Roman"/>
@@ -35132,12 +35147,12 @@
         </w:rPr>
         <w:t xml:space="preserve"> (Ghozali, 2018</w:t>
       </w:r>
-      <w:commentRangeEnd w:id="138"/>
+      <w:commentRangeEnd w:id="140"/>
       <w:r>
         <w:rPr>
           <w:rStyle w:val="CommentReference"/>
         </w:rPr>
-        <w:commentReference w:id="138"/>
+        <w:commentReference w:id="140"/>
       </w:r>
       <w:r>
         <w:rPr>
@@ -35363,12 +35378,12 @@
         </w:rPr>
         <w:t xml:space="preserve"> ditolak. Pernyataan ini menyatakan bahwa variabel independen tidak mempengaruhi variabel dependen. </w:t>
       </w:r>
-      <w:commentRangeEnd w:id="137"/>
+      <w:commentRangeEnd w:id="139"/>
       <w:r>
         <w:rPr>
           <w:rStyle w:val="CommentReference"/>
         </w:rPr>
-        <w:commentReference w:id="137"/>
+        <w:commentReference w:id="139"/>
       </w:r>
     </w:p>
     <w:p>
@@ -35581,7 +35596,7 @@
           <w:bCs/>
         </w:rPr>
       </w:pPr>
-      <w:commentRangeStart w:id="139"/>
+      <w:commentRangeStart w:id="141"/>
       <w:r>
         <w:rPr>
           <w:rFonts w:ascii="Times New Roman" w:hAnsi="Times New Roman" w:cs="Times New Roman"/>
@@ -35746,12 +35761,12 @@
         </w:rPr>
         <w:t>diterima. Hal ini menyatakan bahwa secara simultan semua variabel independen berpengaruh terhadap variabel dependen.</w:t>
       </w:r>
-      <w:commentRangeEnd w:id="139"/>
+      <w:commentRangeEnd w:id="141"/>
       <w:r>
         <w:rPr>
           <w:rStyle w:val="CommentReference"/>
         </w:rPr>
-        <w:commentReference w:id="139"/>
+        <w:commentReference w:id="141"/>
       </w:r>
     </w:p>
     <w:p>
@@ -35819,7 +35834,7 @@
         </w:rPr>
         <w:t xml:space="preserve"> </w:t>
       </w:r>
-      <w:commentRangeStart w:id="140"/>
+      <w:commentRangeStart w:id="142"/>
       <w:r>
         <w:rPr>
           <w:rFonts w:ascii="Times New Roman" w:hAnsi="Times New Roman" w:cs="Times New Roman"/>
@@ -35835,12 +35850,12 @@
         </w:rPr>
         <w:t xml:space="preserve">Ghozali, 2018) </w:t>
       </w:r>
-      <w:commentRangeEnd w:id="140"/>
+      <w:commentRangeEnd w:id="142"/>
       <w:r>
         <w:rPr>
           <w:rStyle w:val="CommentReference"/>
         </w:rPr>
-        <w:commentReference w:id="140"/>
+        <w:commentReference w:id="142"/>
       </w:r>
       <w:r>
         <w:rPr>
@@ -35890,7 +35905,7 @@
           <w:bCs/>
         </w:rPr>
       </w:pPr>
-      <w:commentRangeStart w:id="141"/>
+      <w:commentRangeStart w:id="143"/>
       <w:proofErr w:type="gramStart"/>
       <w:r>
         <w:rPr>
@@ -35914,14 +35929,14 @@
         </w:rPr>
         <w:t xml:space="preserve"> dilakukan dalam penelitian ini untuk menentukan seberapa baik pengaruh variabel X dalam menjelaskan variasi variabel Y.</w:t>
       </w:r>
-      <w:bookmarkStart w:id="142" w:name="_Toc201641777"/>
-      <w:commentRangeEnd w:id="141"/>
+      <w:bookmarkStart w:id="144" w:name="_Toc201641777"/>
+      <w:commentRangeEnd w:id="143"/>
       <w:proofErr w:type="gramEnd"/>
       <w:r>
         <w:rPr>
           <w:rStyle w:val="CommentReference"/>
         </w:rPr>
-        <w:commentReference w:id="141"/>
+        <w:commentReference w:id="143"/>
       </w:r>
     </w:p>
     <w:p>
@@ -35942,7 +35957,7 @@
       <w:r>
         <w:t xml:space="preserve"> Statistik</w:t>
       </w:r>
-      <w:bookmarkEnd w:id="142"/>
+      <w:bookmarkEnd w:id="144"/>
     </w:p>
     <w:p>
       <w:pPr>
@@ -36038,7 +36053,7 @@
         </w:rPr>
         <w:t>:</w:t>
       </w:r>
-      <w:bookmarkStart w:id="143" w:name="_Hlk199792364"/>
+      <w:bookmarkStart w:id="145" w:name="_Hlk199792364"/>
       <w:r>
         <w:rPr>
           <w:rFonts w:ascii="Times New Roman" w:eastAsia="Times New Roman" w:hAnsi="Times New Roman" w:cs="Times New Roman"/>
@@ -36053,7 +36068,7 @@
         </w:rPr>
         <w:t>β</w:t>
       </w:r>
-      <w:bookmarkEnd w:id="143"/>
+      <w:bookmarkEnd w:id="145"/>
       <w:r>
         <w:rPr>
           <w:rFonts w:ascii="Times New Roman" w:eastAsia="Times New Roman" w:hAnsi="Times New Roman" w:cs="Times New Roman"/>
@@ -36571,7 +36586,7 @@
           <w:lang w:val="id"/>
         </w:rPr>
       </w:pPr>
-      <w:commentRangeStart w:id="144"/>
+      <w:commentRangeStart w:id="146"/>
       <w:r>
         <w:rPr>
           <w:rFonts w:ascii="Times New Roman" w:eastAsia="Times New Roman" w:hAnsi="Times New Roman" w:cs="Times New Roman"/>
@@ -36677,12 +36692,12 @@
         </w:rPr>
         <w:t xml:space="preserve"> periode 2021-2025.</w:t>
       </w:r>
-      <w:commentRangeEnd w:id="144"/>
+      <w:commentRangeEnd w:id="146"/>
       <w:r>
         <w:rPr>
           <w:rStyle w:val="CommentReference"/>
         </w:rPr>
-        <w:commentReference w:id="144"/>
+        <w:commentReference w:id="146"/>
       </w:r>
     </w:p>
     <w:p>
@@ -37387,7 +37402,7 @@
       <w:proofErr w:type="gramEnd"/>
     </w:p>
   </w:comment>
-  <w:comment w:id="5" w:author="ICT" w:date="2026-07-09T15:39:00Z" w:initials="I">
+  <w:comment w:id="5" w:author="ICT" w:date="2026-07-09T16:17:00Z" w:initials="I">
     <w:p>
       <w:pPr>
         <w:pStyle w:val="CommentText"/>
@@ -37398,6 +37413,24 @@
         </w:rPr>
         <w:annotationRef/>
       </w:r>
+      <w:r>
+        <w:t>cek semua gambar…kasih nama dan urutan gambar</w:t>
+      </w:r>
+      <w:bookmarkStart w:id="6" w:name="_GoBack"/>
+      <w:bookmarkEnd w:id="6"/>
+    </w:p>
+  </w:comment>
+  <w:comment w:id="7" w:author="ICT" w:date="2026-07-09T16:16:00Z" w:initials="I">
+    <w:p>
+      <w:pPr>
+        <w:pStyle w:val="CommentText"/>
+      </w:pPr>
+      <w:r>
+        <w:rPr>
+          <w:rStyle w:val="CommentReference"/>
+        </w:rPr>
+        <w:annotationRef/>
+      </w:r>
       <w:proofErr w:type="gramStart"/>
       <w:r>
         <w:t>kasih</w:t>
@@ -37419,42 +37452,9 @@
         <w:t>..1</w:t>
       </w:r>
       <w:proofErr w:type="gramEnd"/>
-    </w:p>
-  </w:comment>
-  <w:comment w:id="6" w:author="ICT" w:date="2026-07-09T15:39:00Z" w:initials="I">
-    <w:p>
-      <w:pPr>
-        <w:pStyle w:val="CommentText"/>
-      </w:pPr>
-      <w:r>
-        <w:rPr>
-          <w:rStyle w:val="CommentReference"/>
-        </w:rPr>
-        <w:annotationRef/>
-      </w:r>
-      <w:proofErr w:type="gramStart"/>
-      <w:r>
-        <w:t>italic</w:t>
-      </w:r>
-      <w:proofErr w:type="gramEnd"/>
-    </w:p>
-  </w:comment>
-  <w:comment w:id="7" w:author="ICT" w:date="2026-07-09T15:39:00Z" w:initials="I">
-    <w:p>
-      <w:pPr>
-        <w:pStyle w:val="CommentText"/>
-      </w:pPr>
-      <w:r>
-        <w:rPr>
-          <w:rStyle w:val="CommentReference"/>
-        </w:rPr>
-        <w:annotationRef/>
-      </w:r>
-      <w:proofErr w:type="gramStart"/>
-      <w:r>
-        <w:t>italic</w:t>
-      </w:r>
-      <w:proofErr w:type="gramEnd"/>
+      <w:r>
+        <w:t>….</w:t>
+      </w:r>
     </w:p>
   </w:comment>
   <w:comment w:id="8" w:author="ICT" w:date="2026-07-09T15:39:00Z" w:initials="I">
@@ -37475,7 +37475,7 @@
       <w:proofErr w:type="gramEnd"/>
     </w:p>
   </w:comment>
-  <w:comment w:id="9" w:author="ICT" w:date="2026-07-09T15:40:00Z" w:initials="I">
+  <w:comment w:id="9" w:author="ICT" w:date="2026-07-09T15:39:00Z" w:initials="I">
     <w:p>
       <w:pPr>
         <w:pStyle w:val="CommentText"/>
@@ -37493,7 +37493,7 @@
       <w:proofErr w:type="gramEnd"/>
     </w:p>
   </w:comment>
-  <w:comment w:id="10" w:author="ICT" w:date="2026-07-09T15:40:00Z" w:initials="I">
+  <w:comment w:id="10" w:author="ICT" w:date="2026-07-09T15:39:00Z" w:initials="I">
     <w:p>
       <w:pPr>
         <w:pStyle w:val="CommentText"/>
@@ -37619,7 +37619,7 @@
       <w:proofErr w:type="gramEnd"/>
     </w:p>
   </w:comment>
-  <w:comment w:id="17" w:author="ICT" w:date="2026-07-09T15:41:00Z" w:initials="I">
+  <w:comment w:id="17" w:author="ICT" w:date="2026-07-09T15:40:00Z" w:initials="I">
     <w:p>
       <w:pPr>
         <w:pStyle w:val="CommentText"/>
@@ -37632,15 +37632,12 @@
       </w:r>
       <w:proofErr w:type="gramStart"/>
       <w:r>
-        <w:t>kasih</w:t>
+        <w:t>italic</w:t>
       </w:r>
       <w:proofErr w:type="gramEnd"/>
-      <w:r>
-        <w:t xml:space="preserve"> nama gambar di bawah gambar</w:t>
-      </w:r>
     </w:p>
   </w:comment>
-  <w:comment w:id="18" w:author="ICT" w:date="2026-07-09T15:41:00Z" w:initials="I">
+  <w:comment w:id="18" w:author="ICT" w:date="2026-07-09T15:40:00Z" w:initials="I">
     <w:p>
       <w:pPr>
         <w:pStyle w:val="CommentText"/>
@@ -37671,9 +37668,12 @@
       </w:r>
       <w:proofErr w:type="gramStart"/>
       <w:r>
-        <w:t>italic</w:t>
+        <w:t>kasih</w:t>
       </w:r>
       <w:proofErr w:type="gramEnd"/>
+      <w:r>
+        <w:t xml:space="preserve"> nama gambar di bawah gambar</w:t>
+      </w:r>
     </w:p>
   </w:comment>
   <w:comment w:id="20" w:author="ICT" w:date="2026-07-09T15:41:00Z" w:initials="I">
@@ -37712,7 +37712,7 @@
       <w:proofErr w:type="gramEnd"/>
     </w:p>
   </w:comment>
-  <w:comment w:id="22" w:author="ICT" w:date="2026-07-09T15:42:00Z" w:initials="I">
+  <w:comment w:id="22" w:author="ICT" w:date="2026-07-09T15:41:00Z" w:initials="I">
     <w:p>
       <w:pPr>
         <w:pStyle w:val="CommentText"/>
@@ -37725,15 +37725,12 @@
       </w:r>
       <w:proofErr w:type="gramStart"/>
       <w:r>
-        <w:t>kasih</w:t>
+        <w:t>italic</w:t>
       </w:r>
       <w:proofErr w:type="gramEnd"/>
-      <w:r>
-        <w:t xml:space="preserve"> nama gambar di bawah gambar</w:t>
-      </w:r>
     </w:p>
   </w:comment>
-  <w:comment w:id="23" w:author="ICT" w:date="2026-07-09T15:42:00Z" w:initials="I">
+  <w:comment w:id="23" w:author="ICT" w:date="2026-07-09T15:41:00Z" w:initials="I">
     <w:p>
       <w:pPr>
         <w:pStyle w:val="CommentText"/>
@@ -37746,12 +37743,9 @@
       </w:r>
       <w:proofErr w:type="gramStart"/>
       <w:r>
-        <w:t>sdh</w:t>
+        <w:t>italic</w:t>
       </w:r>
       <w:proofErr w:type="gramEnd"/>
-      <w:r>
-        <w:t xml:space="preserve"> mendeley??</w:t>
-      </w:r>
     </w:p>
   </w:comment>
   <w:comment w:id="24" w:author="ICT" w:date="2026-07-09T15:42:00Z" w:initials="I">
@@ -37771,7 +37765,7 @@
       </w:r>
       <w:proofErr w:type="gramEnd"/>
       <w:r>
-        <w:t xml:space="preserve"> nama gambar</w:t>
+        <w:t xml:space="preserve"> nama gambar di bawah gambar</w:t>
       </w:r>
     </w:p>
   </w:comment>
@@ -37788,12 +37782,54 @@
       </w:r>
       <w:proofErr w:type="gramStart"/>
       <w:r>
+        <w:t>sdh</w:t>
+      </w:r>
+      <w:proofErr w:type="gramEnd"/>
+      <w:r>
+        <w:t xml:space="preserve"> mendeley??</w:t>
+      </w:r>
+    </w:p>
+  </w:comment>
+  <w:comment w:id="26" w:author="ICT" w:date="2026-07-09T15:42:00Z" w:initials="I">
+    <w:p>
+      <w:pPr>
+        <w:pStyle w:val="CommentText"/>
+      </w:pPr>
+      <w:r>
+        <w:rPr>
+          <w:rStyle w:val="CommentReference"/>
+        </w:rPr>
+        <w:annotationRef/>
+      </w:r>
+      <w:proofErr w:type="gramStart"/>
+      <w:r>
+        <w:t>kasih</w:t>
+      </w:r>
+      <w:proofErr w:type="gramEnd"/>
+      <w:r>
+        <w:t xml:space="preserve"> nama gambar</w:t>
+      </w:r>
+    </w:p>
+  </w:comment>
+  <w:comment w:id="27" w:author="ICT" w:date="2026-07-09T15:42:00Z" w:initials="I">
+    <w:p>
+      <w:pPr>
+        <w:pStyle w:val="CommentText"/>
+      </w:pPr>
+      <w:r>
+        <w:rPr>
+          <w:rStyle w:val="CommentReference"/>
+        </w:rPr>
+        <w:annotationRef/>
+      </w:r>
+      <w:proofErr w:type="gramStart"/>
+      <w:r>
         <w:t>italic</w:t>
       </w:r>
       <w:proofErr w:type="gramEnd"/>
     </w:p>
   </w:comment>
-  <w:comment w:id="26" w:author="ICT" w:date="2026-07-09T15:43:00Z" w:initials="I">
+  <w:comment w:id="28" w:author="ICT" w:date="2026-07-09T15:43:00Z" w:initials="I">
     <w:p>
       <w:pPr>
         <w:pStyle w:val="CommentText"/>
@@ -37814,7 +37850,7 @@
       </w:r>
     </w:p>
   </w:comment>
-  <w:comment w:id="27" w:author="ICT" w:date="2026-07-09T15:43:00Z" w:initials="I">
+  <w:comment w:id="29" w:author="ICT" w:date="2026-07-09T15:43:00Z" w:initials="I">
     <w:p>
       <w:pPr>
         <w:pStyle w:val="CommentText"/>
@@ -37833,42 +37869,6 @@
       <w:r>
         <w:t xml:space="preserve"> mendeley??</w:t>
       </w:r>
-    </w:p>
-  </w:comment>
-  <w:comment w:id="28" w:author="ICT" w:date="2026-07-09T15:44:00Z" w:initials="I">
-    <w:p>
-      <w:pPr>
-        <w:pStyle w:val="CommentText"/>
-      </w:pPr>
-      <w:r>
-        <w:rPr>
-          <w:rStyle w:val="CommentReference"/>
-        </w:rPr>
-        <w:annotationRef/>
-      </w:r>
-      <w:proofErr w:type="gramStart"/>
-      <w:r>
-        <w:t>italic</w:t>
-      </w:r>
-      <w:proofErr w:type="gramEnd"/>
-    </w:p>
-  </w:comment>
-  <w:comment w:id="29" w:author="ICT" w:date="2026-07-09T15:44:00Z" w:initials="I">
-    <w:p>
-      <w:pPr>
-        <w:pStyle w:val="CommentText"/>
-      </w:pPr>
-      <w:r>
-        <w:rPr>
-          <w:rStyle w:val="CommentReference"/>
-        </w:rPr>
-        <w:annotationRef/>
-      </w:r>
-      <w:proofErr w:type="gramStart"/>
-      <w:r>
-        <w:t>italic</w:t>
-      </w:r>
-      <w:proofErr w:type="gramEnd"/>
     </w:p>
   </w:comment>
   <w:comment w:id="30" w:author="ICT" w:date="2026-07-09T15:44:00Z" w:initials="I">
@@ -38015,7 +38015,7 @@
       <w:proofErr w:type="gramEnd"/>
     </w:p>
   </w:comment>
-  <w:comment w:id="38" w:author="ICT" w:date="2026-07-09T15:45:00Z" w:initials="I">
+  <w:comment w:id="38" w:author="ICT" w:date="2026-07-09T15:44:00Z" w:initials="I">
     <w:p>
       <w:pPr>
         <w:pStyle w:val="CommentText"/>
@@ -38033,7 +38033,7 @@
       <w:proofErr w:type="gramEnd"/>
     </w:p>
   </w:comment>
-  <w:comment w:id="39" w:author="ICT" w:date="2026-07-09T15:45:00Z" w:initials="I">
+  <w:comment w:id="39" w:author="ICT" w:date="2026-07-09T15:44:00Z" w:initials="I">
     <w:p>
       <w:pPr>
         <w:pStyle w:val="CommentText"/>
@@ -38177,7 +38177,7 @@
       <w:proofErr w:type="gramEnd"/>
     </w:p>
   </w:comment>
-  <w:comment w:id="47" w:author="ICT" w:date="2026-07-09T15:46:00Z" w:initials="I">
+  <w:comment w:id="47" w:author="ICT" w:date="2026-07-09T15:45:00Z" w:initials="I">
     <w:p>
       <w:pPr>
         <w:pStyle w:val="CommentText"/>
@@ -38195,7 +38195,7 @@
       <w:proofErr w:type="gramEnd"/>
     </w:p>
   </w:comment>
-  <w:comment w:id="48" w:author="ICT" w:date="2026-07-09T15:46:00Z" w:initials="I">
+  <w:comment w:id="48" w:author="ICT" w:date="2026-07-09T15:45:00Z" w:initials="I">
     <w:p>
       <w:pPr>
         <w:pStyle w:val="CommentText"/>
@@ -38375,7 +38375,7 @@
       <w:proofErr w:type="gramEnd"/>
     </w:p>
   </w:comment>
-  <w:comment w:id="58" w:author="ICT" w:date="2026-07-09T15:47:00Z" w:initials="I">
+  <w:comment w:id="58" w:author="ICT" w:date="2026-07-09T15:46:00Z" w:initials="I">
     <w:p>
       <w:pPr>
         <w:pStyle w:val="CommentText"/>
@@ -38393,7 +38393,7 @@
       <w:proofErr w:type="gramEnd"/>
     </w:p>
   </w:comment>
-  <w:comment w:id="59" w:author="ICT" w:date="2026-07-09T15:47:00Z" w:initials="I">
+  <w:comment w:id="59" w:author="ICT" w:date="2026-07-09T15:46:00Z" w:initials="I">
     <w:p>
       <w:pPr>
         <w:pStyle w:val="CommentText"/>
@@ -38573,7 +38573,7 @@
       <w:proofErr w:type="gramEnd"/>
     </w:p>
   </w:comment>
-  <w:comment w:id="69" w:author="ICT" w:date="2026-07-09T15:48:00Z" w:initials="I">
+  <w:comment w:id="69" w:author="ICT" w:date="2026-07-09T15:47:00Z" w:initials="I">
     <w:p>
       <w:pPr>
         <w:pStyle w:val="CommentText"/>
@@ -38591,7 +38591,7 @@
       <w:proofErr w:type="gramEnd"/>
     </w:p>
   </w:comment>
-  <w:comment w:id="70" w:author="ICT" w:date="2026-07-09T15:48:00Z" w:initials="I">
+  <w:comment w:id="70" w:author="ICT" w:date="2026-07-09T15:47:00Z" w:initials="I">
     <w:p>
       <w:pPr>
         <w:pStyle w:val="CommentText"/>
@@ -38717,6 +38717,24 @@
       <w:proofErr w:type="gramEnd"/>
     </w:p>
   </w:comment>
+  <w:comment w:id="77" w:author="ICT" w:date="2026-07-09T15:48:00Z" w:initials="I">
+    <w:p>
+      <w:pPr>
+        <w:pStyle w:val="CommentText"/>
+      </w:pPr>
+      <w:r>
+        <w:rPr>
+          <w:rStyle w:val="CommentReference"/>
+        </w:rPr>
+        <w:annotationRef/>
+      </w:r>
+      <w:proofErr w:type="gramStart"/>
+      <w:r>
+        <w:t>italic</w:t>
+      </w:r>
+      <w:proofErr w:type="gramEnd"/>
+    </w:p>
+  </w:comment>
   <w:comment w:id="78" w:author="ICT" w:date="2026-07-09T15:48:00Z" w:initials="I">
     <w:p>
       <w:pPr>
@@ -38735,25 +38753,7 @@
       <w:proofErr w:type="gramEnd"/>
     </w:p>
   </w:comment>
-  <w:comment w:id="79" w:author="ICT" w:date="2026-07-09T15:49:00Z" w:initials="I">
-    <w:p>
-      <w:pPr>
-        <w:pStyle w:val="CommentText"/>
-      </w:pPr>
-      <w:r>
-        <w:rPr>
-          <w:rStyle w:val="CommentReference"/>
-        </w:rPr>
-        <w:annotationRef/>
-      </w:r>
-      <w:proofErr w:type="gramStart"/>
-      <w:r>
-        <w:t>italic</w:t>
-      </w:r>
-      <w:proofErr w:type="gramEnd"/>
-    </w:p>
-  </w:comment>
-  <w:comment w:id="80" w:author="ICT" w:date="2026-07-09T15:49:00Z" w:initials="I">
+  <w:comment w:id="80" w:author="ICT" w:date="2026-07-09T15:48:00Z" w:initials="I">
     <w:p>
       <w:pPr>
         <w:pStyle w:val="CommentText"/>
@@ -38879,7 +38879,7 @@
       <w:proofErr w:type="gramEnd"/>
     </w:p>
   </w:comment>
-  <w:comment w:id="87" w:author="ICT" w:date="2026-07-09T15:50:00Z" w:initials="I">
+  <w:comment w:id="87" w:author="ICT" w:date="2026-07-09T15:49:00Z" w:initials="I">
     <w:p>
       <w:pPr>
         <w:pStyle w:val="CommentText"/>
@@ -38897,7 +38897,7 @@
       <w:proofErr w:type="gramEnd"/>
     </w:p>
   </w:comment>
-  <w:comment w:id="88" w:author="ICT" w:date="2026-07-09T15:50:00Z" w:initials="I">
+  <w:comment w:id="88" w:author="ICT" w:date="2026-07-09T15:49:00Z" w:initials="I">
     <w:p>
       <w:pPr>
         <w:pStyle w:val="CommentText"/>
@@ -39023,7 +39023,7 @@
       <w:proofErr w:type="gramEnd"/>
     </w:p>
   </w:comment>
-  <w:comment w:id="95" w:author="ICT" w:date="2026-07-09T15:51:00Z" w:initials="I">
+  <w:comment w:id="95" w:author="ICT" w:date="2026-07-09T15:50:00Z" w:initials="I">
     <w:p>
       <w:pPr>
         <w:pStyle w:val="CommentText"/>
@@ -39041,7 +39041,7 @@
       <w:proofErr w:type="gramEnd"/>
     </w:p>
   </w:comment>
-  <w:comment w:id="96" w:author="ICT" w:date="2026-07-09T15:51:00Z" w:initials="I">
+  <w:comment w:id="96" w:author="ICT" w:date="2026-07-09T15:50:00Z" w:initials="I">
     <w:p>
       <w:pPr>
         <w:pStyle w:val="CommentText"/>
@@ -39185,7 +39185,7 @@
       <w:proofErr w:type="gramEnd"/>
     </w:p>
   </w:comment>
-  <w:comment w:id="104" w:author="ICT" w:date="2026-07-09T15:53:00Z" w:initials="I">
+  <w:comment w:id="104" w:author="ICT" w:date="2026-07-09T15:51:00Z" w:initials="I">
     <w:p>
       <w:pPr>
         <w:pStyle w:val="CommentText"/>
@@ -39198,48 +39198,48 @@
       </w:r>
       <w:proofErr w:type="gramStart"/>
       <w:r>
+        <w:t>italic</w:t>
+      </w:r>
+      <w:proofErr w:type="gramEnd"/>
+    </w:p>
+  </w:comment>
+  <w:comment w:id="105" w:author="ICT" w:date="2026-07-09T15:51:00Z" w:initials="I">
+    <w:p>
+      <w:pPr>
+        <w:pStyle w:val="CommentText"/>
+      </w:pPr>
+      <w:r>
+        <w:rPr>
+          <w:rStyle w:val="CommentReference"/>
+        </w:rPr>
+        <w:annotationRef/>
+      </w:r>
+      <w:proofErr w:type="gramStart"/>
+      <w:r>
+        <w:t>italic</w:t>
+      </w:r>
+      <w:proofErr w:type="gramEnd"/>
+    </w:p>
+  </w:comment>
+  <w:comment w:id="106" w:author="ICT" w:date="2026-07-09T15:53:00Z" w:initials="I">
+    <w:p>
+      <w:pPr>
+        <w:pStyle w:val="CommentText"/>
+      </w:pPr>
+      <w:r>
+        <w:rPr>
+          <w:rStyle w:val="CommentReference"/>
+        </w:rPr>
+        <w:annotationRef/>
+      </w:r>
+      <w:proofErr w:type="gramStart"/>
+      <w:r>
         <w:t>untuk</w:t>
       </w:r>
       <w:proofErr w:type="gramEnd"/>
       <w:r>
         <w:t xml:space="preserve"> H5 yang secara simultan, dibuatkan kotakseperti ini</w:t>
       </w:r>
-    </w:p>
-  </w:comment>
-  <w:comment w:id="105" w:author="ICT" w:date="2026-07-09T15:54:00Z" w:initials="I">
-    <w:p>
-      <w:pPr>
-        <w:pStyle w:val="CommentText"/>
-      </w:pPr>
-      <w:r>
-        <w:rPr>
-          <w:rStyle w:val="CommentReference"/>
-        </w:rPr>
-        <w:annotationRef/>
-      </w:r>
-      <w:proofErr w:type="gramStart"/>
-      <w:r>
-        <w:t>italic</w:t>
-      </w:r>
-      <w:proofErr w:type="gramEnd"/>
-    </w:p>
-  </w:comment>
-  <w:comment w:id="106" w:author="ICT" w:date="2026-07-09T15:54:00Z" w:initials="I">
-    <w:p>
-      <w:pPr>
-        <w:pStyle w:val="CommentText"/>
-      </w:pPr>
-      <w:r>
-        <w:rPr>
-          <w:rStyle w:val="CommentReference"/>
-        </w:rPr>
-        <w:annotationRef/>
-      </w:r>
-      <w:proofErr w:type="gramStart"/>
-      <w:r>
-        <w:t>italic</w:t>
-      </w:r>
-      <w:proofErr w:type="gramEnd"/>
     </w:p>
   </w:comment>
   <w:comment w:id="107" w:author="ICT" w:date="2026-07-09T15:54:00Z" w:initials="I">
@@ -39260,7 +39260,7 @@
       <w:proofErr w:type="gramEnd"/>
     </w:p>
   </w:comment>
-  <w:comment w:id="108" w:author="ICT" w:date="2026-07-09T15:55:00Z" w:initials="I">
+  <w:comment w:id="108" w:author="ICT" w:date="2026-07-09T15:54:00Z" w:initials="I">
     <w:p>
       <w:pPr>
         <w:pStyle w:val="CommentText"/>
@@ -39273,15 +39273,12 @@
       </w:r>
       <w:proofErr w:type="gramStart"/>
       <w:r>
-        <w:t>delete</w:t>
+        <w:t>italic</w:t>
       </w:r>
       <w:proofErr w:type="gramEnd"/>
-      <w:r>
-        <w:t xml:space="preserve"> underline nya</w:t>
-      </w:r>
     </w:p>
   </w:comment>
-  <w:comment w:id="109" w:author="ICT" w:date="2026-07-09T15:55:00Z" w:initials="I">
+  <w:comment w:id="109" w:author="ICT" w:date="2026-07-09T15:54:00Z" w:initials="I">
     <w:p>
       <w:pPr>
         <w:pStyle w:val="CommentText"/>
@@ -39312,43 +39309,46 @@
       </w:r>
       <w:proofErr w:type="gramStart"/>
       <w:r>
+        <w:t>delete</w:t>
+      </w:r>
+      <w:proofErr w:type="gramEnd"/>
+      <w:r>
+        <w:t xml:space="preserve"> underline nya</w:t>
+      </w:r>
+    </w:p>
+  </w:comment>
+  <w:comment w:id="111" w:author="ICT" w:date="2026-07-09T15:55:00Z" w:initials="I">
+    <w:p>
+      <w:pPr>
+        <w:pStyle w:val="CommentText"/>
+      </w:pPr>
+      <w:r>
+        <w:rPr>
+          <w:rStyle w:val="CommentReference"/>
+        </w:rPr>
+        <w:annotationRef/>
+      </w:r>
+      <w:proofErr w:type="gramStart"/>
+      <w:r>
+        <w:t>italic</w:t>
+      </w:r>
+      <w:proofErr w:type="gramEnd"/>
+    </w:p>
+  </w:comment>
+  <w:comment w:id="112" w:author="ICT" w:date="2026-07-09T15:55:00Z" w:initials="I">
+    <w:p>
+      <w:pPr>
+        <w:pStyle w:val="CommentText"/>
+      </w:pPr>
+      <w:r>
+        <w:rPr>
+          <w:rStyle w:val="CommentReference"/>
+        </w:rPr>
+        <w:annotationRef/>
+      </w:r>
+      <w:proofErr w:type="gramStart"/>
+      <w:r>
         <w:t>typo</w:t>
-      </w:r>
-      <w:proofErr w:type="gramEnd"/>
-    </w:p>
-  </w:comment>
-  <w:comment w:id="111" w:author="ICT" w:date="2026-07-09T15:56:00Z" w:initials="I">
-    <w:p>
-      <w:pPr>
-        <w:pStyle w:val="CommentText"/>
-      </w:pPr>
-      <w:r>
-        <w:rPr>
-          <w:rStyle w:val="CommentReference"/>
-        </w:rPr>
-        <w:annotationRef/>
-      </w:r>
-      <w:proofErr w:type="gramStart"/>
-      <w:r>
-        <w:t>italic</w:t>
-      </w:r>
-      <w:proofErr w:type="gramEnd"/>
-    </w:p>
-  </w:comment>
-  <w:comment w:id="112" w:author="ICT" w:date="2026-07-09T15:56:00Z" w:initials="I">
-    <w:p>
-      <w:pPr>
-        <w:pStyle w:val="CommentText"/>
-      </w:pPr>
-      <w:r>
-        <w:rPr>
-          <w:rStyle w:val="CommentReference"/>
-        </w:rPr>
-        <w:annotationRef/>
-      </w:r>
-      <w:proofErr w:type="gramStart"/>
-      <w:r>
-        <w:t>italic</w:t>
       </w:r>
       <w:proofErr w:type="gramEnd"/>
     </w:p>
@@ -39389,7 +39389,7 @@
       <w:proofErr w:type="gramEnd"/>
     </w:p>
   </w:comment>
-  <w:comment w:id="115" w:author="ICT" w:date="2026-07-09T15:57:00Z" w:initials="I">
+  <w:comment w:id="115" w:author="ICT" w:date="2026-07-09T15:56:00Z" w:initials="I">
     <w:p>
       <w:pPr>
         <w:pStyle w:val="CommentText"/>
@@ -39407,7 +39407,7 @@
       <w:proofErr w:type="gramEnd"/>
     </w:p>
   </w:comment>
-  <w:comment w:id="116" w:author="ICT" w:date="2026-07-09T15:57:00Z" w:initials="I">
+  <w:comment w:id="116" w:author="ICT" w:date="2026-07-09T15:56:00Z" w:initials="I">
     <w:p>
       <w:pPr>
         <w:pStyle w:val="CommentText"/>
@@ -39528,50 +39528,47 @@
       </w:r>
       <w:proofErr w:type="gramStart"/>
       <w:r>
+        <w:t>italic</w:t>
+      </w:r>
+      <w:proofErr w:type="gramEnd"/>
+    </w:p>
+  </w:comment>
+  <w:comment w:id="123" w:author="ICT" w:date="2026-07-09T15:57:00Z" w:initials="I">
+    <w:p>
+      <w:pPr>
+        <w:pStyle w:val="CommentText"/>
+      </w:pPr>
+      <w:r>
+        <w:rPr>
+          <w:rStyle w:val="CommentReference"/>
+        </w:rPr>
+        <w:annotationRef/>
+      </w:r>
+      <w:proofErr w:type="gramStart"/>
+      <w:r>
+        <w:t>italic</w:t>
+      </w:r>
+      <w:proofErr w:type="gramEnd"/>
+    </w:p>
+  </w:comment>
+  <w:comment w:id="124" w:author="ICT" w:date="2026-07-09T15:57:00Z" w:initials="I">
+    <w:p>
+      <w:pPr>
+        <w:pStyle w:val="CommentText"/>
+      </w:pPr>
+      <w:r>
+        <w:rPr>
+          <w:rStyle w:val="CommentReference"/>
+        </w:rPr>
+        <w:annotationRef/>
+      </w:r>
+      <w:proofErr w:type="gramStart"/>
+      <w:r>
         <w:t>cek</w:t>
       </w:r>
       <w:proofErr w:type="gramEnd"/>
       <w:r>
         <w:t xml:space="preserve"> spasi</w:t>
-      </w:r>
-    </w:p>
-  </w:comment>
-  <w:comment w:id="123" w:author="ICT" w:date="2026-07-09T15:58:00Z" w:initials="I">
-    <w:p>
-      <w:pPr>
-        <w:pStyle w:val="CommentText"/>
-      </w:pPr>
-      <w:r>
-        <w:rPr>
-          <w:rStyle w:val="CommentReference"/>
-        </w:rPr>
-        <w:annotationRef/>
-      </w:r>
-      <w:proofErr w:type="gramStart"/>
-      <w:r>
-        <w:t>italic</w:t>
-      </w:r>
-      <w:proofErr w:type="gramEnd"/>
-    </w:p>
-  </w:comment>
-  <w:comment w:id="124" w:author="ICT" w:date="2026-07-09T15:58:00Z" w:initials="I">
-    <w:p>
-      <w:pPr>
-        <w:pStyle w:val="CommentText"/>
-      </w:pPr>
-      <w:r>
-        <w:rPr>
-          <w:rStyle w:val="CommentReference"/>
-        </w:rPr>
-        <w:annotationRef/>
-      </w:r>
-      <w:proofErr w:type="gramStart"/>
-      <w:r>
-        <w:t>sdh</w:t>
-      </w:r>
-      <w:proofErr w:type="gramEnd"/>
-      <w:r>
-        <w:t xml:space="preserve"> mendeley??</w:t>
       </w:r>
     </w:p>
   </w:comment>
@@ -39588,12 +39585,9 @@
       </w:r>
       <w:proofErr w:type="gramStart"/>
       <w:r>
-        <w:t>sdh</w:t>
+        <w:t>italic</w:t>
       </w:r>
       <w:proofErr w:type="gramEnd"/>
-      <w:r>
-        <w:t xml:space="preserve"> mendeley??</w:t>
-      </w:r>
     </w:p>
   </w:comment>
   <w:comment w:id="126" w:author="ICT" w:date="2026-07-09T15:58:00Z" w:initials="I">
@@ -39617,7 +39611,7 @@
       </w:r>
     </w:p>
   </w:comment>
-  <w:comment w:id="127" w:author="ICT" w:date="2026-07-09T15:59:00Z" w:initials="I">
+  <w:comment w:id="127" w:author="ICT" w:date="2026-07-09T15:58:00Z" w:initials="I">
     <w:p>
       <w:pPr>
         <w:pStyle w:val="CommentText"/>
@@ -39630,15 +39624,15 @@
       </w:r>
       <w:proofErr w:type="gramStart"/>
       <w:r>
-        <w:t>cek</w:t>
+        <w:t>sdh</w:t>
       </w:r>
       <w:proofErr w:type="gramEnd"/>
       <w:r>
-        <w:t xml:space="preserve"> tipe tulisan</w:t>
+        <w:t xml:space="preserve"> mendeley??</w:t>
       </w:r>
     </w:p>
   </w:comment>
-  <w:comment w:id="128" w:author="ICT" w:date="2026-07-09T15:59:00Z" w:initials="I">
+  <w:comment w:id="128" w:author="ICT" w:date="2026-07-09T15:58:00Z" w:initials="I">
     <w:p>
       <w:pPr>
         <w:pStyle w:val="CommentText"/>
@@ -39676,7 +39670,7 @@
       </w:r>
       <w:proofErr w:type="gramEnd"/>
       <w:r>
-        <w:t xml:space="preserve"> spasi</w:t>
+        <w:t xml:space="preserve"> tipe tulisan</w:t>
       </w:r>
     </w:p>
   </w:comment>
@@ -39714,9 +39708,12 @@
       </w:r>
       <w:proofErr w:type="gramStart"/>
       <w:r>
-        <w:t>typo</w:t>
+        <w:t>cek</w:t>
       </w:r>
       <w:proofErr w:type="gramEnd"/>
+      <w:r>
+        <w:t xml:space="preserve"> spasi</w:t>
+      </w:r>
     </w:p>
   </w:comment>
   <w:comment w:id="132" w:author="ICT" w:date="2026-07-09T15:59:00Z" w:initials="I">
@@ -39740,7 +39737,7 @@
       </w:r>
     </w:p>
   </w:comment>
-  <w:comment w:id="133" w:author="ICT" w:date="2026-07-09T16:00:00Z" w:initials="I">
+  <w:comment w:id="133" w:author="ICT" w:date="2026-07-09T15:59:00Z" w:initials="I">
     <w:p>
       <w:pPr>
         <w:pStyle w:val="CommentText"/>
@@ -39753,30 +39750,30 @@
       </w:r>
       <w:proofErr w:type="gramStart"/>
       <w:r>
+        <w:t>typo</w:t>
+      </w:r>
+      <w:proofErr w:type="gramEnd"/>
+    </w:p>
+  </w:comment>
+  <w:comment w:id="134" w:author="ICT" w:date="2026-07-09T15:59:00Z" w:initials="I">
+    <w:p>
+      <w:pPr>
+        <w:pStyle w:val="CommentText"/>
+      </w:pPr>
+      <w:r>
+        <w:rPr>
+          <w:rStyle w:val="CommentReference"/>
+        </w:rPr>
+        <w:annotationRef/>
+      </w:r>
+      <w:proofErr w:type="gramStart"/>
+      <w:r>
         <w:t>sdh</w:t>
       </w:r>
       <w:proofErr w:type="gramEnd"/>
       <w:r>
         <w:t xml:space="preserve"> mendeley??</w:t>
       </w:r>
-    </w:p>
-  </w:comment>
-  <w:comment w:id="134" w:author="ICT" w:date="2026-07-09T16:00:00Z" w:initials="I">
-    <w:p>
-      <w:pPr>
-        <w:pStyle w:val="CommentText"/>
-      </w:pPr>
-      <w:r>
-        <w:rPr>
-          <w:rStyle w:val="CommentReference"/>
-        </w:rPr>
-        <w:annotationRef/>
-      </w:r>
-      <w:proofErr w:type="gramStart"/>
-      <w:r>
-        <w:t>italic</w:t>
-      </w:r>
-      <w:proofErr w:type="gramEnd"/>
     </w:p>
   </w:comment>
   <w:comment w:id="135" w:author="ICT" w:date="2026-07-09T16:00:00Z" w:initials="I">
@@ -39792,9 +39789,12 @@
       </w:r>
       <w:proofErr w:type="gramStart"/>
       <w:r>
-        <w:t>italic</w:t>
+        <w:t>sdh</w:t>
       </w:r>
       <w:proofErr w:type="gramEnd"/>
+      <w:r>
+        <w:t xml:space="preserve"> mendeley??</w:t>
+      </w:r>
     </w:p>
   </w:comment>
   <w:comment w:id="136" w:author="ICT" w:date="2026-07-09T16:00:00Z" w:initials="I">
@@ -39810,12 +39810,27 @@
       </w:r>
       <w:proofErr w:type="gramStart"/>
       <w:r>
-        <w:t>sdh</w:t>
+        <w:t>italic</w:t>
       </w:r>
       <w:proofErr w:type="gramEnd"/>
-      <w:r>
-        <w:t xml:space="preserve"> mendeley??</w:t>
-      </w:r>
+    </w:p>
+  </w:comment>
+  <w:comment w:id="137" w:author="ICT" w:date="2026-07-09T16:00:00Z" w:initials="I">
+    <w:p>
+      <w:pPr>
+        <w:pStyle w:val="CommentText"/>
+      </w:pPr>
+      <w:r>
+        <w:rPr>
+          <w:rStyle w:val="CommentReference"/>
+        </w:rPr>
+        <w:annotationRef/>
+      </w:r>
+      <w:proofErr w:type="gramStart"/>
+      <w:r>
+        <w:t>italic</w:t>
+      </w:r>
+      <w:proofErr w:type="gramEnd"/>
     </w:p>
   </w:comment>
   <w:comment w:id="138" w:author="ICT" w:date="2026-07-09T16:00:00Z" w:initials="I">
@@ -39839,7 +39854,7 @@
       </w:r>
     </w:p>
   </w:comment>
-  <w:comment w:id="137" w:author="ICT" w:date="2026-07-09T16:00:00Z" w:initials="I">
+  <w:comment w:id="140" w:author="ICT" w:date="2026-07-09T16:00:00Z" w:initials="I">
     <w:p>
       <w:pPr>
         <w:pStyle w:val="CommentText"/>
@@ -39852,53 +39867,32 @@
       </w:r>
       <w:proofErr w:type="gramStart"/>
       <w:r>
+        <w:t>sdh</w:t>
+      </w:r>
+      <w:proofErr w:type="gramEnd"/>
+      <w:r>
+        <w:t xml:space="preserve"> mendeley??</w:t>
+      </w:r>
+    </w:p>
+  </w:comment>
+  <w:comment w:id="139" w:author="ICT" w:date="2026-07-09T16:00:00Z" w:initials="I">
+    <w:p>
+      <w:pPr>
+        <w:pStyle w:val="CommentText"/>
+      </w:pPr>
+      <w:r>
+        <w:rPr>
+          <w:rStyle w:val="CommentReference"/>
+        </w:rPr>
+        <w:annotationRef/>
+      </w:r>
+      <w:proofErr w:type="gramStart"/>
+      <w:r>
         <w:t>cek</w:t>
       </w:r>
       <w:proofErr w:type="gramEnd"/>
       <w:r>
         <w:t xml:space="preserve"> justify</w:t>
-      </w:r>
-    </w:p>
-  </w:comment>
-  <w:comment w:id="139" w:author="ICT" w:date="2026-07-09T16:01:00Z" w:initials="I">
-    <w:p>
-      <w:pPr>
-        <w:pStyle w:val="CommentText"/>
-      </w:pPr>
-      <w:r>
-        <w:rPr>
-          <w:rStyle w:val="CommentReference"/>
-        </w:rPr>
-        <w:annotationRef/>
-      </w:r>
-      <w:proofErr w:type="gramStart"/>
-      <w:r>
-        <w:t>cek</w:t>
-      </w:r>
-      <w:proofErr w:type="gramEnd"/>
-      <w:r>
-        <w:t xml:space="preserve"> justify</w:t>
-      </w:r>
-    </w:p>
-  </w:comment>
-  <w:comment w:id="140" w:author="ICT" w:date="2026-07-09T16:01:00Z" w:initials="I">
-    <w:p>
-      <w:pPr>
-        <w:pStyle w:val="CommentText"/>
-      </w:pPr>
-      <w:r>
-        <w:rPr>
-          <w:rStyle w:val="CommentReference"/>
-        </w:rPr>
-        <w:annotationRef/>
-      </w:r>
-      <w:proofErr w:type="gramStart"/>
-      <w:r>
-        <w:t>sdh</w:t>
-      </w:r>
-      <w:proofErr w:type="gramEnd"/>
-      <w:r>
-        <w:t xml:space="preserve"> mendeley??</w:t>
       </w:r>
     </w:p>
   </w:comment>
@@ -39923,7 +39917,7 @@
       </w:r>
     </w:p>
   </w:comment>
-  <w:comment w:id="144" w:author="ICT" w:date="2026-07-09T16:01:00Z" w:initials="I">
+  <w:comment w:id="142" w:author="ICT" w:date="2026-07-09T16:01:00Z" w:initials="I">
     <w:p>
       <w:pPr>
         <w:pStyle w:val="CommentText"/>
@@ -39934,11 +39928,51 @@
         </w:rPr>
         <w:annotationRef/>
       </w:r>
+      <w:proofErr w:type="gramStart"/>
+      <w:r>
+        <w:t>sdh</w:t>
+      </w:r>
+      <w:proofErr w:type="gramEnd"/>
+      <w:r>
+        <w:t xml:space="preserve"> mendeley??</w:t>
+      </w:r>
+    </w:p>
+  </w:comment>
+  <w:comment w:id="143" w:author="ICT" w:date="2026-07-09T16:01:00Z" w:initials="I">
+    <w:p>
+      <w:pPr>
+        <w:pStyle w:val="CommentText"/>
+      </w:pPr>
+      <w:r>
+        <w:rPr>
+          <w:rStyle w:val="CommentReference"/>
+        </w:rPr>
+        <w:annotationRef/>
+      </w:r>
+      <w:proofErr w:type="gramStart"/>
+      <w:r>
+        <w:t>cek</w:t>
+      </w:r>
+      <w:proofErr w:type="gramEnd"/>
+      <w:r>
+        <w:t xml:space="preserve"> justify</w:t>
+      </w:r>
+    </w:p>
+  </w:comment>
+  <w:comment w:id="146" w:author="ICT" w:date="2026-07-09T16:01:00Z" w:initials="I">
+    <w:p>
+      <w:pPr>
+        <w:pStyle w:val="CommentText"/>
+      </w:pPr>
+      <w:r>
+        <w:rPr>
+          <w:rStyle w:val="CommentReference"/>
+        </w:rPr>
+        <w:annotationRef/>
+      </w:r>
       <w:r>
         <w:t>cek justify</w:t>
       </w:r>
-      <w:bookmarkStart w:id="145" w:name="_GoBack"/>
-      <w:bookmarkEnd w:id="145"/>
     </w:p>
   </w:comment>
 </w:comments>
@@ -46864,11 +46898,11 @@
         </c:dLbls>
         <c:marker val="1"/>
         <c:smooth val="0"/>
-        <c:axId val="220762880"/>
-        <c:axId val="344428544"/>
+        <c:axId val="44192896"/>
+        <c:axId val="331943296"/>
       </c:lineChart>
       <c:catAx>
-        <c:axId val="220762880"/>
+        <c:axId val="44192896"/>
         <c:scaling>
           <c:orientation val="minMax"/>
         </c:scaling>
@@ -46911,7 +46945,7 @@
             <a:endParaRPr lang="en-US"/>
           </a:p>
         </c:txPr>
-        <c:crossAx val="344428544"/>
+        <c:crossAx val="331943296"/>
         <c:crosses val="autoZero"/>
         <c:auto val="1"/>
         <c:lblAlgn val="ctr"/>
@@ -46919,7 +46953,7 @@
         <c:noMultiLvlLbl val="0"/>
       </c:catAx>
       <c:valAx>
-        <c:axId val="344428544"/>
+        <c:axId val="331943296"/>
         <c:scaling>
           <c:orientation val="minMax"/>
         </c:scaling>
@@ -46970,7 +47004,7 @@
             <a:endParaRPr lang="en-US"/>
           </a:p>
         </c:txPr>
-        <c:crossAx val="220762880"/>
+        <c:crossAx val="44192896"/>
         <c:crosses val="autoZero"/>
         <c:crossBetween val="between"/>
       </c:valAx>
@@ -47248,11 +47282,11 @@
         </c:dLbls>
         <c:marker val="1"/>
         <c:smooth val="0"/>
-        <c:axId val="221216128"/>
-        <c:axId val="402496128"/>
+        <c:axId val="260320640"/>
+        <c:axId val="260322432"/>
       </c:lineChart>
       <c:catAx>
-        <c:axId val="221216128"/>
+        <c:axId val="260320640"/>
         <c:scaling>
           <c:orientation val="minMax"/>
         </c:scaling>
@@ -47295,7 +47329,7 @@
             <a:endParaRPr lang="en-US"/>
           </a:p>
         </c:txPr>
-        <c:crossAx val="402496128"/>
+        <c:crossAx val="260322432"/>
         <c:crosses val="autoZero"/>
         <c:auto val="1"/>
         <c:lblAlgn val="ctr"/>
@@ -47303,7 +47337,7 @@
         <c:noMultiLvlLbl val="0"/>
       </c:catAx>
       <c:valAx>
-        <c:axId val="402496128"/>
+        <c:axId val="260322432"/>
         <c:scaling>
           <c:orientation val="minMax"/>
         </c:scaling>
@@ -47354,7 +47388,7 @@
             <a:endParaRPr lang="en-US"/>
           </a:p>
         </c:txPr>
-        <c:crossAx val="221216128"/>
+        <c:crossAx val="260320640"/>
         <c:crosses val="autoZero"/>
         <c:crossBetween val="between"/>
       </c:valAx>
@@ -47631,11 +47665,11 @@
         </c:dLbls>
         <c:marker val="1"/>
         <c:smooth val="0"/>
-        <c:axId val="255682432"/>
-        <c:axId val="255683968"/>
+        <c:axId val="43256064"/>
+        <c:axId val="43257856"/>
       </c:lineChart>
       <c:catAx>
-        <c:axId val="255682432"/>
+        <c:axId val="43256064"/>
         <c:scaling>
           <c:orientation val="minMax"/>
         </c:scaling>
@@ -47678,7 +47712,7 @@
             <a:endParaRPr lang="en-US"/>
           </a:p>
         </c:txPr>
-        <c:crossAx val="255683968"/>
+        <c:crossAx val="43257856"/>
         <c:crosses val="autoZero"/>
         <c:auto val="1"/>
         <c:lblAlgn val="ctr"/>
@@ -47686,7 +47720,7 @@
         <c:noMultiLvlLbl val="0"/>
       </c:catAx>
       <c:valAx>
-        <c:axId val="255683968"/>
+        <c:axId val="43257856"/>
         <c:scaling>
           <c:orientation val="minMax"/>
         </c:scaling>
@@ -47737,7 +47771,7 @@
             <a:endParaRPr lang="en-US"/>
           </a:p>
         </c:txPr>
-        <c:crossAx val="255682432"/>
+        <c:crossAx val="43256064"/>
         <c:crosses val="autoZero"/>
         <c:crossBetween val="between"/>
       </c:valAx>
@@ -48010,11 +48044,11 @@
         </c:dLbls>
         <c:marker val="1"/>
         <c:smooth val="0"/>
-        <c:axId val="255697280"/>
-        <c:axId val="255698816"/>
+        <c:axId val="43291392"/>
+        <c:axId val="43292928"/>
       </c:lineChart>
       <c:catAx>
-        <c:axId val="255697280"/>
+        <c:axId val="43291392"/>
         <c:scaling>
           <c:orientation val="minMax"/>
         </c:scaling>
@@ -48057,7 +48091,7 @@
             <a:endParaRPr lang="en-US"/>
           </a:p>
         </c:txPr>
-        <c:crossAx val="255698816"/>
+        <c:crossAx val="43292928"/>
         <c:crosses val="autoZero"/>
         <c:auto val="1"/>
         <c:lblAlgn val="ctr"/>
@@ -48065,7 +48099,7 @@
         <c:noMultiLvlLbl val="0"/>
       </c:catAx>
       <c:valAx>
-        <c:axId val="255698816"/>
+        <c:axId val="43292928"/>
         <c:scaling>
           <c:orientation val="minMax"/>
         </c:scaling>
@@ -48116,7 +48150,7 @@
             <a:endParaRPr lang="en-US"/>
           </a:p>
         </c:txPr>
-        <c:crossAx val="255697280"/>
+        <c:crossAx val="43291392"/>
         <c:crosses val="autoZero"/>
         <c:crossBetween val="between"/>
       </c:valAx>
@@ -48396,11 +48430,11 @@
         </c:dLbls>
         <c:marker val="1"/>
         <c:smooth val="0"/>
-        <c:axId val="257920000"/>
-        <c:axId val="257925888"/>
+        <c:axId val="43716608"/>
+        <c:axId val="43717760"/>
       </c:lineChart>
       <c:catAx>
-        <c:axId val="257920000"/>
+        <c:axId val="43716608"/>
         <c:scaling>
           <c:orientation val="minMax"/>
         </c:scaling>
@@ -48443,7 +48477,7 @@
             <a:endParaRPr lang="en-US"/>
           </a:p>
         </c:txPr>
-        <c:crossAx val="257925888"/>
+        <c:crossAx val="43717760"/>
         <c:crosses val="autoZero"/>
         <c:auto val="1"/>
         <c:lblAlgn val="ctr"/>
@@ -48451,7 +48485,7 @@
         <c:noMultiLvlLbl val="0"/>
       </c:catAx>
       <c:valAx>
-        <c:axId val="257925888"/>
+        <c:axId val="43717760"/>
         <c:scaling>
           <c:orientation val="minMax"/>
         </c:scaling>
@@ -48502,7 +48536,7 @@
             <a:endParaRPr lang="en-US"/>
           </a:p>
         </c:txPr>
-        <c:crossAx val="257920000"/>
+        <c:crossAx val="43716608"/>
         <c:crosses val="autoZero"/>
         <c:crossBetween val="between"/>
       </c:valAx>
@@ -48845,7 +48879,7 @@
   <a:extraClrSchemeLst/>
   <a:extLst>
     <a:ext uri="{05A4C25C-085E-4340-85A3-A5531E510DB2}">
-      <thm15:themeFamily xmlns:thm15="http://schemas.microsoft.com/office/thememl/2012/main" xmlns="" name="Office Theme" id="{62F939B6-93AF-4DB8-9C6B-D6C7DFDC589F}" vid="{4A3C46E8-61CC-4603-A589-7422A47A8E4A}"/>
+      <thm15:themeFamily xmlns="" xmlns:thm15="http://schemas.microsoft.com/office/thememl/2012/main" name="Office Theme" id="{62F939B6-93AF-4DB8-9C6B-D6C7DFDC589F}" vid="{4A3C46E8-61CC-4603-A589-7422A47A8E4A}"/>
     </a:ext>
   </a:extLst>
 </a:theme>
@@ -48856,7 +48890,7 @@
 </file>
 
 <file path=customXml/itemProps1.xml><?xml version="1.0" encoding="utf-8"?>
-<ds:datastoreItem xmlns:ds="http://schemas.openxmlformats.org/officeDocument/2006/customXml" ds:itemID="{6032DF1F-63FF-42E9-AC34-954144B9721B}">
+<ds:datastoreItem xmlns:ds="http://schemas.openxmlformats.org/officeDocument/2006/customXml" ds:itemID="{36526101-19F3-4B8B-BD4C-84EFF8E8E338}">
   <ds:schemaRefs>
     <ds:schemaRef ds:uri="http://schemas.openxmlformats.org/officeDocument/2006/bibliography"/>
   </ds:schemaRefs>
